--- a/rapports/16_02_2026/ABD/coh_EQ9_sup_073201030106.docx
+++ b/rapports/16_02_2026/ABD/coh_EQ9_sup_073201030106.docx
@@ -25,7 +25,7 @@
         <w:br/>
         <w:t>Grappe: 073201030106</w:t>
         <w:br/>
-        <w:t>Date: 16/02/2026 a 12:41</w:t>
+        <w:t>Date: 16/02/2026 a 12:58</w:t>
       </w:r>
     </w:p>
     <w:p/>
@@ -6356,7 +6356,7 @@
         <w:rPr>
           <w:sz w:val="20"/>
         </w:rPr>
-        <w:t>- Le montant obtenus sur les services rendus par l'entreprise VENTE DE LÉGUMES au cours des 30 derniers jours ou durant le dernier mois où l'entreprise a fonctionné n'a pas été renseigné, prière de mettre de 0 si l'entreprise n'a pas rendu de service. Prière de renseigner les montants dans les champs (s10q46 s10q47 s10q48 s10q49 s10q50 s10q51 s10q52 s10q53 s10q54 s10q55 s10q56 s10q57), mettre 0 si l'entreprise VENTE DE LÉGUMES n'a pas effectué des dépenses ou faire des reventes des marchandises ou des produits ou rendre de service.Cette entreprise VENTE DE LÉGUMES dit avoir obtenu une valeur sur les marchandises vendu en etat, les marchandises vendu après transformation et les services rendus. Prière de corriger. Cette entreprise VENTE DE LÉGUMES dit avoir obtenu une valeur sur les marchandises vendu en etat et les marchandises vendu après transformation. L'entreprise VENTE DE LÉGUMES est généralement une entreprise commerciale ou de service dont elle ne depense pas en achat de matières premières.Elle ne transforme pas de produit donc ne peut pas obtenir un montant sur la vente des produits transformés (10.48 ou 10.49). Prière de mettre 0 pour ces questions si elles ne font pas de transformation. La main d'oeuvre familiale pour MAMAN KA ayant travaillé dans cette entreprise VENTE DE LÉGUMES aucours des 12 derniers mois n'est pas renseigner. Prière de reneigner toutes les informations qui lui concerne. La main d'oeuvre sariale de MAMAN KA ayant travaillé dans cette entreprise VENTE DE LÉGUMES aucours des 30 derniers jours n'est pas renseigner. Prière de reneigner toutes les informations qui lui concerne.</w:t>
+        <w:t>- Le montant obtenus sur les services rendus par l'entreprise VENTE DE LÉGUMES au cours des 30 derniers jours ou durant le dernier mois où l'entreprise a fonctionné n'a pas été renseigné, prière de mettre de 0 si l'entreprise n'a pas rendu de service. Prière de renseigner les montants dans les champs (s10q46 s10q47 s10q48 s10q49 s10q50 s10q51 s10q52 s10q53 s10q54 s10q55 s10q56 s10q57), mettre 0 si l'entreprise VENTE DE LÉGUMES n'a pas effectué des dépenses ou faire des reventes des marchandises ou des produits ou rendre de service.Cette entreprise VENTE DE LÉGUMES dit avoir obtenu une valeur sur les marchandises vendu en etat, les marchandises vendu après transformation et les services rendus. Prière de corriger. Cette entreprise VENTE DE LÉGUMES dit avoir obtenu une valeur sur les marchandises vendu en etat et les marchandises vendu après transformation. L'entreprise VENTE DE LÉGUMES est généralement une entreprise commerciale ou de service dont elle ne depense pas en achat de matières premières.Elle ne transforme pas de produit donc ne peut pas obtenir un montant sur la vente des produits transformés (10.48 ou 10.49). Prière de mettre 0 pour ces questions si elles ne font pas de transformation. La main d'oeuvre familiale pour ALE KA ayant travaillé dans cette entreprise VENTE DE LÉGUMES aucours des 12 derniers mois n'est pas renseigner. Prière de reneigner toutes les informations qui lui concerne. La main d'oeuvre sariale de ALE KA ayant travaillé dans cette entreprise VENTE DE LÉGUMES aucours des 30 derniers jours n'est pas renseigner. Prière de reneigner toutes les informations qui lui concerne.</w:t>
       </w:r>
     </w:p>
     <w:p>
@@ -6899,7 +6899,7 @@
         <w:br/>
         <w:t xml:space="preserve">- </w:t>
         <w:br/>
-        <w:t>- La section n'est pas renseignée pour AMETH BA, prière de la renseigner.</w:t>
+        <w:t>- La section n'est pas renseignée pour BINETA BA, prière de la renseigner.</w:t>
       </w:r>
     </w:p>
     <w:p>

--- a/rapports/16_02_2026/ABD/coh_EQ9_sup_073201030106.docx
+++ b/rapports/16_02_2026/ABD/coh_EQ9_sup_073201030106.docx
@@ -25,7 +25,7 @@
         <w:br/>
         <w:t>Grappe: 073201030106</w:t>
         <w:br/>
-        <w:t>Date: 16/02/2026 a 12:58</w:t>
+        <w:t>Date: 16/02/2026 a 13:06</w:t>
       </w:r>
     </w:p>
     <w:p/>
@@ -97,7 +97,7 @@
           </w:tcPr>
           <w:p>
             <w:r>
-              <w:t>10</w:t>
+              <w:t>12</w:t>
             </w:r>
           </w:p>
         </w:tc>
@@ -119,7 +119,7 @@
           </w:tcPr>
           <w:p>
             <w:r>
-              <w:t>31</w:t>
+              <w:t>27</w:t>
             </w:r>
           </w:p>
         </w:tc>
@@ -199,6 +199,70 @@
           </w:tcPr>
           <w:p>
             <w:r>
+              <w:t>Section2</w:t>
+            </w:r>
+          </w:p>
+        </w:tc>
+        <w:tc>
+          <w:tcPr>
+            <w:tcW w:type="dxa" w:w="3324"/>
+          </w:tcPr>
+          <w:p>
+            <w:r>
+              <w:t>Education</w:t>
+            </w:r>
+          </w:p>
+        </w:tc>
+        <w:tc>
+          <w:tcPr>
+            <w:tcW w:type="dxa" w:w="3324"/>
+          </w:tcPr>
+          <w:p>
+            <w:r>
+              <w:t>12</w:t>
+            </w:r>
+          </w:p>
+        </w:tc>
+      </w:tr>
+      <w:tr>
+        <w:tc>
+          <w:tcPr>
+            <w:tcW w:type="dxa" w:w="3324"/>
+          </w:tcPr>
+          <w:p>
+            <w:r>
+              <w:t>Section7b</w:t>
+            </w:r>
+          </w:p>
+        </w:tc>
+        <w:tc>
+          <w:tcPr>
+            <w:tcW w:type="dxa" w:w="3324"/>
+          </w:tcPr>
+          <w:p>
+            <w:r>
+              <w:t>Consommation alimentaire - 7 jours</w:t>
+            </w:r>
+          </w:p>
+        </w:tc>
+        <w:tc>
+          <w:tcPr>
+            <w:tcW w:type="dxa" w:w="3324"/>
+          </w:tcPr>
+          <w:p>
+            <w:r>
+              <w:t>12</w:t>
+            </w:r>
+          </w:p>
+        </w:tc>
+      </w:tr>
+      <w:tr>
+        <w:tc>
+          <w:tcPr>
+            <w:tcW w:type="dxa" w:w="3324"/>
+          </w:tcPr>
+          <w:p>
+            <w:r>
               <w:t>Section16a</w:t>
             </w:r>
           </w:p>
@@ -219,7 +283,7 @@
           </w:tcPr>
           <w:p>
             <w:r>
-              <w:t>10</w:t>
+              <w:t>12</w:t>
             </w:r>
           </w:p>
         </w:tc>
@@ -251,7 +315,7 @@
           </w:tcPr>
           <w:p>
             <w:r>
-              <w:t>9</w:t>
+              <w:t>10</w:t>
             </w:r>
           </w:p>
         </w:tc>
@@ -263,7 +327,7 @@
           </w:tcPr>
           <w:p>
             <w:r>
-              <w:t>Section2</w:t>
+              <w:t>Section10a</w:t>
             </w:r>
           </w:p>
         </w:tc>
@@ -273,7 +337,7 @@
           </w:tcPr>
           <w:p>
             <w:r>
-              <w:t>Education</w:t>
+              <w:t>Existence entreprise non agricole</w:t>
             </w:r>
           </w:p>
         </w:tc>
@@ -283,7 +347,7 @@
           </w:tcPr>
           <w:p>
             <w:r>
-              <w:t>9</w:t>
+              <w:t>10</w:t>
             </w:r>
           </w:p>
         </w:tc>
@@ -327,7 +391,7 @@
           </w:tcPr>
           <w:p>
             <w:r>
-              <w:t>Section10a</w:t>
+              <w:t>Section14</w:t>
             </w:r>
           </w:p>
         </w:tc>
@@ -337,7 +401,7 @@
           </w:tcPr>
           <w:p>
             <w:r>
-              <w:t>Existence entreprise non agricole</w:t>
+              <w:t>Chocs</w:t>
             </w:r>
           </w:p>
         </w:tc>
@@ -347,7 +411,7 @@
           </w:tcPr>
           <w:p>
             <w:r>
-              <w:t>8</w:t>
+              <w:t>9</w:t>
             </w:r>
           </w:p>
         </w:tc>
@@ -359,7 +423,7 @@
           </w:tcPr>
           <w:p>
             <w:r>
-              <w:t>Section14</w:t>
+              <w:t>Section19</w:t>
             </w:r>
           </w:p>
         </w:tc>
@@ -369,7 +433,7 @@
           </w:tcPr>
           <w:p>
             <w:r>
-              <w:t>Chocs</w:t>
+              <w:t>Equipements agricoles</w:t>
             </w:r>
           </w:p>
         </w:tc>
@@ -411,7 +475,7 @@
           </w:tcPr>
           <w:p>
             <w:r>
-              <w:t>6</w:t>
+              <w:t>7</w:t>
             </w:r>
           </w:p>
         </w:tc>
@@ -423,7 +487,7 @@
           </w:tcPr>
           <w:p>
             <w:r>
-              <w:t>Section4a</w:t>
+              <w:t>Section9c</w:t>
             </w:r>
           </w:p>
         </w:tc>
@@ -433,7 +497,7 @@
           </w:tcPr>
           <w:p>
             <w:r>
-              <w:t>Emploi</w:t>
+              <w:t>Depenses non-alimentaires - 30 jours</w:t>
             </w:r>
           </w:p>
         </w:tc>
@@ -443,71 +507,7 @@
           </w:tcPr>
           <w:p>
             <w:r>
-              <w:t>6</w:t>
-            </w:r>
-          </w:p>
-        </w:tc>
-      </w:tr>
-      <w:tr>
-        <w:tc>
-          <w:tcPr>
-            <w:tcW w:type="dxa" w:w="3324"/>
-          </w:tcPr>
-          <w:p>
-            <w:r>
-              <w:t>Section7b</w:t>
-            </w:r>
-          </w:p>
-        </w:tc>
-        <w:tc>
-          <w:tcPr>
-            <w:tcW w:type="dxa" w:w="3324"/>
-          </w:tcPr>
-          <w:p>
-            <w:r>
-              <w:t>Consommation alimentaire - 7 jours</w:t>
-            </w:r>
-          </w:p>
-        </w:tc>
-        <w:tc>
-          <w:tcPr>
-            <w:tcW w:type="dxa" w:w="3324"/>
-          </w:tcPr>
-          <w:p>
-            <w:r>
-              <w:t>6</w:t>
-            </w:r>
-          </w:p>
-        </w:tc>
-      </w:tr>
-      <w:tr>
-        <w:tc>
-          <w:tcPr>
-            <w:tcW w:type="dxa" w:w="3324"/>
-          </w:tcPr>
-          <w:p>
-            <w:r>
-              <w:t>Section9f</w:t>
-            </w:r>
-          </w:p>
-        </w:tc>
-        <w:tc>
-          <w:tcPr>
-            <w:tcW w:type="dxa" w:w="3324"/>
-          </w:tcPr>
-          <w:p>
-            <w:r>
-              <w:t>Depenses non-alimentaires - 12 mois</w:t>
-            </w:r>
-          </w:p>
-        </w:tc>
-        <w:tc>
-          <w:tcPr>
-            <w:tcW w:type="dxa" w:w="3324"/>
-          </w:tcPr>
-          <w:p>
-            <w:r>
-              <w:t>6</w:t>
+              <w:t>7</w:t>
             </w:r>
           </w:p>
         </w:tc>
@@ -850,7 +850,7 @@
         <w:rPr>
           <w:sz w:val="20"/>
         </w:rPr>
-        <w:t>- Prière de renseigner toutes les informations du ménage dans la section 0 avant d'entamer les autres informations. Vous avez declaré que le questionnaire est complètement fini mais le questionnaire est en statut partiel, prière de mettre le questionnaire en statut complet s'il est fini. L'adresse ou localisation du ménage doit être renseignée et ne doit pas contenir des numéros de téléphone. Prière de renseigner la bonne adresse.</w:t>
+        <w:t>- Le questionnaire semble ne pas être complètement fini mais le questionnaire est en statut complet, prière de compléter le questionnaire.</w:t>
       </w:r>
     </w:p>
     <w:p>
@@ -1004,7 +1004,7 @@
         <w:rPr>
           <w:sz w:val="20"/>
         </w:rPr>
-        <w:t>- Attention ! Le prix unitaire d'achat (100 Fcfa) de Poivre en Sachets (Petit) est relativement élevé par rapport aux autres prix observés dans cette zone. Prière de corriger ou de confirmer avec le QG. Avertissement!! La quantité (7 litre) du produit Huile d'arachide raffinée consommée  par le ménage semble très élevé, prière de corriger ou confirmer avec le QG. Avertissement!!! Le ménage a consommé 21 Paquet Petit de Thé en sachet, cette quantité semble anormale pour une consommation des 7 derniers jours.Prière de corriger ou de confirmer avec le QG. Avertissement!! le prix unitaire (125 Fcfa) de Thé en sachet (unité: Paquet) de taille Petit est très faible ou élevé. Prière de corriger ou de confirmer avec le QG. Incohérence!! Dans ce ménage, chaque individus consomme par jour 25.83911 Kg  de cereale; Prière de revoir les quantités prises de ces produits. Incohérence!! Dans ce ménage, chaque individus consomme par jour 25.83911 Kg  de cereale; Prière de revoir les quantités prises de ces produits.</w:t>
+        <w:t>- Attention ! Le prix unitaire d'achat (2400 Fcfa) de Pâte d'arachide en Kg (taille unique) est relativement élevé par rapport aux autres prix observés dans cette zone. Prière de corriger ou de confirmer avec le QG. Avertissement!! La quantité (5.25 litre) du produit Huile de soja  consommée  par le ménage semble très élevé, prière de corriger ou confirmer avec le QG. Avertissement!!! Le ménage a consommé 21 Paquet Petit de Thé en sachet, cette quantité semble anormale pour une consommation des 7 derniers jours.Prière de corriger ou de confirmer avec le QG. Avertissement!! le prix unitaire (125 Fcfa) de Thé en sachet (unité: Paquet) de taille Petit est très faible ou élevé. Prière de corriger ou de confirmer avec le QG. Incohérence!! Dans ce ménage, chaque individus consomme par jour 48.52429 Kg  de cereale; Prière de revoir les quantités prises de ces produits. Incohérence!! Dans ce ménage, chaque individus consomme par jour 48.52429 Kg  de cereale; Prière de revoir les quantités prises de ces produits.</w:t>
       </w:r>
     </w:p>
     <w:p>
@@ -1098,27 +1098,6 @@
           <w:color w:val="4672C4"/>
           <w:sz w:val="22"/>
         </w:rPr>
-        <w:t>&gt;&gt; Section12 - Actifs du menage</w:t>
-      </w:r>
-    </w:p>
-    <w:p>
-      <w:pPr>
-        <w:ind w:left="283"/>
-      </w:pPr>
-      <w:r>
-        <w:rPr>
-          <w:sz w:val="20"/>
-        </w:rPr>
-        <w:t>- Attention ! Appareil TV a été achété à 150000 Fcfa est relativement élevé par rapport aux autres prix d'achat observés dans cette zone. Prière de corriger ou de confirmer avec le QG.</w:t>
-      </w:r>
-    </w:p>
-    <w:p>
-      <w:r>
-        <w:rPr>
-          <w:b/>
-          <w:color w:val="4672C4"/>
-          <w:sz w:val="22"/>
-        </w:rPr>
         <w:t>&gt;&gt; Section14 - Chocs</w:t>
       </w:r>
     </w:p>
@@ -1151,32 +1130,9 @@
         <w:rPr>
           <w:sz w:val="20"/>
         </w:rPr>
-        <w:t xml:space="preserve">- La quantité de fumure appliquée dans la parcelle Pomme de Terre est de 98  qui semble élevé ou ne sait pas, prière de fournir d'effort pour estimer la quantité afin de corriger. La quantité d'utilisation d'urée dans la parcelle Pomme de Terre est de 100 Kilogramme et semble élevé, prière de corriger. Nous constatons que la question qui porte sur la mésure du champs de la parcelle Pomme de Terre n'a pas été renseigné, la collecte était-il encours ou s'agit-il de quoi ? prière de verifier et corriger. Le salaire d'un homme de 15ans et plus ayant travaillé sur la parcelle Pomme de Terre par jours au moment de la période de préparation du sol (labour) et des semis est de 60000 FCFA qui semble faible ou  élevé, prière de corriger. Le document légal (titre, acte, certificat etc. ) qui affirme votre possession de la parcelle Pomme de Terre est  et semble exister dans les modalités, prière de prendre attache avec le QG pour plus d'explication afin de la classer bien. </w:t>
+        <w:t xml:space="preserve">- La quantité de fumure appliquée dans la parcelle Pomme de Terre est de 98  qui semble élevé ou ne sait pas, prière de fournir d'effort pour estimer la quantité afin de corriger. La quantité d'utilisation d'urée dans la parcelle Pomme de Terre est de 100 Kilogramme et semble élevé, prière de corriger. Le salaire d'un homme de 15ans et plus ayant travaillé sur la parcelle Pomme de Terre par jours au moment de la période de préparation du sol (labour) et des semis est de 60000 FCFA qui semble faible ou  élevé, prière de corriger. Le document légal (titre, acte, certificat etc. ) qui affirme votre possession de la parcelle Pomme de Terre est  et semble exister dans les modalités, prière de prendre attache avec le QG pour plus d'explication afin de la classer bien. La raison principale de la non mesure de la parcelle Pomme de Terre est route impraticable pour acceder au champ et semble exister dans les modalités, prière de prendre attache avec le QG pour plus d'explication afin de la classer bien. </w:t>
         <w:br/>
-        <w:t>- La quantité de fumure appliquée dans la parcelle Pomme de Terre est de 98  qui semble élevé ou ne sait pas, prière de fournir d'effort pour estimer la quantité afin de corriger. Le nombre d'application des engrais inorganiques dans la parcelle Pomme de Terre est de  5 fois qui semble élevé ou faible, prière de corriger. La quantité d'utilisation d'urée dans la parcelle Pomme de Terre est de 1000 Kilogramme et semble élevé, prière de corriger. Le salaire d'un homme de 15ans et plus ayant travaillé sur la parcelle Pomme de Terre par jours au moment de la période de préparation du sol (labour) et des semis est de 60000 FCFA qui semble faible ou  élevé, prière de corriger. La superficie de la parcelle Pomme de Terre selon les mesures GPS est de 1 hectare et celle donnée par l'exploitant est de 1 qui sont identique, comment cela pourrait-il se faire prière de corriger. Le document légal (titre, acte, certificat etc. ) qui affirme votre possession de la parcelle Pomme de Terre est  et semble exister dans les modalités, prière de prendre attache avec le QG pour plus d'explication afin de la classer bien.</w:t>
-      </w:r>
-    </w:p>
-    <w:p>
-      <w:r>
-        <w:rPr>
-          <w:b/>
-          <w:color w:val="4672C4"/>
-          <w:sz w:val="22"/>
-        </w:rPr>
-        <w:t>&gt;&gt; Section16b - Couts des intrants agricoles</w:t>
-      </w:r>
-    </w:p>
-    <w:p>
-      <w:pPr>
-        <w:ind w:left="283"/>
-      </w:pPr>
-      <w:r>
-        <w:rPr>
-          <w:sz w:val="20"/>
-        </w:rPr>
-        <w:t xml:space="preserve">- Quantité totale de [INTRANT] utilisée trop élevé, veuillez vérifier. </w:t>
-        <w:br/>
-        <w:t>- Quantité totale de [INTRANT] utilisée trop élevé, veuillez vérifier.</w:t>
+        <w:t>- La quantité de fumure appliquée dans la parcelle Pomme de Terre est de 98  qui semble élevé ou ne sait pas, prière de fournir d'effort pour estimer la quantité afin de corriger. Le nombre d'application des engrais inorganiques dans la parcelle Pomme de Terre est de  5 fois qui semble élevé ou faible, prière de corriger. La quantité d'utilisation d'urée dans la parcelle Pomme de Terre est de 1000 Kilogramme et semble élevé, prière de corriger. Le salaire d'un homme de 15ans et plus ayant travaillé sur la parcelle Pomme de Terre par jours au moment de la période de préparation du sol (labour) et des semis est de 60000 FCFA qui semble faible ou  élevé, prière de corriger. Le document légal (titre, acte, certificat etc. ) qui affirme votre possession de la parcelle Pomme de Terre est  et semble exister dans les modalités, prière de prendre attache avec le QG pour plus d'explication afin de la classer bien. La raison principale de la non mesure de la parcelle Pomme de Terre est route impraticable pour acceder au champ et semble exister dans les modalités, prière de prendre attache avec le QG pour plus d'explication afin de la classer bien.</w:t>
       </w:r>
     </w:p>
     <w:p>
@@ -1556,7 +1512,7 @@
         <w:rPr>
           <w:sz w:val="20"/>
         </w:rPr>
-        <w:t>- Prière de renseigner toutes les informations du ménage dans la section 0 avant d'entamer les autres informations. Vous avez declaré que le questionnaire est complètement fini mais le questionnaire est en statut partiel, prière de mettre le questionnaire en statut complet s'il est fini. L'adresse ou localisation du ménage doit être renseignée et ne doit pas contenir des numéros de téléphone. Prière de renseigner la bonne adresse.</w:t>
+        <w:t>- Le questionnaire semble ne pas être complètement fini mais le questionnaire est en statut complet, prière de compléter le questionnaire.</w:t>
       </w:r>
     </w:p>
     <w:p>
@@ -1647,8 +1603,6 @@
         <w:rPr>
           <w:sz w:val="20"/>
         </w:rPr>
-        <w:t xml:space="preserve">- Incohérence! MOUSSA BA  evolue dans l'agriculture mais est  considéré comme salarié ou stagiaire/apprenti non renuméré, prière de revoir la question s04q46 et corriger. </w:t>
-        <w:br/>
         <w:t xml:space="preserve">- Avertissement!!! OUSMANE MAY BA enquêté dans l'emploi principale n'a pas declaré son salaire prière de fournir plus d'effort pour lui demander son salire, vous pouvez utiliser des stratégies pour faire une estimation ou demander des conseils au QG. Avertissement!!! OUSMANE MAY BA enquêté dans l'emploi principale n'a pas declaré son revenu prière de fournir plus d'effort pour lui demander son revenu, vous pouvez utiliser des stratégies pour faire une estimation ou demander des conseils au QG. </w:t>
         <w:br/>
         <w:t xml:space="preserve">- Avertissement!!! OUSSEYNOU BA enquêté dans l'emploi principale n'a pas declaré son salaire prière de fournir plus d'effort pour lui demander son salire, vous pouvez utiliser des stratégies pour faire une estimation ou demander des conseils au QG. Avertissement!!! OUSSEYNOU BA enquêté dans l'emploi principale n'a pas declaré son revenu prière de fournir plus d'effort pour lui demander son revenu, vous pouvez utiliser des stratégies pour faire une estimation ou demander des conseils au QG. </w:t>
@@ -1674,7 +1628,7 @@
         <w:rPr>
           <w:sz w:val="20"/>
         </w:rPr>
-        <w:t>- Attention ! Le prix unitaire d'achat (100 Fcfa) de Piment séché en Sachets (Petit) est relativement élevé par rapport aux autres prix observés dans cette zone. Prière de corriger ou de confirmer avec le QG. Attention ! Le prix unitaire d'achat (100 Fcfa) de Poivre en Sachets (Petit) est relativement élevé par rapport aux autres prix observés dans cette zone. Prière de corriger ou de confirmer avec le QG. Avertissement!! La quantité (7 litre) du produit Huile d'arachide raffinée consommée  par le ménage semble très élevé, prière de corriger ou confirmer avec le QG. Avertissement!!! Le ménage a consommé 7 Paquet Petit de Thé en sachet, cette quantité semble anormale pour une consommation des 7 derniers jours.Prière de corriger ou de confirmer avec le QG. Avertissement!! le prix unitaire (100 Fcfa) de Thé en sachet (unité: Paquet) de taille Petit est très faible ou élevé. Prière de corriger ou de confirmer avec le QG. Avertissement!!! Le ménage a consommé 8 Pièce Petit de Escargots, cette quantité semble anormale pour une consommation des 7 derniers jours.Prière de corriger ou de confirmer avec le QG. Avertissement!!! Le ménage a consommé 9 Pièce Moyen de Capitaine frais, cette quantité semble anormale pour une consommation des 7 derniers jours.Prière de corriger ou de confirmer avec le QG. Incohérence!! Dans ce ménage, chaque individus consomme par jour 30.27 Kg  de cereale; Prière de revoir les quantités prises de ces produits.</w:t>
+        <w:t>- Attention ! Le prix unitaire d'achat (100 Fcfa) de Piment frais en Pièce (Moyen) est relativement élevé par rapport aux autres prix observés dans cette zone. Prière de corriger ou de confirmer avec le QG. Avertissement!! La quantité (7 litre) du produit Huile d'arachide raffinée consommée  par le ménage semble très élevé, prière de corriger ou confirmer avec le QG. Avertissement!!! Le ménage a consommé 7 Paquet Petit de Thé en sachet, cette quantité semble anormale pour une consommation des 7 derniers jours.Prière de corriger ou de confirmer avec le QG. Avertissement!! le prix unitaire (100 Fcfa) de Thé en sachet (unité: Paquet) de taille Petit est très faible ou élevé. Prière de corriger ou de confirmer avec le QG. Avertissement!!! Le ménage a consommé 8 Pièce Petit de Escargots, cette quantité semble anormale pour une consommation des 7 derniers jours.Prière de corriger ou de confirmer avec le QG. Avertissement!!! Le ménage a consommé 9 Pièce Moyen de Capitaine frais, cette quantité semble anormale pour une consommation des 7 derniers jours.Prière de corriger ou de confirmer avec le QG. Incohérence!! Dans ce ménage, chaque individus consomme par jour 48.86127 Kg  de cereale; Prière de revoir les quantités prises de ces produits.</w:t>
       </w:r>
     </w:p>
     <w:p>
@@ -1716,7 +1670,7 @@
         <w:rPr>
           <w:sz w:val="20"/>
         </w:rPr>
-        <w:t>- Avertissement!!! Le ménage de ##N/A## a comme taille 9 personnes dont ils vivent à THIES Rural et aucune d'entre ne possède une entreprise non agricole, prière de revoir cette partie de la section 10 de ce menage.</w:t>
+        <w:t>- Avertissement!!! Le ménage de VIEUX BA a comme taille 9 personnes dont ils vivent à THIES Rural et aucune d'entre ne possède une entreprise non agricole, prière de revoir cette partie de la section 10 de ce menage.</w:t>
       </w:r>
     </w:p>
     <w:p>
@@ -1804,7 +1758,32 @@
         <w:rPr>
           <w:sz w:val="20"/>
         </w:rPr>
-        <w:t>- La section 16 du ménage de ##N/A## n'est pas renseigné, prière de renseigner.</w:t>
+        <w:t xml:space="preserve">- Avertissement!! Le champs a comme nom (Champ1) qui ne semble pas être un bon nom ou contient des lettres, prière de mettre le vrai nom du champs. La quantité d'utilisation de NPK dans la parcelle OIGNON est de 100 Kilogramme et semble élevé, prière de corriger. Le salaire d'un homme de 15ans et plus ayant travaillé sur la parcelle OIGNON par jours au moment de la période de préparation du sol (labour) et des semis est de 20000 FCFA qui semble faible ou  élevé, prière de corriger. La raison principale de la non mesure de la parcelle OIGNON est route impraticable pour acceder au champ et semble exister dans les modalités, prière de prendre attache avec le QG pour plus d'explication afin de la classer bien. </w:t>
+        <w:br/>
+        <w:t>- Avertissement!! Le champs a comme nom (Champ1) qui ne semble pas être un bon nom ou contient des lettres, prière de mettre le vrai nom du champs. Le nombre de jour passés au préparation du sol et des semis ou au sarclage et l'entretien du sol ou aux récoltes d'un membre du ménage est trop élevé, veuillez revoir. Le salaire total payé de toutes catégories confondues par le ménage VIEUX BA pour la main-d'oeuvre non-familiale sur la parcelle OIGNON au cours de la campagne pour la période des récoltes est de 0 qui semble élevé ou faible. Merci de corriger. Le salaire d'un homme de 15ans et plus ayant travaillé sur la parcelle OIGNON par jours au moment de la période de préparation du sol (labour) et des semis est de 20000 FCFA qui semble faible ou  élevé, prière de corriger. La raison principale de la non mesure de la parcelle OIGNON est route impraticable pour acceder au champ et semble exister dans les modalités, prière de prendre attache avec le QG pour plus d'explication afin de la classer bien.</w:t>
+      </w:r>
+    </w:p>
+    <w:p>
+      <w:r>
+        <w:rPr>
+          <w:b/>
+          <w:color w:val="4672C4"/>
+          <w:sz w:val="22"/>
+        </w:rPr>
+        <w:t>&gt;&gt; Section16c - Cultures</w:t>
+      </w:r>
+    </w:p>
+    <w:p>
+      <w:pPr>
+        <w:ind w:left="283"/>
+      </w:pPr>
+      <w:r>
+        <w:rPr>
+          <w:sz w:val="20"/>
+        </w:rPr>
+        <w:t xml:space="preserve">- La surface qui reste à récolter depasse les 50% et vous dite à la question 16C.13 que La surface récoltée était plus petite que la surface plantée sur cette parcelle, prière de regarder cette incoherence ou confirmer merci. La surface récoltée est plus petite que la surface plantée sur cette parcelle (16C.13=OUI) et le pourcentage de la parcelle qui a été perdue est de 0%, cela étant impossible prière de corriger merci. </w:t>
+        <w:br/>
+        <w:t>- Le pourcentage qui reste à recolter pour ces cultures est de 100% c'est-à-dire que la recolte n'a pas commencé pour ces cultures, prière de regarder les questions (s16Cq11 s16Cq12) ou corriger.</w:t>
       </w:r>
     </w:p>
     <w:p>
@@ -2140,7 +2119,7 @@
         <w:rPr>
           <w:sz w:val="20"/>
         </w:rPr>
-        <w:t>- Prière de renseigner toutes les informations du ménage dans la section 0 avant d'entamer les autres informations. Vous avez declaré que le questionnaire est complètement fini mais le questionnaire est en statut partiel, prière de mettre le questionnaire en statut complet s'il est fini.</w:t>
+        <w:t>- Le questionnaire semble ne pas être complètement fini mais le questionnaire est en statut complet, prière de compléter le questionnaire.</w:t>
       </w:r>
     </w:p>
     <w:p>
@@ -2225,7 +2204,7 @@
         <w:rPr>
           <w:sz w:val="20"/>
         </w:rPr>
-        <w:t xml:space="preserve">- Attention ! Le nombre de jours que GALLO KA a travaillés par mois semble être inférieur à 15. Veuillez, s'il vous plaît, confirmer cette information.  Incohérence! GALLO KA  evolue dans l'agriculture mais est  considéré comme salarié ou stagiaire/apprenti non renuméré, prière de revoir la question s04q46 et corriger. </w:t>
+        <w:t xml:space="preserve">- Attention ! Le nombre de jours que GALLO KA a travaillés par mois semble être inférieur à 15. Veuillez, s'il vous plaît, confirmer cette information. </w:t>
         <w:br/>
         <w:t>- Prière de changer la branche d'activité de DJIBI KA, les agriculteurs dont leurs cultures est principalement destiné à la consommation du ménage sont des (Agriculteurs, subsistances) et ceux qui le font avec l'élevage sont des (Agriculteurs et eleveurs, subsistances)</w:t>
       </w:r>
@@ -2269,7 +2248,7 @@
         <w:rPr>
           <w:sz w:val="20"/>
         </w:rPr>
-        <w:t>- Attention ! Le prix unitaire d'achat (100 Fcfa) de Piment séché en Sachets (Tres petit) est relativement élevé par rapport aux autres prix observés dans cette zone. Prière de corriger ou de confirmer avec le QG. Attention ! Le prix unitaire d'achat (100 Fcfa) de Poivre en Sachets (Petit) est relativement élevé par rapport aux autres prix observés dans cette zone. Prière de corriger ou de confirmer avec le QG. Avertissement!! La quantité (7 litre) du produit Huile d'arachide raffinée consommée  par le ménage semble très élevé, prière de corriger ou confirmer avec le QG. Avertissement!!! Le ménage a consommé 0.12 Kg taille unique de Lait en poudre, cette quantité semble anormale pour une consommation des 7 derniers jours. prière de corriger ou de confirmer avec le QG. Attention ! Le prix unitaire d'achat (4166.667 Fcfa) de Lait en poudre en Kg (taille unique) est relativement élevé par rapport aux autres prix observés dans cette zone. Prière de corriger ou de confirmer avec le QG. Avertissement!!! Le ménage a consommé 14 Paquet Petit de Thé en sachet, cette quantité semble anormale pour une consommation des 7 derniers jours.Prière de corriger ou de confirmer avec le QG. Avertissement!! le prix unitaire (100 Fcfa) de Thé en sachet (unité: Paquet) de taille Petit est très faible ou élevé. Prière de corriger ou de confirmer avec le QG. Attention ! Soupçons de quantité anormale! Le ménage de DJIBI KA avec une taille de 7 personnes a consommé 14 Paquet en Petit de Thé en sachet qui est relativement élevé comme consommation par rapport à la condition de vie des autres ménages de même taille dans cette zone. Prière de corriger ou de confirmer avec le QG. Avertissement!!! Le ménage a consommé 9 Pièce Moyen de Capitaine frais, cette quantité semble anormale pour une consommation des 7 derniers jours.Prière de corriger ou de confirmer avec le QG. Avertissement!!! Le ménage a consommé 9 Pièce Petit de Escargots, cette quantité semble anormale pour une consommation des 7 derniers jours.Prière de corriger ou de confirmer avec le QG. Attention ! Le prix unitaire d'achat (150 Fcfa) de Escargots en Pièce (Petit) est relativement élevé par rapport aux autres prix observés dans cette zone. Prière de corriger ou de confirmer avec le QG. Avertissement!!! Le ménage a consommé 9 Pièce Petit de Silure séché, cette quantité semble anormale pour une consommation des 7 derniers jours.Prière de corriger ou de confirmer avec le QG. Avertissement!!!Le ménage a consommé 49 miche de Petit de Pain moderne (Baguette)  ce qui semble incoherent pour une consommation aucours des 7 derniers jours, prière de verifier et corriger. Incohérence!! Dans ce ménage, chaque individus consomme par jour 10.68102 Kg  de cereale; Prière de revoir les quantités prises de ces produits.</w:t>
+        <w:t>- Attention ! Le prix unitaire d'achat (100 Fcfa) de Piment séché en Sachets (Tres petit) est relativement élevé par rapport aux autres prix observés dans cette zone. Prière de corriger ou de confirmer avec le QG. Attention ! Le prix unitaire d'achat (4166.667 Fcfa) de Lait en poudre en Kg (taille unique) est relativement élevé par rapport aux autres prix observés dans cette zone. Prière de corriger ou de confirmer avec le QG. Avertissement!! La quantité (3.75 litre) du produit Huile de soja  consommée  par le ménage semble très élevé, prière de corriger ou confirmer avec le QG. Avertissement!!! Le ménage a consommé 14 Paquet Petit de Thé en sachet, cette quantité semble anormale pour une consommation des 7 derniers jours.Prière de corriger ou de confirmer avec le QG. Avertissement!! le prix unitaire (100 Fcfa) de Thé en sachet (unité: Paquet) de taille Petit est très faible ou élevé. Prière de corriger ou de confirmer avec le QG. Attention ! Soupçons de quantité anormale! Le ménage de DJIBI KA avec une taille de 7 personnes a consommé 14 Paquet en Petit de Thé en sachet qui est relativement élevé comme consommation par rapport à la condition de vie des autres ménages de même taille dans cette zone. Prière de corriger ou de confirmer avec le QG. Avertissement!!! Le ménage a consommé 9 Pièce Moyen de Capitaine frais, cette quantité semble anormale pour une consommation des 7 derniers jours.Prière de corriger ou de confirmer avec le QG. Avertissement!!! Le ménage a consommé 9 Pièce Petit de Escargots, cette quantité semble anormale pour une consommation des 7 derniers jours.Prière de corriger ou de confirmer avec le QG. Attention ! Le prix unitaire d'achat (150 Fcfa) de Escargots en Pièce (Petit) est relativement élevé par rapport aux autres prix observés dans cette zone. Prière de corriger ou de confirmer avec le QG. Avertissement!!! Le ménage a consommé 9 Pièce Petit de Silure séché, cette quantité semble anormale pour une consommation des 7 derniers jours.Prière de corriger ou de confirmer avec le QG. Avertissement!!!Le ménage a consommé 49 miche de Petit de Pain moderne (Baguette)  ce qui semble incoherent pour une consommation aucours des 7 derniers jours, prière de verifier et corriger. Incohérence!! Dans ce ménage, chaque individus consomme par jour 21.72184 Kg  de cereale; Prière de revoir les quantités prises de ces produits.</w:t>
       </w:r>
     </w:p>
     <w:p>
@@ -2422,7 +2401,7 @@
         <w:rPr>
           <w:sz w:val="20"/>
         </w:rPr>
-        <w:t>- La quantité de fumure appliquée dans la parcelle Ognons est de 98  qui semble élevé ou ne sait pas, prière de fournir d'effort pour estimer la quantité afin de corriger. La quantité d'utilisation de NPK dans la parcelle Ognons est de 200 Kilogramme et semble élevé, prière de corriger. Le nombre de femme de 15 ans et plus (25) non membre du ménage de DJIBI KA ayant travaillé dans la parcelle Ognons pour la pour la période des récoltes semble élevé, prière de corriger. Le salaire total payé de toutes catégories confondues par le ménage DJIBI KA pour la main-d'oeuvre non-familiale sur la parcelle Ognons au cours de la campagne pour la période de préparation du sol (labour) et des semis est de 100000 qui semble élevé ou faible. Merci de corriger. Le nombre de personnes toutes catégories confondues des main-d'oeuvre non-familiale sur la parcelle Ognons au cours de la campagne pour la période des récoltes est de 25 personnes qui semble faible ou élevé. Merci de corriger. Le salaire total payé de toutes catégories confondues par le ménage DJIBI KA pour la main-d'oeuvre non-familiale sur la parcelle Ognons au cours de la campagne pour la période des récoltes est de 0 qui semble élevé ou faible. Merci de corriger. Le salaire d'un homme de 15ans et plus ayant travaillé sur la parcelle Ognons par jours au moment de la période de préparation du sol (labour) et des semis est de 100000 FCFA qui semble faible ou  élevé, prière de corriger. La superficie de la parcelle Ognons selon les mesures GPS est de 100 hectare qui semble élevé ou faible, prière de corriger. Le document légal (titre, acte, certificat etc. ) qui affirme votre possession de la parcelle Ognons est  et semble exister dans les modalités, prière de prendre attache avec le QG pour plus d'explication afin de la classer bien.</w:t>
+        <w:t>- La quantité de fumure appliquée dans la parcelle Oignon est de 98  qui semble élevé ou ne sait pas, prière de fournir d'effort pour estimer la quantité afin de corriger. La quantité d'utilisation de NPK dans la parcelle Oignon est de 200 Kilogramme et semble élevé, prière de corriger. Le nombre de femme de 15 ans et plus (25) non membre du ménage de DJIBI KA ayant travaillé dans la parcelle Oignon pour la pour la période des récoltes semble élevé, prière de corriger. Le salaire total payé de toutes catégories confondues par le ménage DJIBI KA pour la main-d'oeuvre non-familiale sur la parcelle Oignon au cours de la campagne pour la période de préparation du sol (labour) et des semis est de 100000 qui semble élevé ou faible. Merci de corriger. Le nombre de personnes toutes catégories confondues des main-d'oeuvre non-familiale sur la parcelle Oignon au cours de la campagne pour la période des récoltes est de 25 personnes qui semble faible ou élevé. Merci de corriger. Le salaire total payé de toutes catégories confondues par le ménage DJIBI KA pour la main-d'oeuvre non-familiale sur la parcelle Oignon au cours de la campagne pour la période des récoltes est de 0 qui semble élevé ou faible. Merci de corriger. Le salaire d'un homme de 15ans et plus ayant travaillé sur la parcelle Oignon par jours au moment de la période de préparation du sol (labour) et des semis est de 100000 FCFA qui semble faible ou  élevé, prière de corriger. Le document légal (titre, acte, certificat etc. ) qui affirme votre possession de la parcelle Oignon est  et semble exister dans les modalités, prière de prendre attache avec le QG pour plus d'explication afin de la classer bien. La raison principale de la non mesure de la parcelle Oignon est route impraticable pour acceder au champ et semble exister dans les modalités, prière de prendre attache avec le QG pour plus d'explication afin de la classer bien.</w:t>
       </w:r>
     </w:p>
     <w:p>
@@ -2443,13 +2422,11 @@
         <w:rPr>
           <w:sz w:val="20"/>
         </w:rPr>
-        <w:t xml:space="preserve">- Attention ! Fourchette a été revendu à 12000 Fcfa qui est relativement élevé par rapport aux autres prix de revente observés dans cette zone. Prière de corriger ou de confirmer avec le QG. </w:t>
-        <w:br/>
-        <w:t xml:space="preserve">- Attention ! Houe/daba/hilaire a été revendu à 2000 Fcfa qui est relativement élevé par rapport aux autres prix de revente observés dans cette zone. Prière de corriger ou de confirmer avec le QG. </w:t>
+        <w:t xml:space="preserve">- Attention ! Fourchette a été achété à 12000 Fcfa est relativement élevé par rapport aux autres prix d'achat observés dans cette zone. Prière de corriger ou de confirmer avec le QG. Attention ! Fourchette a été revendu à 12000 Fcfa qui est relativement élevé par rapport aux autres prix de revente observés dans cette zone. Prière de corriger ou de confirmer avec le QG. </w:t>
         <w:br/>
         <w:t xml:space="preserve">- Attention ! Machette a été revendu à 5000 Fcfa qui est relativement élevé par rapport aux autres prix de revente observés dans cette zone. Prière de corriger ou de confirmer avec le QG. </w:t>
         <w:br/>
-        <w:t>- Attention ! Râteau a été revendu à 6000 Fcfa qui est relativement élevé par rapport aux autres prix de revente observés dans cette zone. Prière de corriger ou de confirmer avec le QG.</w:t>
+        <w:t>- Attention ! Râteau a été achété à 6000 Fcfa est relativement élevé par rapport aux autres prix d'achat observés dans cette zone. Prière de corriger ou de confirmer avec le QG. Attention ! Râteau a été revendu à 6000 Fcfa qui est relativement élevé par rapport aux autres prix de revente observés dans cette zone. Prière de corriger ou de confirmer avec le QG.</w:t>
       </w:r>
     </w:p>
     <w:p>
@@ -2789,7 +2766,7 @@
         <w:br/>
         <w:t xml:space="preserve">- Les informations sur l'acte de naissance (ni Jours, ni mois et ni années) de  ABASS KA  manquent, s'il vous plait pouvez-vous fournir d'effort pour avoir ces informations. Le mois de l'enfant ( ABASS KA ) n'est pas connu mais vous avez declaré en s01q04a le nombre de mois, prière de changer NSP au niveau de s01q03b. </w:t>
         <w:br/>
-        <w:t xml:space="preserve">- Les informations sur l'acte de naissance (ni Jours, ni mois et ni années) de  ABDOU KA  manquent, s'il vous plait pouvez-vous fournir d'effort pour avoir ces informations. Avertissement!! L'âge (16) ans du premier mariage de ABDOU KA semble incoherent. Prière de vérifier cette information auprès de l'enquêté et de corriger si nécessaire. Attention ! Le montant (5000 Fcfa) dépensé ou reçu en cadeau pour les recharges internet ou de forfaits de données mobiles(hors appels vocaux), aucours des 30 derniers jours de  ABDOU KA est relativement élevé par rapport aux autres montants depansés observés dans cette zone. Prière de corriger ou de confirmer avec le QG. </w:t>
+        <w:t xml:space="preserve">- Les informations sur l'acte de naissance (ni Jours, ni mois et ni années) de  ABDOU KA  manquent, s'il vous plait pouvez-vous fournir d'effort pour avoir ces informations. Avertissement!! L'âge (16) ans du premier mariage de ABDOU KA semble incoherent. Prière de vérifier cette information auprès de l'enquêté et de corriger si nécessaire. </w:t>
         <w:br/>
         <w:t xml:space="preserve">- Les informations sur l'acte de naissance (ni Jours, ni mois et ni années) de  MARIAMA KA  manquent, s'il vous plait pouvez-vous fournir d'effort pour avoir ces informations. </w:t>
         <w:br/>
@@ -2933,7 +2910,7 @@
         <w:rPr>
           <w:sz w:val="20"/>
         </w:rPr>
-        <w:t>- La dernière fois que vous avez acheté Poulet sur pied est chez un voisin et semble exister dans les modalités, prière de prendre attache avec le QG pour plus d'explication afin de la classer bien. Attention ! Le prix unitaire d'achat (100 Fcfa) de Café moulu en Sachets (Petit) est relativement faible par rapport aux autres prix observés dans cette zone. Prière de corriger ou de confirmer avec le QG. Attention ! Le prix unitaire d'achat (25 Fcfa) de Cube alimentaire (Maggi, Jumbo, ) en Cube (Petit) est relativement faible par rapport aux autres prix observés dans cette zone. Prière de corriger ou de confirmer avec le QG. Attention ! Le prix unitaire d'achat (33.33333 Fcfa) de Carotte en Pièce (Moyen) est relativement faible par rapport aux autres prix observés dans cette zone. Prière de corriger ou de confirmer avec le QG. Attention ! Le prix unitaire d'achat (50 Fcfa) de Aubergine   en Pièce (Moyen) est relativement faible par rapport aux autres prix observés dans cette zone. Prière de corriger ou de confirmer avec le QG. Attention ! Le prix unitaire d'achat (50 Fcfa) de Patate douce en Pièce (Moyen) est relativement faible par rapport aux autres prix observés dans cette zone. Prière de corriger ou de confirmer avec le QG. Attention ! Le prix unitaire d'achat (50 Fcfa) de Tamarin noir en Sachets (Petit) est relativement faible par rapport aux autres prix observés dans cette zone. Prière de corriger ou de confirmer avec le QG. Attention ! Le prix unitaire d'achat (700 Fcfa) de Sucre en poudre  en Kg (taille unique) est relativement élevé par rapport aux autres prix observés dans cette zone. Prière de corriger ou de confirmer avec le QG. Avertissement!! La quantité (5 litre) du produit Huile d'arachide raffinée consommée  par le ménage semble très élevé, prière de corriger ou confirmer avec le QG. Avertissement!!! Le ménage a consommé 13 Boite (Autre que la boite/pot de tomate) Petit de Thé en sachet, cette quantité semble anormale pour une consommation des 7 derniers jours.Les ménages consomment géneralement en sachet ou en paquet, prière de corriger ou de confirmer avec le QG. Incohérence!! Dans ce ménage, chaque individus consomme par jour 32.09306 Kg  de cereale; Prière de revoir les quantités prises de ces produits. Attention ! Le prix unitaire d'achat (400 Fcfa) de Riz local Gambiaka en Kg (taille unique) est relativement élevé par rapport aux autres prix observés dans cette zone. Prière de corriger ou de confirmer avec le QG. Attention ! Soupçons de quantité anormale! Le ménage de MAGUETTE KA avec une taille de 7 personnes a consommé 21 Kg en taille unique de Riz local Gambiaka qui est relativement élevé comme consommation par rapport à la condition de vie des autres ménages de même taille dans cette zone. Prière de corriger ou de confirmer avec le QG.</w:t>
+        <w:t>- La dernière fois que vous avez acheté Poulet sur pied est chez un voisin et semble exister dans les modalités, prière de prendre attache avec le QG pour plus d'explication afin de la classer bien. Attention ! Le prix unitaire d'achat (25 Fcfa) de Cube alimentaire (Maggi, Jumbo, ) en Cube (Petit) est relativement faible par rapport aux autres prix observés dans cette zone. Prière de corriger ou de confirmer avec le QG. Attention ! Le prix unitaire d'achat (33.33333 Fcfa) de Carotte en Pièce (Moyen) est relativement faible par rapport aux autres prix observés dans cette zone. Prière de corriger ou de confirmer avec le QG. Attention ! Le prix unitaire d'achat (50 Fcfa) de Aubergine   en Pièce (Moyen) est relativement faible par rapport aux autres prix observés dans cette zone. Prière de corriger ou de confirmer avec le QG. Attention ! Soupçons de quantité anormale! Le ménage de MAGUETTE KA avec une taille de 7 personnes a consommé 14 Sachets en Petit de Tamarin noir qui est relativement élevé comme consommation par rapport à la condition de vie des autres ménages de même taille dans cette zone. Prière de corriger ou de confirmer avec le QG. Attention ! Soupçons de quantité anormale! Le ménage de MAGUETTE KA avec une taille de 7 personnes a consommé 14 Sachets en Tres petit de Piment séché qui est relativement élevé comme consommation par rapport à la condition de vie des autres ménages de même taille dans cette zone. Prière de corriger ou de confirmer avec le QG. Attention ! Soupçons de quantité anormale! Le ménage de MAGUETTE KA avec une taille de 7 personnes a consommé 18 Morceau (Portion) en Moyen de Manioc en tubercules qui est relativement élevé comme consommation par rapport à la condition de vie des autres ménages de même taille dans cette zone. Prière de corriger ou de confirmer avec le QG. Attention ! Soupçons de quantité anormale! Le ménage de MAGUETTE KA avec une taille de 7 personnes a consommé 4 Sachets en Tres petit de Sel qui est relativement élevé comme consommation par rapport à la condition de vie des autres ménages de même taille dans cette zone. Prière de corriger ou de confirmer avec le QG. Avertissement!! La quantité (5 litre) du produit Huile d'arachide raffinée consommée  par le ménage semble très élevé, prière de corriger ou confirmer avec le QG. Avertissement!!! Le ménage a consommé 13 Boite (Autre que la boite/pot de tomate) Petit de Thé en sachet, cette quantité semble anormale pour une consommation des 7 derniers jours.Les ménages consomment géneralement en sachet ou en paquet, prière de corriger ou de confirmer avec le QG. Incohérence!! Dans ce ménage, chaque individus consomme par jour 56.73306 Kg  de cereale; Prière de revoir les quantités prises de ces produits.</w:t>
       </w:r>
     </w:p>
     <w:p>
@@ -3017,7 +2994,7 @@
         <w:rPr>
           <w:sz w:val="20"/>
         </w:rPr>
-        <w:t>- Attention ! Lit a été achété à 500000 Fcfa est relativement élevé par rapport aux autres prix d'achat observés dans cette zone. Prière de corriger ou de confirmer avec le QG. Attention ! Lit a été revendu à 500000 Fcfa qui est relativement élevé par rapport aux autres prix de revente observés dans cette zone. Prière de corriger ou de confirmer avec le QG.</w:t>
+        <w:t>- Attention ! Lit a été revendu à 500000 Fcfa qui est relativement élevé par rapport aux autres prix de revente observés dans cette zone. Prière de corriger ou de confirmer avec le QG.</w:t>
       </w:r>
     </w:p>
     <w:p>
@@ -3059,38 +3036,7 @@
         <w:rPr>
           <w:sz w:val="20"/>
         </w:rPr>
-        <w:t xml:space="preserve">- La quantité de fumure appliquée dans la parcelle PA PIMENT est de 1000 Kg qui semble élevé ou ne sait pas, prière de fournir d'effort pour estimer la quantité afin de corriger. La quantité d'utilisation de fongicides dans la parcelle PA PIMENT est de 125 Gramme et semble élevé, prière de corriger. La superficie de la parcelle PA PIMENT selon les mesures GPS est de .5 hectare et celle donnée par l'exploitant est de .5 qui sont identique, comment cela pourrait-il se faire prière de corriger. Le document légal (titre, acte, certificat etc. ) qui affirme votre possession de la parcelle PA PIMENT est  et semble exister dans les modalités, prière de prendre attache avec le QG pour plus d'explication afin de la classer bien. </w:t>
-        <w:br/>
-        <w:t xml:space="preserve">- La quantité de fumure appliquée dans la parcelle PA PIMENT est de 1500 Kg qui semble élevé ou ne sait pas, prière de fournir d'effort pour estimer la quantité afin de corriger. La superficie de la parcelle PA PIMENT selon les mesures GPS est de .5 hectare et celle donnée par l'exploitant est de .5 qui sont identique, comment cela pourrait-il se faire prière de corriger. Le document légal (titre, acte, certificat etc. ) qui affirme votre possession de la parcelle PA PIMENT est  et semble exister dans les modalités, prière de prendre attache avec le QG pour plus d'explication afin de la classer bien. </w:t>
-        <w:br/>
-        <w:t xml:space="preserve">- La quantité de fumure appliquée dans la parcelle PA PIMENT est de 500 Kg qui semble élevé ou ne sait pas, prière de fournir d'effort pour estimer la quantité afin de corriger. La superficie de la parcelle PA PIMENT selon les mesures GPS est de .5 hectare et celle donnée par l'exploitant est de .5 qui sont identique, comment cela pourrait-il se faire prière de corriger. Le document légal (titre, acte, certificat etc. ) qui affirme votre possession de la parcelle PA PIMENT est  et semble exister dans les modalités, prière de prendre attache avec le QG pour plus d'explication afin de la classer bien. </w:t>
-        <w:br/>
-        <w:t>- La quantité de fumure appliquée dans la parcelle PA PIMENT est de 500 Kg qui semble élevé ou ne sait pas, prière de fournir d'effort pour estimer la quantité afin de corriger. La superficie de la parcelle PA PIMENT selon les mesures GPS est de .5 hectare et celle donnée par l'exploitant est de .5 qui sont identique, comment cela pourrait-il se faire prière de corriger. Le document légal (titre, acte, certificat etc. ) qui affirme votre possession de la parcelle PA PIMENT est  et semble exister dans les modalités, prière de prendre attache avec le QG pour plus d'explication afin de la classer bien.</w:t>
-      </w:r>
-    </w:p>
-    <w:p>
-      <w:r>
-        <w:rPr>
-          <w:b/>
-          <w:color w:val="4672C4"/>
-          <w:sz w:val="22"/>
-        </w:rPr>
-        <w:t>&gt;&gt; Section16c - Cultures</w:t>
-      </w:r>
-    </w:p>
-    <w:p>
-      <w:pPr>
-        <w:ind w:left="283"/>
-      </w:pPr>
-      <w:r>
-        <w:rPr>
-          <w:sz w:val="20"/>
-        </w:rPr>
-        <w:t xml:space="preserve">- Le pourcentage qui reste à recolter pour ces cultures est de 100% c'est-à-dire que la recolte n'a pas commencé pour ces cultures, prière de regarder les questions (s16Cq11 s16Cq12) ou corriger. </w:t>
-        <w:br/>
-        <w:t xml:space="preserve">- Le pourcentage qui reste à recolter pour ces cultures est de 100% c'est-à-dire que la recolte n'a pas commencé pour ces cultures, prière de regarder les questions (s16Cq11 s16Cq12) ou corriger. </w:t>
-        <w:br/>
-        <w:t>- Le pourcentage qui reste à recolter pour ces cultures est de 100% c'est-à-dire que la recolte n'a pas commencé pour ces cultures, prière de regarder les questions (s16Cq11 s16Cq12) ou corriger.</w:t>
+        <w:t>- La quantité de fumure appliquée dans la parcelle PARCELLE est de 1000 Kg qui semble élevé ou ne sait pas, prière de fournir d'effort pour estimer la quantité afin de corriger. La quantité d'utilisation de fongicides dans la parcelle PARCELLE est de 125 Gramme et semble élevé, prière de corriger. Le document légal (titre, acte, certificat etc. ) qui affirme votre possession de la parcelle PARCELLE est  et semble exister dans les modalités, prière de prendre attache avec le QG pour plus d'explication afin de la classer bien.</w:t>
       </w:r>
     </w:p>
     <w:p>
@@ -3111,13 +3057,561 @@
         <w:rPr>
           <w:sz w:val="20"/>
         </w:rPr>
-        <w:t xml:space="preserve">- Attention ! Hache/pioche a été revendu à 10000 Fcfa qui est relativement élevé par rapport aux autres prix de revente observés dans cette zone. Prière de corriger ou de confirmer avec le QG. </w:t>
+        <w:t xml:space="preserve">- Attention ! Groupe moto pompe a été revendu à 500000 Fcfa qui est relativement élevé par rapport aux autres prix de revente observés dans cette zone. Prière de corriger ou de confirmer avec le QG. </w:t>
         <w:br/>
-        <w:t xml:space="preserve">- Attention ! Pompe manuelle a été revendu à 9000 Fcfa qui est relativement élevé par rapport aux autres prix de revente observés dans cette zone. Prière de corriger ou de confirmer avec le QG. </w:t>
+        <w:t xml:space="preserve">- Attention ! Hache/pioche a été achété à 10000 Fcfa est relativement élevé par rapport aux autres prix d'achat observés dans cette zone. Prière de corriger ou de confirmer avec le QG. Attention ! Hache/pioche a été revendu à 10000 Fcfa qui est relativement élevé par rapport aux autres prix de revente observés dans cette zone. Prière de corriger ou de confirmer avec le QG. </w:t>
         <w:br/>
         <w:t xml:space="preserve">- Avertissement!! Le prix d'achat (100000 FCFA) de Charrettes est inférieur aux prix de revente (150000 FCFA), prière de verifier et corriger ou confirmer l'information avec le QG. </w:t>
         <w:br/>
         <w:t>- Avertissement!! Le prix d'achat (500000 FCFA) de Animaux de labour est inférieur aux prix de revente (700000 FCFA), prière de verifier et corriger ou confirmer l'information avec le QG. Attention ! Animaux de labour a été achété à 500000 Fcfa est relativement élevé par rapport aux autres prix d'achat observés dans cette zone. Prière de corriger ou de confirmer avec le QG.</w:t>
+      </w:r>
+    </w:p>
+    <w:p>
+      <w:r>
+        <w:t>________________________________________________________________________________</w:t>
+      </w:r>
+    </w:p>
+    <w:p>
+      <w:pPr>
+        <w:pStyle w:val="Heading2"/>
+      </w:pPr>
+      <w:r>
+        <w:t>Menage 6</w:t>
+      </w:r>
+    </w:p>
+    <w:tbl>
+      <w:tblPr>
+        <w:tblStyle w:val="TableGrid"/>
+        <w:tblW w:type="auto" w:w="0"/>
+        <w:tblLook w:firstColumn="1" w:firstRow="1" w:lastColumn="0" w:lastRow="0" w:noHBand="0" w:noVBand="1" w:val="04A0"/>
+      </w:tblPr>
+      <w:tblGrid>
+        <w:gridCol w:w="1662"/>
+        <w:gridCol w:w="1662"/>
+        <w:gridCol w:w="1662"/>
+        <w:gridCol w:w="1662"/>
+        <w:gridCol w:w="1662"/>
+        <w:gridCol w:w="1662"/>
+      </w:tblGrid>
+      <w:tr>
+        <w:tc>
+          <w:tcPr>
+            <w:tcW w:type="dxa" w:w="1662"/>
+            <w:shd w:fill="5B9BD5"/>
+          </w:tcPr>
+          <w:p>
+            <w:r>
+              <w:rPr>
+                <w:b/>
+                <w:color w:val="FFFFFF"/>
+                <w:sz w:val="16"/>
+              </w:rPr>
+              <w:t>Interview Key</w:t>
+            </w:r>
+          </w:p>
+        </w:tc>
+        <w:tc>
+          <w:tcPr>
+            <w:tcW w:type="dxa" w:w="1662"/>
+            <w:shd w:fill="5B9BD5"/>
+          </w:tcPr>
+          <w:p>
+            <w:r>
+              <w:rPr>
+                <w:b/>
+                <w:color w:val="FFFFFF"/>
+                <w:sz w:val="16"/>
+              </w:rPr>
+              <w:t>Interview ID</w:t>
+            </w:r>
+          </w:p>
+        </w:tc>
+        <w:tc>
+          <w:tcPr>
+            <w:tcW w:type="dxa" w:w="1662"/>
+            <w:shd w:fill="5B9BD5"/>
+          </w:tcPr>
+          <w:p>
+            <w:r>
+              <w:rPr>
+                <w:b/>
+                <w:color w:val="FFFFFF"/>
+                <w:sz w:val="16"/>
+              </w:rPr>
+              <w:t>ID Agent</w:t>
+            </w:r>
+          </w:p>
+        </w:tc>
+        <w:tc>
+          <w:tcPr>
+            <w:tcW w:type="dxa" w:w="1662"/>
+            <w:shd w:fill="5B9BD5"/>
+          </w:tcPr>
+          <w:p>
+            <w:r>
+              <w:rPr>
+                <w:b/>
+                <w:color w:val="FFFFFF"/>
+                <w:sz w:val="16"/>
+              </w:rPr>
+              <w:t>ID Equipe</w:t>
+            </w:r>
+          </w:p>
+        </w:tc>
+        <w:tc>
+          <w:tcPr>
+            <w:tcW w:type="dxa" w:w="1662"/>
+            <w:shd w:fill="5B9BD5"/>
+          </w:tcPr>
+          <w:p>
+            <w:r>
+              <w:rPr>
+                <w:b/>
+                <w:color w:val="FFFFFF"/>
+                <w:sz w:val="16"/>
+              </w:rPr>
+              <w:t>Agent</w:t>
+            </w:r>
+          </w:p>
+        </w:tc>
+        <w:tc>
+          <w:tcPr>
+            <w:tcW w:type="dxa" w:w="1662"/>
+            <w:shd w:fill="5B9BD5"/>
+          </w:tcPr>
+          <w:p>
+            <w:r>
+              <w:rPr>
+                <w:b/>
+                <w:color w:val="FFFFFF"/>
+                <w:sz w:val="16"/>
+              </w:rPr>
+              <w:t>Chef d'equipe</w:t>
+            </w:r>
+          </w:p>
+        </w:tc>
+      </w:tr>
+      <w:tr>
+        <w:tc>
+          <w:tcPr>
+            <w:tcW w:type="dxa" w:w="1662"/>
+          </w:tcPr>
+          <w:p>
+            <w:r>
+              <w:rPr>
+                <w:sz w:val="14"/>
+              </w:rPr>
+              <w:t>49-38-61-86</w:t>
+            </w:r>
+          </w:p>
+        </w:tc>
+        <w:tc>
+          <w:tcPr>
+            <w:tcW w:type="dxa" w:w="1662"/>
+          </w:tcPr>
+          <w:p>
+            <w:r>
+              <w:rPr>
+                <w:sz w:val="14"/>
+              </w:rPr>
+              <w:t>a80a0bb6cf614786a4e8be2497c5d17d</w:t>
+            </w:r>
+          </w:p>
+        </w:tc>
+        <w:tc>
+          <w:tcPr>
+            <w:tcW w:type="dxa" w:w="1662"/>
+          </w:tcPr>
+          <w:p>
+            <w:r>
+              <w:rPr>
+                <w:sz w:val="14"/>
+              </w:rPr>
+              <w:t>EQ9_enq1</w:t>
+            </w:r>
+          </w:p>
+        </w:tc>
+        <w:tc>
+          <w:tcPr>
+            <w:tcW w:type="dxa" w:w="1662"/>
+          </w:tcPr>
+          <w:p>
+            <w:r>
+              <w:rPr>
+                <w:sz w:val="14"/>
+              </w:rPr>
+              <w:t>Equipe9</w:t>
+            </w:r>
+          </w:p>
+        </w:tc>
+        <w:tc>
+          <w:tcPr>
+            <w:tcW w:type="dxa" w:w="1662"/>
+          </w:tcPr>
+          <w:p>
+            <w:r>
+              <w:rPr>
+                <w:sz w:val="14"/>
+              </w:rPr>
+              <w:t>Mbougane DIOUF</w:t>
+            </w:r>
+          </w:p>
+        </w:tc>
+        <w:tc>
+          <w:tcPr>
+            <w:tcW w:type="dxa" w:w="1662"/>
+          </w:tcPr>
+          <w:p>
+            <w:r>
+              <w:rPr>
+                <w:sz w:val="14"/>
+              </w:rPr>
+              <w:t>Sara NIANG</w:t>
+            </w:r>
+          </w:p>
+        </w:tc>
+      </w:tr>
+    </w:tbl>
+    <w:p/>
+    <w:tbl>
+      <w:tblPr>
+        <w:tblStyle w:val="TableGrid"/>
+        <w:tblW w:type="auto" w:w="0"/>
+        <w:tblLook w:firstColumn="1" w:firstRow="1" w:lastColumn="0" w:lastRow="0" w:noHBand="0" w:noVBand="1" w:val="04A0"/>
+      </w:tblPr>
+      <w:tblGrid>
+        <w:gridCol w:w="3324"/>
+        <w:gridCol w:w="3324"/>
+        <w:gridCol w:w="3324"/>
+      </w:tblGrid>
+      <w:tr>
+        <w:tc>
+          <w:tcPr>
+            <w:tcW w:type="dxa" w:w="3324"/>
+            <w:shd w:fill="70AD47"/>
+          </w:tcPr>
+          <w:p>
+            <w:r>
+              <w:rPr>
+                <w:b/>
+                <w:color w:val="FFFFFF"/>
+                <w:sz w:val="18"/>
+              </w:rPr>
+              <w:t>Chef de Menage</w:t>
+            </w:r>
+          </w:p>
+        </w:tc>
+        <w:tc>
+          <w:tcPr>
+            <w:tcW w:type="dxa" w:w="3324"/>
+            <w:shd w:fill="70AD47"/>
+          </w:tcPr>
+          <w:p>
+            <w:r>
+              <w:rPr>
+                <w:b/>
+                <w:color w:val="FFFFFF"/>
+                <w:sz w:val="18"/>
+              </w:rPr>
+              <w:t>Quartier/Village (s00q05)</w:t>
+            </w:r>
+          </w:p>
+        </w:tc>
+        <w:tc>
+          <w:tcPr>
+            <w:tcW w:type="dxa" w:w="3324"/>
+            <w:shd w:fill="70AD47"/>
+          </w:tcPr>
+          <w:p>
+            <w:r>
+              <w:rPr>
+                <w:b/>
+                <w:color w:val="FFFFFF"/>
+                <w:sz w:val="18"/>
+              </w:rPr>
+              <w:t>Localisation GPS</w:t>
+            </w:r>
+          </w:p>
+        </w:tc>
+      </w:tr>
+      <w:tr>
+        <w:tc>
+          <w:tcPr>
+            <w:tcW w:type="dxa" w:w="3324"/>
+          </w:tcPr>
+          <w:p>
+            <w:r>
+              <w:rPr>
+                <w:sz w:val="18"/>
+              </w:rPr>
+              <w:t>OUSEYNOU KA</w:t>
+            </w:r>
+          </w:p>
+        </w:tc>
+        <w:tc>
+          <w:tcPr>
+            <w:tcW w:type="dxa" w:w="3324"/>
+          </w:tcPr>
+          <w:p>
+            <w:r>
+              <w:rPr>
+                <w:sz w:val="18"/>
+              </w:rPr>
+              <w:t>N/A</w:t>
+            </w:r>
+          </w:p>
+        </w:tc>
+        <w:tc>
+          <w:tcPr>
+            <w:tcW w:type="dxa" w:w="3324"/>
+          </w:tcPr>
+          <w:p>
+            <w:r/>
+            <w:hyperlink r:id="rId13">
+              <w:r>
+                <w:rPr>
+                  <w:color w:val="0563C1"/>
+                  <w:u w:val="single"/>
+                </w:rPr>
+                <w:t>a gauche</w:t>
+              </w:r>
+            </w:hyperlink>
+          </w:p>
+        </w:tc>
+      </w:tr>
+    </w:tbl>
+    <w:p/>
+    <w:p>
+      <w:r>
+        <w:rPr>
+          <w:b/>
+          <w:color w:val="4672C4"/>
+          <w:sz w:val="22"/>
+        </w:rPr>
+        <w:t>&gt;&gt; Section0 - Identification et renseignements de controle</w:t>
+      </w:r>
+    </w:p>
+    <w:p>
+      <w:pPr>
+        <w:ind w:left="283"/>
+      </w:pPr>
+      <w:r>
+        <w:rPr>
+          <w:sz w:val="20"/>
+        </w:rPr>
+        <w:t>- Le questionnaire semble ne pas être complètement fini mais le questionnaire est en statut complet, prière de compléter le questionnaire. Il est obligatoire de prendre les coordonnées Gps avant d'administrer le questionnaire. Prière de prendre les coordonnées GPS.</w:t>
+      </w:r>
+    </w:p>
+    <w:p>
+      <w:r>
+        <w:rPr>
+          <w:b/>
+          <w:color w:val="4672C4"/>
+          <w:sz w:val="22"/>
+        </w:rPr>
+        <w:t>&gt;&gt; Section2 - Education</w:t>
+      </w:r>
+    </w:p>
+    <w:p>
+      <w:pPr>
+        <w:ind w:left="283"/>
+      </w:pPr>
+      <w:r>
+        <w:rPr>
+          <w:sz w:val="20"/>
+        </w:rPr>
+        <w:t xml:space="preserve">- Peu probable! AMADOU KA  n'arrive pas  à comprendre un petit texte lu dans une langue locale (s02q03). Veuillez corriger ou donner des explications au QG. Peu probable! AMADOU KA  ne sait ni lire, ni écrire, ni comprendre dans aucune des langues  (s02q01,s02q02,s02q03). Veuillez corriger ou donner des explications au QG. </w:t>
+        <w:br/>
+        <w:t>- Peu probable! SALAMATA DIA  n'arrive pas  à comprendre un petit texte lu dans une langue locale (s02q03). Veuillez corriger ou donner des explications au QG. Peu probable! SALAMATA DIA  ne sait ni lire, ni écrire, ni comprendre dans aucune des langues  (s02q01,s02q02,s02q03). Veuillez corriger ou donner des explications au QG.</w:t>
+      </w:r>
+    </w:p>
+    <w:p>
+      <w:r>
+        <w:rPr>
+          <w:b/>
+          <w:color w:val="4672C4"/>
+          <w:sz w:val="22"/>
+        </w:rPr>
+        <w:t>&gt;&gt; Section3 - Sante</w:t>
+      </w:r>
+    </w:p>
+    <w:p>
+      <w:pPr>
+        <w:ind w:left="283"/>
+      </w:pPr>
+      <w:r>
+        <w:rPr>
+          <w:sz w:val="20"/>
+        </w:rPr>
+        <w:t>- Le montant(11000 FCFA) des dépenses pour chaque visite prénatale de SALAMATA DIA semble faible (voir nul) ou élevé, prière de corriger.</w:t>
+      </w:r>
+    </w:p>
+    <w:p>
+      <w:r>
+        <w:rPr>
+          <w:b/>
+          <w:color w:val="4672C4"/>
+          <w:sz w:val="22"/>
+        </w:rPr>
+        <w:t>&gt;&gt; Section7b - Consommation alimentaire - 7 jours</w:t>
+      </w:r>
+    </w:p>
+    <w:p>
+      <w:pPr>
+        <w:ind w:left="283"/>
+      </w:pPr>
+      <w:r>
+        <w:rPr>
+          <w:sz w:val="20"/>
+        </w:rPr>
+        <w:t>- Attention ! Le prix unitaire d'achat (25 Fcfa) de Cube alimentaire (Maggi, Jumbo, ) en Cube (Moyen) est relativement faible par rapport aux autres prix observés dans cette zone. Prière de corriger ou de confirmer avec le QG. Attention ! Le prix unitaire d'achat (33.33333 Fcfa) de Patate douce en Pièce (Moyen) est relativement faible par rapport aux autres prix observés dans cette zone. Prière de corriger ou de confirmer avec le QG. Attention ! Le prix unitaire d'achat (50 Fcfa) de Tomate fraîche en Sachets (Petit) est relativement faible par rapport aux autres prix observés dans cette zone. Prière de corriger ou de confirmer avec le QG. Attention ! Le prix unitaire d'achat (75 Fcfa) de Aubergine   en Pièce (Moyen) est relativement faible par rapport aux autres prix observés dans cette zone. Prière de corriger ou de confirmer avec le QG. Avertissement!!! Le ménage a consommé 3 Boite (Autre que la boite/pot de tomate) Petit de Thé en sachet, cette quantité semble anormale pour une consommation des 7 derniers jours.Les ménages consomment géneralement en sachet ou en paquet, prière de corriger ou de confirmer avec le QG. Incohérence!! Dans ce ménage, chaque individus consomme par jour 107.7332 Kg  de cereale; Prière de revoir les quantités prises de ces produits.</w:t>
+      </w:r>
+    </w:p>
+    <w:p>
+      <w:r>
+        <w:rPr>
+          <w:b/>
+          <w:color w:val="4672C4"/>
+          <w:sz w:val="22"/>
+        </w:rPr>
+        <w:t>&gt;&gt; Section9c - Depenses non-alimentaires - 30 jours</w:t>
+      </w:r>
+    </w:p>
+    <w:p>
+      <w:pPr>
+        <w:ind w:left="283"/>
+      </w:pPr>
+      <w:r>
+        <w:rPr>
+          <w:sz w:val="20"/>
+        </w:rPr>
+        <w:t>- La dernière fois que vous avez acheté Bois de chauffe ramassé/coupé (estimer la valeur) est forêt et semble exister dans les modalités, prière de prendre attache avec le QG pour plus d'explication afin de la classer bien.</w:t>
+      </w:r>
+    </w:p>
+    <w:p>
+      <w:r>
+        <w:rPr>
+          <w:b/>
+          <w:color w:val="4672C4"/>
+          <w:sz w:val="22"/>
+        </w:rPr>
+        <w:t>&gt;&gt; Section10a - Existence entreprise non agricole</w:t>
+      </w:r>
+    </w:p>
+    <w:p>
+      <w:pPr>
+        <w:ind w:left="283"/>
+      </w:pPr>
+      <w:r>
+        <w:rPr>
+          <w:sz w:val="20"/>
+        </w:rPr>
+        <w:t>- Avertissement!!! Le ménage de OUSEYNOU KA a comme taille 4 personnes dont ils vivent à THIES Rural et aucune d'entre ne possède une entreprise non agricole, prière de revoir cette partie de la section 10 de ce menage.</w:t>
+      </w:r>
+    </w:p>
+    <w:p>
+      <w:r>
+        <w:rPr>
+          <w:b/>
+          <w:color w:val="4672C4"/>
+          <w:sz w:val="22"/>
+        </w:rPr>
+        <w:t>&gt;&gt; Section12 - Actifs du menage</w:t>
+      </w:r>
+    </w:p>
+    <w:p>
+      <w:pPr>
+        <w:ind w:left="283"/>
+      </w:pPr>
+      <w:r>
+        <w:rPr>
+          <w:sz w:val="20"/>
+        </w:rPr>
+        <w:t>- Attention ! Bonbonne de gaz a été revendu à 18000 Fcfa qui est relativement élevé par rapport aux autres prix de revente observés dans cette zone. Prière de corriger ou de confirmer avec le QG.</w:t>
+      </w:r>
+    </w:p>
+    <w:p>
+      <w:r>
+        <w:rPr>
+          <w:b/>
+          <w:color w:val="4672C4"/>
+          <w:sz w:val="22"/>
+        </w:rPr>
+        <w:t>&gt;&gt; Section14 - Chocs</w:t>
+      </w:r>
+    </w:p>
+    <w:p>
+      <w:pPr>
+        <w:ind w:left="283"/>
+      </w:pPr>
+      <w:r>
+        <w:rPr>
+          <w:sz w:val="20"/>
+        </w:rPr>
+        <w:t>- Avertissement!! Le ménage n'a été négativement affecté par aucun des problèmes donnés dans la section 14. Confirmez vous cette information avec le QG?</w:t>
+      </w:r>
+    </w:p>
+    <w:p>
+      <w:r>
+        <w:rPr>
+          <w:b/>
+          <w:color w:val="4672C4"/>
+          <w:sz w:val="22"/>
+        </w:rPr>
+        <w:t>&gt;&gt; Section15 - Filets sociaux</w:t>
+      </w:r>
+    </w:p>
+    <w:p>
+      <w:pPr>
+        <w:ind w:left="283"/>
+      </w:pPr>
+      <w:r>
+        <w:rPr>
+          <w:sz w:val="20"/>
+        </w:rPr>
+        <w:t>- Avertissement!! Aucun membre dans ce ménage n'a entendu parler d'aucun programme de la section 15, prière de confirmer ce cas avec le QG.</w:t>
+      </w:r>
+    </w:p>
+    <w:p>
+      <w:r>
+        <w:rPr>
+          <w:b/>
+          <w:color w:val="4672C4"/>
+          <w:sz w:val="22"/>
+        </w:rPr>
+        <w:t>&gt;&gt; Section16a - Champs et parcelles</w:t>
+      </w:r>
+    </w:p>
+    <w:p>
+      <w:pPr>
+        <w:ind w:left="283"/>
+      </w:pPr>
+      <w:r>
+        <w:rPr>
+          <w:sz w:val="20"/>
+        </w:rPr>
+        <w:t>- Avertissement!! La parcelle a comme nom (parcelle 1) qui ne semble pas être un bon nom ou contient des lettres, prière de mettre le vrai nom de la parcelle. La quantité de fumure appliquée dans la parcelle parcelle 1 est de 100 Sac moyen qui semble élevé ou ne sait pas, prière de fournir d'effort pour estimer la quantité afin de corriger. La quantité d'utilisation de NPK dans la parcelle parcelle 1 est de 100 Kilogramme et semble élevé, prière de corriger. La superficie de la parcelle parcelle 1 selon les mesures GPS est de .5 hectare et celle donnée par l'exploitant est de .5 qui sont identique, comment cela pourrait-il se faire prière de corriger. Le document légal (titre, acte, certificat etc. ) qui affirme votre possession de la parcelle parcelle 1 est  et semble exister dans les modalités, prière de prendre attache avec le QG pour plus d'explication afin de la classer bien.</w:t>
+      </w:r>
+    </w:p>
+    <w:p>
+      <w:r>
+        <w:rPr>
+          <w:b/>
+          <w:color w:val="4672C4"/>
+          <w:sz w:val="22"/>
+        </w:rPr>
+        <w:t>&gt;&gt; Section19 - Equipements agricoles</w:t>
+      </w:r>
+    </w:p>
+    <w:p>
+      <w:pPr>
+        <w:ind w:left="283"/>
+      </w:pPr>
+      <w:r>
+        <w:rPr>
+          <w:sz w:val="20"/>
+        </w:rPr>
+        <w:t>- Attention ! Hache/pioche a été revendu à 5000 Fcfa qui est relativement élevé par rapport aux autres prix de revente observés dans cette zone. Prière de corriger ou de confirmer avec le QG.</w:t>
       </w:r>
     </w:p>
     <w:p>
@@ -3421,7 +3915,7 @@
           </w:tcPr>
           <w:p>
             <w:r/>
-            <w:hyperlink r:id="rId13">
+            <w:hyperlink r:id="rId14">
               <w:r>
                 <w:rPr>
                   <w:color w:val="0563C1"/>
@@ -3488,23 +3982,23 @@
         <w:rPr>
           <w:sz w:val="20"/>
         </w:rPr>
-        <w:t xml:space="preserve">- Peu probable! AMADOU KA  n'arrive pas  à comprendre un petit texte lu dans une langue locale (s02q03). Veuillez corriger ou donner des explications au QG. </w:t>
+        <w:t xml:space="preserve">- Peu probable! AMADOU KA  n'arrive pas  à comprendre un petit texte lu dans une langue locale (s02q03). Veuillez corriger ou donner des explications au QG. La raison principale que AMADOU KA n'a pas fait des études dans une école formelle est PRÉFÉRENCE POUR L’ÉCOLE CORANIQUE et semble exister dans les modalités, prière de prendre attache avec le QG pour plus d'explication afin de la classer bien. </w:t>
         <w:br/>
-        <w:t xml:space="preserve">- Peu probable! AWA KA  n'arrive pas  à comprendre un petit texte lu dans une langue locale (s02q03). Veuillez corriger ou donner des explications au QG. </w:t>
+        <w:t xml:space="preserve">- Peu probable! AWA KA  n'arrive pas  à comprendre un petit texte lu dans une langue locale (s02q03). Veuillez corriger ou donner des explications au QG. La raison principale que AWA KA n'a pas fait des études dans une école formelle est PRÉFÉRENCE POUR L’ÉCOLE CORANIQUE et semble exister dans les modalités, prière de prendre attache avec le QG pour plus d'explication afin de la classer bien. </w:t>
         <w:br/>
         <w:t xml:space="preserve">- Peu probable! AÏSSATA DIOP  n'arrive pas  à comprendre un petit texte lu dans une langue locale (s02q03). Veuillez corriger ou donner des explications au QG. Peu probable! AÏSSATA DIOP  ne sait ni lire, ni écrire, ni comprendre dans aucune des langues  (s02q01,s02q02,s02q03). Veuillez corriger ou donner des explications au QG. </w:t>
         <w:br/>
-        <w:t xml:space="preserve">- Peu probable! BATHIE KA  n'arrive pas  à comprendre un petit texte lu dans une langue locale (s02q03). Veuillez corriger ou donner des explications au QG. </w:t>
+        <w:t xml:space="preserve">- Peu probable! BATHIE KA  n'arrive pas  à comprendre un petit texte lu dans une langue locale (s02q03). Veuillez corriger ou donner des explications au QG. La raison principale que BATHIE KA n'a pas fait des études dans une école formelle est PRÉFÉRENCE POUR L’ÉCOLE CORANIQUE et semble exister dans les modalités, prière de prendre attache avec le QG pour plus d'explication afin de la classer bien. </w:t>
         <w:br/>
         <w:t xml:space="preserve">- Peu probable! COUMBA BARRY  n'arrive pas  à comprendre un petit texte lu dans une langue locale (s02q03). Veuillez corriger ou donner des explications au QG. Peu probable! COUMBA BARRY  ne sait ni lire, ni écrire, ni comprendre dans aucune des langues  (s02q01,s02q02,s02q03). Veuillez corriger ou donner des explications au QG. </w:t>
         <w:br/>
-        <w:t xml:space="preserve">- Peu probable! DAOUDA KA  n'arrive pas  à comprendre un petit texte lu dans une langue locale (s02q03). Veuillez corriger ou donner des explications au QG. </w:t>
+        <w:t xml:space="preserve">- Peu probable! DAOUDA KA  n'arrive pas  à comprendre un petit texte lu dans une langue locale (s02q03). Veuillez corriger ou donner des explications au QG. La raison principale que DAOUDA KA n'a pas fait des études dans une école formelle est PRÉFÉRENCE POUR L’ÉCOLE CORANIQUE et semble exister dans les modalités, prière de prendre attache avec le QG pour plus d'explication afin de la classer bien. </w:t>
         <w:br/>
         <w:t xml:space="preserve">- Peu probable! DIABA KA  n'arrive pas  à comprendre un petit texte lu dans une langue locale (s02q03). Veuillez corriger ou donner des explications au QG. Peu probable! DIABA KA  ne sait ni lire, ni écrire, ni comprendre dans aucune des langues  (s02q01,s02q02,s02q03). Veuillez corriger ou donner des explications au QG. </w:t>
         <w:br/>
         <w:t xml:space="preserve">- Peu probable! IDY KA  n'arrive pas  à comprendre un petit texte lu dans une langue locale (s02q03). Veuillez corriger ou donner des explications au QG.  Incohérence ! seulement les écoles gouvermentales paient les cotisations (Gouvernement, communauté, ONG ou organisation humanitaire). veuillez, s'il vous plait, confirmer cette information de IDY KA avec le QG ou apporter les corrections nécessaires. Dans les milieux ruraux les frais d'uniformes de IDY KA sont peut-être obligatoire et sont payés aussi dans les écoles privés, prière de verifier pour corriger ou confirmer avec le QG. Attention ! Le frais de scolarité (195000 Fcfa) de IDY KA en 1ére année de Secondaire 1 (Moyen) Général est relativement élevé par rapport aux autres frais de scolarités observés dans cette zone. Prière de corriger ou de confirmer avec le QG. </w:t>
         <w:br/>
-        <w:t>- Peu probable! OMAR KA  n'arrive pas  à comprendre un petit texte lu dans une langue locale (s02q03). Veuillez corriger ou donner des explications au QG.</w:t>
+        <w:t>- Peu probable! OMAR KA  n'arrive pas  à comprendre un petit texte lu dans une langue locale (s02q03). Veuillez corriger ou donner des explications au QG. La raison principale que OMAR KA n'a pas fait des études dans une école formelle est PRÉFÉRENCE POUR L’ÉCOLE CORANIQUE et semble exister dans les modalités, prière de prendre attache avec le QG pour plus d'explication afin de la classer bien.</w:t>
       </w:r>
     </w:p>
     <w:p>
@@ -3554,7 +4048,7 @@
         <w:br/>
         <w:t xml:space="preserve">- Avertissement! Généralement les jeunes hommes (10 à 25ans) font des travaux ménager soit apprendre les enfants à reviser leurs léçons ou d'autres cours, IDY KA n'a consacré aucune heure pour les travaux cités en s04q01, s04q02, s04q03, s04q04, s04q05, s04q06, s04q07 et s04q08.Prière de regarder pour corriger ou confirmer avec le QG. </w:t>
         <w:br/>
-        <w:t>- Avertissement! Généralement les jeunes hommes (10 à 25ans) font des travaux ménager soit apprendre les enfants à reviser leurs léçons ou d'autres cours, OMAR KA n'a consacré aucune heure pour les travaux cités en s04q01, s04q02, s04q03, s04q04, s04q05, s04q06, s04q07 et s04q08.Prière de regarder pour corriger ou confirmer avec le QG. Avertissement! Nombre d'heure que OMAR KA a consacré à son emploi au cours des 7 derniers jours est trop élevé, veuillez revoir s'il vous plait ou confirmer cette information avec le QG.</w:t>
+        <w:t>- Avertissement! Généralement les jeunes hommes (10 à 25ans) font des travaux ménager soit apprendre les enfants à reviser leurs léçons ou d'autres cours, OMAR KA n'a consacré aucune heure pour les travaux cités en s04q01, s04q02, s04q03, s04q04, s04q05, s04q06, s04q07 et s04q08.Prière de regarder pour corriger ou confirmer avec le QG.</w:t>
       </w:r>
     </w:p>
     <w:p>
@@ -3575,7 +4069,9 @@
         <w:rPr>
           <w:sz w:val="20"/>
         </w:rPr>
-        <w:t>- ||</w:t>
+        <w:t xml:space="preserve">- || </w:t>
+        <w:br/>
+        <w:t>- Nombre de mois exercé par IDY KA dans l'emploi au cours des 12 derniers mois semble faible, veuillez corriger s'il vous plait ou comfirmer avec le QG.</w:t>
       </w:r>
     </w:p>
     <w:p>
@@ -3585,7 +4081,7 @@
           <w:color w:val="4672C4"/>
           <w:sz w:val="22"/>
         </w:rPr>
-        <w:t>&gt;&gt; Section7a2 - Repas pris a l'exterieur du menage</w:t>
+        <w:t>&gt;&gt; Section7b - Consommation alimentaire - 7 jours</w:t>
       </w:r>
     </w:p>
     <w:p>
@@ -3596,23 +4092,7 @@
         <w:rPr>
           <w:sz w:val="20"/>
         </w:rPr>
-        <w:t xml:space="preserve">- La section sur le repas pris à l'extérieur du ménage du membre AMADOU KA n'est pas renseignée à 100 %. Prière de vérifier l'ensemble des questions relatives à ce membre et de les renseigner en totalité. </w:t>
-        <w:br/>
-        <w:t xml:space="preserve">- La section sur le repas pris à l'extérieur du ménage du membre AWA KA n'est pas renseignée à 100 %. Prière de vérifier l'ensemble des questions relatives à ce membre et de les renseigner en totalité. </w:t>
-        <w:br/>
-        <w:t xml:space="preserve">- La section sur le repas pris à l'extérieur du ménage du membre AÏSSATA DIOP n'est pas renseignée à 100 %. Prière de vérifier l'ensemble des questions relatives à ce membre et de les renseigner en totalité. </w:t>
-        <w:br/>
-        <w:t xml:space="preserve">- La section sur le repas pris à l'extérieur du ménage du membre BATHIE KA n'est pas renseignée à 100 %. Prière de vérifier l'ensemble des questions relatives à ce membre et de les renseigner en totalité. </w:t>
-        <w:br/>
-        <w:t xml:space="preserve">- La section sur le repas pris à l'extérieur du ménage du membre COUMBA BARRY n'est pas renseignée à 100 %. Prière de vérifier l'ensemble des questions relatives à ce membre et de les renseigner en totalité. </w:t>
-        <w:br/>
-        <w:t xml:space="preserve">- La section sur le repas pris à l'extérieur du ménage du membre DAOUDA KA n'est pas renseignée à 100 %. Prière de vérifier l'ensemble des questions relatives à ce membre et de les renseigner en totalité. </w:t>
-        <w:br/>
-        <w:t xml:space="preserve">- La section sur le repas pris à l'extérieur du ménage du membre DIABA KA n'est pas renseignée à 100 %. Prière de vérifier l'ensemble des questions relatives à ce membre et de les renseigner en totalité. </w:t>
-        <w:br/>
-        <w:t xml:space="preserve">- La section sur le repas pris à l'extérieur du ménage du membre IDY KA n'est pas renseignée à 100 %. Prière de vérifier l'ensemble des questions relatives à ce membre et de les renseigner en totalité. </w:t>
-        <w:br/>
-        <w:t>- La section sur le repas pris à l'extérieur du ménage du membre OMAR KA n'est pas renseignée à 100 %. Prière de vérifier l'ensemble des questions relatives à ce membre et de les renseigner en totalité.</w:t>
+        <w:t>- Attention ! Le prix unitaire d'achat (2000 Fcfa) de Capitaine frais en Tas (Moyen) est relativement élevé par rapport aux autres prix observés dans cette zone. Prière de corriger ou de confirmer avec le QG. Attention ! Le prix unitaire d'achat (250 Fcfa) de Poireau en Tas (Moyen) est relativement élevé par rapport aux autres prix observés dans cette zone. Prière de corriger ou de confirmer avec le QG. Attention ! Le prix unitaire d'achat (30 Fcfa) de Cube alimentaire (Maggi, Jumbo, ) en Cube (Petit) est relativement faible par rapport aux autres prix observés dans cette zone. Prière de corriger ou de confirmer avec le QG. Avertissement!!! Le ménage a consommé 12 Morceau (Portion) Petit de Escargots, cette quantité semble anormale pour une consommation des 7 derniers jours.Prière de corriger ou de confirmer avec le QG. Attention ! Le prix unitaire d'achat (75 Fcfa) de Escargots en Morceau (Portion) (Petit) est relativement faible par rapport aux autres prix observés dans cette zone. Prière de corriger ou de confirmer avec le QG. Avertissement!!! Le ménage a consommé 12 Morceau (Portion) Petit de Silure séché, cette quantité semble anormale pour une consommation des 7 derniers jours.Prière de corriger ou de confirmer avec le QG. Attention ! Le prix unitaire d'achat (50 Fcfa) de Silure séché en Morceau (Portion) (Petit) est relativement faible par rapport aux autres prix observés dans cette zone. Prière de corriger ou de confirmer avec le QG. Avertissement!!! Le ménage a consommé 5 Paquet Petit de Thé en sachet, cette quantité semble anormale pour une consommation des 7 derniers jours.Prière de corriger ou de confirmer avec le QG. Avertissement!! le prix unitaire (150 Fcfa) de Thé en sachet (unité: Paquet) de taille Petit est très faible ou élevé. Prière de corriger ou de confirmer avec le QG. Incohérence!! Dans ce ménage, chaque individus consomme par jour 14.30746 Kg  de cereale; Prière de revoir les quantités prises de ces produits.</w:t>
       </w:r>
     </w:p>
     <w:p>
@@ -3698,6 +4178,10 @@
         </w:rPr>
         <w:t xml:space="preserve">- Attention ! Bonbonne de gaz a été revendu à 4000 Fcfa qui est relativement faible par rapport aux autres prix de revente observés dans cette zone. Prière de corriger ou de confirmer avec le QG. </w:t>
         <w:br/>
+        <w:t xml:space="preserve">- Attention ! Réfrigérateur a été revendu à 250000 Fcfa qui est relativement élevé par rapport aux autres prix de revente observés dans cette zone. Prière de corriger ou de confirmer avec le QG. </w:t>
+        <w:br/>
+        <w:t xml:space="preserve">- Attention ! Tapis a été achété à 20000 Fcfa est relativement élevé par rapport aux autres prix d'achat observés dans cette zone. Prière de corriger ou de confirmer avec le QG. </w:t>
+        <w:br/>
         <w:t>- Avertissement!!! Le prix d'achat (250000) de l'article  Lit est inférieur aux prix de revente (400000)  avec l'âge du bien atteignant 2 ans. Prière de vérifier ou confirmer avec l'enquêté et mettre les bonnes valeurs après verification, s'il le faut.</w:t>
       </w:r>
     </w:p>
@@ -3719,17 +4203,17 @@
         <w:rPr>
           <w:sz w:val="20"/>
         </w:rPr>
+        <w:t xml:space="preserve">- La quantité de fumure appliquée dans la parcelle PA OIGNON est de 2000 Kg qui semble élevé ou ne sait pas, prière de fournir d'effort pour estimer la quantité afin de corriger. La quantité d'utilisation d'urée dans la parcelle PA OIGNON est de 150 Kilogramme et semble élevé, prière de corriger. La quantité d'utilisation de NPK dans la parcelle PA OIGNON est de 100 Kilogramme et semble élevé, prière de corriger. Le salaire d'un homme de 15ans et plus ayant travaillé sur la parcelle PA OIGNON par jours au moment de la période de préparation du sol (labour) et des semis est de 30000 FCFA qui semble faible ou  élevé, prière de corriger. La superficie de la parcelle PA OIGNON selon les mesures GPS est de 2 hectare et celle donnée par l'exploitant est de 2 qui sont identique, comment cela pourrait-il se faire prière de corriger. Le document légal (titre, acte, certificat etc. ) qui affirme votre possession de la parcelle PA OIGNON est  et semble exister dans les modalités, prière de prendre attache avec le QG pour plus d'explication afin de la classer bien. </w:t>
+        <w:br/>
+        <w:t xml:space="preserve">- La quantité de fumure appliquée dans la parcelle PA OIGNON est de 2000 Kg qui semble élevé ou ne sait pas, prière de fournir d'effort pour estimer la quantité afin de corriger. Le salaire d'un homme de 15ans et plus ayant travaillé sur la parcelle PA OIGNON par jours au moment de la période de préparation du sol (labour) et des semis est de 20000 FCFA qui semble faible ou  élevé, prière de corriger. La superficie de la parcelle PA OIGNON selon les mesures GPS est de 1 hectare et celle donnée par l'exploitant est de 1 qui sont identique, comment cela pourrait-il se faire prière de corriger. Le document légal (titre, acte, certificat etc. ) qui affirme votre possession de la parcelle PA OIGNON est  et semble exister dans les modalités, prière de prendre attache avec le QG pour plus d'explication afin de la classer bien. </w:t>
+        <w:br/>
         <w:t xml:space="preserve">- La quantité de fumure appliquée dans la parcelle PARCELLE OIGNON est de 1250 Kg qui semble élevé ou ne sait pas, prière de fournir d'effort pour estimer la quantité afin de corriger. Le salaire total payé de toutes catégories confondues par le ménage DIABA KA pour la main-d'oeuvre non-familiale sur la parcelle PARCELLE OIGNON au cours de la campagne pour la période de préparation du sol (labour) et des semis est de 0 qui semble élevé ou faible. Merci de corriger. La superficie de la parcelle PARCELLE OIGNON selon les mesures GPS est de .5 hectare et celle donnée par l'exploitant est de .5 qui sont identique, comment cela pourrait-il se faire prière de corriger. Le document légal (titre, acte, certificat etc. ) qui affirme votre possession de la parcelle PARCELLE OIGNON est  et semble exister dans les modalités, prière de prendre attache avec le QG pour plus d'explication afin de la classer bien. </w:t>
         <w:br/>
         <w:t xml:space="preserve">- La quantité de fumure appliquée dans la parcelle PARCELLE OIGNON est de 2500 Kg qui semble élevé ou ne sait pas, prière de fournir d'effort pour estimer la quantité afin de corriger. La quantité d'utilisation de pesticides dans la parcelle PARCELLE OIGNON est de 250 Gramme et semble élevé, prière de corriger. La superficie de la parcelle PARCELLE OIGNON selon les mesures GPS est de 1 hectare et celle donnée par l'exploitant est de 1 qui sont identique, comment cela pourrait-il se faire prière de corriger. Le document légal (titre, acte, certificat etc. ) qui affirme votre possession de la parcelle PARCELLE OIGNON est  et semble exister dans les modalités, prière de prendre attache avec le QG pour plus d'explication afin de la classer bien. </w:t>
         <w:br/>
         <w:t xml:space="preserve">- La quantité de fumure appliquée dans la parcelle PARCELLE OIGNON est de 4000 Kg qui semble élevé ou ne sait pas, prière de fournir d'effort pour estimer la quantité afin de corriger. Le salaire total payé de toutes catégories confondues par le ménage DIABA KA pour la main-d'oeuvre non-familiale sur la parcelle PARCELLE OIGNON au cours de la campagne pour la période de préparation du sol (labour) et des semis est de 0 qui semble élevé ou faible. Merci de corriger. La superficie de la parcelle PARCELLE OIGNON selon les mesures GPS est de 2 hectare et celle donnée par l'exploitant est de 2 qui sont identique, comment cela pourrait-il se faire prière de corriger. Le document légal (titre, acte, certificat etc. ) qui affirme votre possession de la parcelle PARCELLE OIGNON est  et semble exister dans les modalités, prière de prendre attache avec le QG pour plus d'explication afin de la classer bien. </w:t>
         <w:br/>
-        <w:t xml:space="preserve">- La quantité de fumure appliquée dans la parcelle PARCELLE OIGNON est de 5000 Kg qui semble élevé ou ne sait pas, prière de fournir d'effort pour estimer la quantité afin de corriger. La quantité d'utilisation d'urée dans la parcelle PARCELLE OIGNON est de 100 Kilogramme et semble élevé, prière de corriger. La quantité d'utilisation de NPK dans la parcelle PARCELLE OIGNON est de 150 Kilogramme et semble élevé, prière de corriger. Le salaire d'un homme de 15ans et plus ayant travaillé sur la parcelle PARCELLE OIGNON par jours au moment de la période de préparation du sol (labour) et des semis est de 22000 FCFA qui semble faible ou  élevé, prière de corriger. La superficie de la parcelle PARCELLE OIGNON selon les mesures GPS est de 1.5 hectare et celle donnée par l'exploitant est de 1.5 qui sont identique, comment cela pourrait-il se faire prière de corriger. Le document légal (titre, acte, certificat etc. ) qui affirme votre possession de la parcelle PARCELLE OIGNON est  et semble exister dans les modalités, prière de prendre attache avec le QG pour plus d'explication afin de la classer bien. </w:t>
-        <w:br/>
-        <w:t xml:space="preserve">- La superficie de la parcelle PA OIGNON est de .a , elle doit être renseignée et ne doit pas contenir des chiffres de 9999 ou 0. Prière de corriger. Incoherence! Le nombre de cultures dans la parcelle PA OIGNON est de .a cultures qui semble trop élévé ou non renseigné, prière de corriger. Incoherence! Le nombre de minutes (.a minutes) pour se rendre dans la parcelle PA OIGNON est trop élevé, prière de corriger. La superficie de la parcelle PA OIGNON selon les mesures GPS est de .a hectare qui semble élevé ou faible, prière de corriger. </w:t>
-        <w:br/>
-        <w:t>- La superficie de la parcelle PA OIGNON selon les mesures GPS est de .a hectare qui semble élevé ou faible, prière de corriger. Le document légal (titre, acte, certificat etc. ) qui affirme votre possession de la parcelle PA OIGNON est  et semble exister dans les modalités, prière de prendre attache avec le QG pour plus d'explication afin de la classer bien.</w:t>
+        <w:t>- La quantité de fumure appliquée dans la parcelle PARCELLE OIGNON est de 5000 Kg qui semble élevé ou ne sait pas, prière de fournir d'effort pour estimer la quantité afin de corriger. La quantité d'utilisation d'urée dans la parcelle PARCELLE OIGNON est de 100 Kilogramme et semble élevé, prière de corriger. La quantité d'utilisation de NPK dans la parcelle PARCELLE OIGNON est de 150 Kilogramme et semble élevé, prière de corriger. Le salaire d'un homme de 15ans et plus ayant travaillé sur la parcelle PARCELLE OIGNON par jours au moment de la période de préparation du sol (labour) et des semis est de 22000 FCFA qui semble faible ou  élevé, prière de corriger. La superficie de la parcelle PARCELLE OIGNON selon les mesures GPS est de 1.5 hectare et celle donnée par l'exploitant est de 1.5 qui sont identique, comment cela pourrait-il se faire prière de corriger. Le document légal (titre, acte, certificat etc. ) qui affirme votre possession de la parcelle PARCELLE OIGNON est  et semble exister dans les modalités, prière de prendre attache avec le QG pour plus d'explication afin de la classer bien.</w:t>
       </w:r>
     </w:p>
     <w:p>
@@ -3777,6 +4261,10 @@
         <w:br/>
         <w:t xml:space="preserve">- Le pourcentage qui reste à recolter pour ces cultures est de 100% c'est-à-dire que la recolte n'a pas commencé pour ces cultures, prière de regarder les questions (s16Cq11 s16Cq12) ou corriger. </w:t>
         <w:br/>
+        <w:t xml:space="preserve">- Le pourcentage qui reste à recolter pour ces cultures est de 100% c'est-à-dire que la recolte n'a pas commencé pour ces cultures, prière de regarder les questions (s16Cq11 s16Cq12) ou corriger. </w:t>
+        <w:br/>
+        <w:t xml:space="preserve">- Le pourcentage qui reste à recolter pour ces cultures est de 100% c'est-à-dire que la recolte n'a pas commencé pour ces cultures, prière de regarder les questions (s16Cq11 s16Cq12) ou corriger. </w:t>
+        <w:br/>
         <w:t>- Le pourcentage qui reste à recolter pour ces cultures est de 100% c'est-à-dire que la recolte n'a pas commencé pour ces cultures, prière de regarder les questions (s16Cq11 s16Cq12) ou corriger.</w:t>
       </w:r>
     </w:p>
@@ -3798,9 +4286,9 @@
         <w:rPr>
           <w:sz w:val="20"/>
         </w:rPr>
-        <w:t xml:space="preserve">- Attention ! Autre (à préciser) a été revendu à 450000 Fcfa qui est relativement élevé par rapport aux autres prix de revente observés dans cette zone. Prière de corriger ou de confirmer avec le QG. </w:t>
+        <w:t xml:space="preserve">- Attention ! Groupe moto pompe a été revendu à 450000 Fcfa qui est relativement élevé par rapport aux autres prix de revente observés dans cette zone. Prière de corriger ou de confirmer avec le QG. </w:t>
         <w:br/>
-        <w:t xml:space="preserve">- Avertissement!! Le nombre (20)  de Houe/daba/hilaire est élevé, prière de corriger ou confirmer avec le QG. Attention ! Houe/daba/hilaire a été achété à 3000 Fcfa est relativement élevé par rapport aux autres prix d'achat observés dans cette zone. Prière de corriger ou de confirmer avec le QG. Attention ! Houe/daba/hilaire a été revendu à 3000 Fcfa qui est relativement élevé par rapport aux autres prix de revente observés dans cette zone. Prière de corriger ou de confirmer avec le QG. </w:t>
+        <w:t xml:space="preserve">- Avertissement!! Le nombre (20)  de Houe/daba/hilaire est élevé, prière de corriger ou confirmer avec le QG. </w:t>
         <w:br/>
         <w:t>- Avertissement!! Le prix d'achat (180000 FCFA) de Animaux de labour est inférieur aux prix de revente (200000 FCFA), prière de verifier et corriger ou confirmer l'information avec le QG.</w:t>
       </w:r>
@@ -4106,7 +4594,7 @@
           </w:tcPr>
           <w:p>
             <w:r/>
-            <w:hyperlink r:id="rId14">
+            <w:hyperlink r:id="rId15">
               <w:r>
                 <w:rPr>
                   <w:color w:val="0563C1"/>
@@ -4127,27 +4615,6 @@
           <w:color w:val="4672C4"/>
           <w:sz w:val="22"/>
         </w:rPr>
-        <w:t>&gt;&gt; Section0 - Identification et renseignements de controle</w:t>
-      </w:r>
-    </w:p>
-    <w:p>
-      <w:pPr>
-        <w:ind w:left="283"/>
-      </w:pPr>
-      <w:r>
-        <w:rPr>
-          <w:sz w:val="20"/>
-        </w:rPr>
-        <w:t>- Prière de renseigner toutes les informations du ménage dans la section 0 avant d'entamer les autres informations.</w:t>
-      </w:r>
-    </w:p>
-    <w:p>
-      <w:r>
-        <w:rPr>
-          <w:b/>
-          <w:color w:val="4672C4"/>
-          <w:sz w:val="22"/>
-        </w:rPr>
         <w:t>&gt;&gt; Section2 - Education</w:t>
       </w:r>
     </w:p>
@@ -4165,9 +4632,30 @@
         <w:br/>
         <w:t xml:space="preserve">- Peu probable! IBRAHIMA KA  n'arrive pas  à comprendre un petit texte lu dans une langue locale (s02q03). Veuillez corriger ou donner des explications au QG. </w:t>
         <w:br/>
-        <w:t xml:space="preserve">- Peu probable! MAMADOU KA  n'arrive pas  à comprendre un petit texte lu dans une langue locale (s02q03). Veuillez corriger ou donner des explications au QG. </w:t>
+        <w:t xml:space="preserve">- Peu probable! MAMADOU KA  n'arrive pas  à comprendre un petit texte lu dans une langue locale (s02q03). Veuillez corriger ou donner des explications au QG. Peu probable! MAMADOU KA  ne sait ni lire, ni écrire, ni comprendre dans aucune des langues  (s02q01,s02q02,s02q03). Veuillez corriger ou donner des explications au QG. </w:t>
         <w:br/>
         <w:t>- Peu probable! MARIETOU KA  n'arrive pas  à comprendre un petit texte lu dans une langue locale (s02q03). Veuillez corriger ou donner des explications au QG. Peu probable! MARIETOU KA  ne sait ni lire, ni écrire, ni comprendre dans aucune des langues  (s02q01,s02q02,s02q03). Veuillez corriger ou donner des explications au QG.</w:t>
+      </w:r>
+    </w:p>
+    <w:p>
+      <w:r>
+        <w:rPr>
+          <w:b/>
+          <w:color w:val="4672C4"/>
+          <w:sz w:val="22"/>
+        </w:rPr>
+        <w:t>&gt;&gt; Section3 - Sante</w:t>
+      </w:r>
+    </w:p>
+    <w:p>
+      <w:pPr>
+        <w:ind w:left="283"/>
+      </w:pPr>
+      <w:r>
+        <w:rPr>
+          <w:sz w:val="20"/>
+        </w:rPr>
+        <w:t>- Le montant(11000 FCFA) des dépenses pour chaque visite prénatale de MARIETOU KA semble faible (voir nul) ou élevé, prière de corriger.</w:t>
       </w:r>
     </w:p>
     <w:p>
@@ -4188,9 +4676,600 @@
         <w:rPr>
           <w:sz w:val="20"/>
         </w:rPr>
-        <w:t xml:space="preserve">- AvertissementDIAYNABA KA  travaille mais les questions relatives à son emploi principal ne sont pas renseignées à 100%, prière de les renseigner. Vous avez sélectionné l'option 'Ne sait pas' pour la catégorie socioprofessionnelle de DIAYNABA KA ou vous ne l'avez pas renseigné. prière de corriger. </w:t>
+        <w:t>- Attention! le nombre d'heure que DIAYNABA KA a travaillé par jour semble être inferieur à 4, veuillez s'il vous plait confirmer cette information avec le QG.</w:t>
+      </w:r>
+    </w:p>
+    <w:p>
+      <w:r>
+        <w:rPr>
+          <w:b/>
+          <w:color w:val="4672C4"/>
+          <w:sz w:val="22"/>
+        </w:rPr>
+        <w:t>&gt;&gt; Section7b - Consommation alimentaire - 7 jours</w:t>
+      </w:r>
+    </w:p>
+    <w:p>
+      <w:pPr>
+        <w:ind w:left="283"/>
+      </w:pPr>
+      <w:r>
+        <w:rPr>
+          <w:sz w:val="20"/>
+        </w:rPr>
+        <w:t>- Attention ! Le prix unitaire d'achat (25 Fcfa) de Cube alimentaire (Maggi, Jumbo, ) en Cube (Moyen) est relativement faible par rapport aux autres prix observés dans cette zone. Prière de corriger ou de confirmer avec le QG. Attention ! Le prix unitaire d'achat (50 Fcfa) de Aubergine   en Pièce (Moyen) est relativement faible par rapport aux autres prix observés dans cette zone. Prière de corriger ou de confirmer avec le QG. Avertissement!!! Le ménage a consommé 5 Boite (Autre que la boite/pot de tomate) Petit de Thé en sachet, cette quantité semble anormale pour une consommation des 7 derniers jours.Les ménages consomment géneralement en sachet ou en paquet, prière de corriger ou de confirmer avec le QG. Incohérence!! Dans ce ménage, chaque individus consomme par jour 91.59629 Kg  de cereale; Prière de revoir les quantités prises de ces produits.</w:t>
+      </w:r>
+    </w:p>
+    <w:p>
+      <w:r>
+        <w:rPr>
+          <w:b/>
+          <w:color w:val="4672C4"/>
+          <w:sz w:val="22"/>
+        </w:rPr>
+        <w:t>&gt;&gt; Section9c - Depenses non-alimentaires - 30 jours</w:t>
+      </w:r>
+    </w:p>
+    <w:p>
+      <w:pPr>
+        <w:ind w:left="283"/>
+      </w:pPr>
+      <w:r>
+        <w:rPr>
+          <w:sz w:val="20"/>
+        </w:rPr>
+        <w:t>- La dernière fois que vous avez acheté Bois de chauffe ramassé/coupé (estimer la valeur) est forêt et semble exister dans les modalités, prière de prendre attache avec le QG pour plus d'explication afin de la classer bien.</w:t>
+      </w:r>
+    </w:p>
+    <w:p>
+      <w:r>
+        <w:rPr>
+          <w:b/>
+          <w:color w:val="4672C4"/>
+          <w:sz w:val="22"/>
+        </w:rPr>
+        <w:t>&gt;&gt; Section10a - Existence entreprise non agricole</w:t>
+      </w:r>
+    </w:p>
+    <w:p>
+      <w:pPr>
+        <w:ind w:left="283"/>
+      </w:pPr>
+      <w:r>
+        <w:rPr>
+          <w:sz w:val="20"/>
+        </w:rPr>
+        <w:t>- Avertissement!!! Le ménage de IBRAHIMA KA a comme taille 5 personnes dont ils vivent à THIES Rural et aucune d'entre ne possède une entreprise non agricole, prière de revoir cette partie de la section 10 de ce menage.</w:t>
+      </w:r>
+    </w:p>
+    <w:p>
+      <w:r>
+        <w:rPr>
+          <w:b/>
+          <w:color w:val="4672C4"/>
+          <w:sz w:val="22"/>
+        </w:rPr>
+        <w:t>&gt;&gt; Section16a - Champs et parcelles</w:t>
+      </w:r>
+    </w:p>
+    <w:p>
+      <w:pPr>
+        <w:ind w:left="283"/>
+      </w:pPr>
+      <w:r>
+        <w:rPr>
+          <w:sz w:val="20"/>
+        </w:rPr>
+        <w:t>- Avertissement!! La parcelle a comme nom (parcelle 1) qui ne semble pas être un bon nom ou contient des lettres, prière de mettre le vrai nom de la parcelle. La quantité d'utilisation de fongicides dans la parcelle parcelle 1 est de 600 Gramme et semble élevé, prière de corriger. Le salaire d'un homme de 15ans et plus ayant travaillé sur la parcelle parcelle 1 par jours au moment de la période de préparation du sol (labour) et des semis est de 20000 FCFA qui semble faible ou  élevé, prière de corriger. La superficie de la parcelle parcelle 1 selon les mesures GPS est de 1 hectare et celle donnée par l'exploitant est de 1 qui sont identique, comment cela pourrait-il se faire prière de corriger.</w:t>
+      </w:r>
+    </w:p>
+    <w:p>
+      <w:r>
+        <w:rPr>
+          <w:b/>
+          <w:color w:val="4672C4"/>
+          <w:sz w:val="22"/>
+        </w:rPr>
+        <w:t>&gt;&gt; Section19 - Equipements agricoles</w:t>
+      </w:r>
+    </w:p>
+    <w:p>
+      <w:pPr>
+        <w:ind w:left="283"/>
+      </w:pPr>
+      <w:r>
+        <w:rPr>
+          <w:sz w:val="20"/>
+        </w:rPr>
+        <w:t xml:space="preserve">- Attention ! Groupe moto pompe a été revendu à 600000 Fcfa qui est relativement élevé par rapport aux autres prix de revente observés dans cette zone. Prière de corriger ou de confirmer avec le QG. </w:t>
         <w:br/>
-        <w:t>-  AvertissementIBRAHIMA KA  travaille mais les questions relatives à son emploi principal ne sont pas renseignées à 100%, prière de les renseigner. Vous avez sélectionné l'option 'Ne sait pas' pour la catégorie socioprofessionnelle de IBRAHIMA KA ou vous ne l'avez pas renseigné. prière de corriger.</w:t>
+        <w:t>- Attention ! Hache/pioche a été revendu à 4500 Fcfa qui est relativement élevé par rapport aux autres prix de revente observés dans cette zone. Prière de corriger ou de confirmer avec le QG.</w:t>
+      </w:r>
+    </w:p>
+    <w:p>
+      <w:r>
+        <w:t>________________________________________________________________________________</w:t>
+      </w:r>
+    </w:p>
+    <w:p>
+      <w:pPr>
+        <w:pStyle w:val="Heading2"/>
+      </w:pPr>
+      <w:r>
+        <w:t>Menage 10</w:t>
+      </w:r>
+    </w:p>
+    <w:tbl>
+      <w:tblPr>
+        <w:tblStyle w:val="TableGrid"/>
+        <w:tblW w:type="auto" w:w="0"/>
+        <w:tblLook w:firstColumn="1" w:firstRow="1" w:lastColumn="0" w:lastRow="0" w:noHBand="0" w:noVBand="1" w:val="04A0"/>
+      </w:tblPr>
+      <w:tblGrid>
+        <w:gridCol w:w="1662"/>
+        <w:gridCol w:w="1662"/>
+        <w:gridCol w:w="1662"/>
+        <w:gridCol w:w="1662"/>
+        <w:gridCol w:w="1662"/>
+        <w:gridCol w:w="1662"/>
+      </w:tblGrid>
+      <w:tr>
+        <w:tc>
+          <w:tcPr>
+            <w:tcW w:type="dxa" w:w="1662"/>
+            <w:shd w:fill="5B9BD5"/>
+          </w:tcPr>
+          <w:p>
+            <w:r>
+              <w:rPr>
+                <w:b/>
+                <w:color w:val="FFFFFF"/>
+                <w:sz w:val="16"/>
+              </w:rPr>
+              <w:t>Interview Key</w:t>
+            </w:r>
+          </w:p>
+        </w:tc>
+        <w:tc>
+          <w:tcPr>
+            <w:tcW w:type="dxa" w:w="1662"/>
+            <w:shd w:fill="5B9BD5"/>
+          </w:tcPr>
+          <w:p>
+            <w:r>
+              <w:rPr>
+                <w:b/>
+                <w:color w:val="FFFFFF"/>
+                <w:sz w:val="16"/>
+              </w:rPr>
+              <w:t>Interview ID</w:t>
+            </w:r>
+          </w:p>
+        </w:tc>
+        <w:tc>
+          <w:tcPr>
+            <w:tcW w:type="dxa" w:w="1662"/>
+            <w:shd w:fill="5B9BD5"/>
+          </w:tcPr>
+          <w:p>
+            <w:r>
+              <w:rPr>
+                <w:b/>
+                <w:color w:val="FFFFFF"/>
+                <w:sz w:val="16"/>
+              </w:rPr>
+              <w:t>ID Agent</w:t>
+            </w:r>
+          </w:p>
+        </w:tc>
+        <w:tc>
+          <w:tcPr>
+            <w:tcW w:type="dxa" w:w="1662"/>
+            <w:shd w:fill="5B9BD5"/>
+          </w:tcPr>
+          <w:p>
+            <w:r>
+              <w:rPr>
+                <w:b/>
+                <w:color w:val="FFFFFF"/>
+                <w:sz w:val="16"/>
+              </w:rPr>
+              <w:t>ID Equipe</w:t>
+            </w:r>
+          </w:p>
+        </w:tc>
+        <w:tc>
+          <w:tcPr>
+            <w:tcW w:type="dxa" w:w="1662"/>
+            <w:shd w:fill="5B9BD5"/>
+          </w:tcPr>
+          <w:p>
+            <w:r>
+              <w:rPr>
+                <w:b/>
+                <w:color w:val="FFFFFF"/>
+                <w:sz w:val="16"/>
+              </w:rPr>
+              <w:t>Agent</w:t>
+            </w:r>
+          </w:p>
+        </w:tc>
+        <w:tc>
+          <w:tcPr>
+            <w:tcW w:type="dxa" w:w="1662"/>
+            <w:shd w:fill="5B9BD5"/>
+          </w:tcPr>
+          <w:p>
+            <w:r>
+              <w:rPr>
+                <w:b/>
+                <w:color w:val="FFFFFF"/>
+                <w:sz w:val="16"/>
+              </w:rPr>
+              <w:t>Chef d'equipe</w:t>
+            </w:r>
+          </w:p>
+        </w:tc>
+      </w:tr>
+      <w:tr>
+        <w:tc>
+          <w:tcPr>
+            <w:tcW w:type="dxa" w:w="1662"/>
+          </w:tcPr>
+          <w:p>
+            <w:r>
+              <w:rPr>
+                <w:sz w:val="14"/>
+              </w:rPr>
+              <w:t>57-26-25-73</w:t>
+            </w:r>
+          </w:p>
+        </w:tc>
+        <w:tc>
+          <w:tcPr>
+            <w:tcW w:type="dxa" w:w="1662"/>
+          </w:tcPr>
+          <w:p>
+            <w:r>
+              <w:rPr>
+                <w:sz w:val="14"/>
+              </w:rPr>
+              <w:t>ed3ae70625eb4859830a3e560f46f84f</w:t>
+            </w:r>
+          </w:p>
+        </w:tc>
+        <w:tc>
+          <w:tcPr>
+            <w:tcW w:type="dxa" w:w="1662"/>
+          </w:tcPr>
+          <w:p>
+            <w:r>
+              <w:rPr>
+                <w:sz w:val="14"/>
+              </w:rPr>
+              <w:t>EQ9_enq1</w:t>
+            </w:r>
+          </w:p>
+        </w:tc>
+        <w:tc>
+          <w:tcPr>
+            <w:tcW w:type="dxa" w:w="1662"/>
+          </w:tcPr>
+          <w:p>
+            <w:r>
+              <w:rPr>
+                <w:sz w:val="14"/>
+              </w:rPr>
+              <w:t>Equipe9</w:t>
+            </w:r>
+          </w:p>
+        </w:tc>
+        <w:tc>
+          <w:tcPr>
+            <w:tcW w:type="dxa" w:w="1662"/>
+          </w:tcPr>
+          <w:p>
+            <w:r>
+              <w:rPr>
+                <w:sz w:val="14"/>
+              </w:rPr>
+              <w:t>Mbougane DIOUF</w:t>
+            </w:r>
+          </w:p>
+        </w:tc>
+        <w:tc>
+          <w:tcPr>
+            <w:tcW w:type="dxa" w:w="1662"/>
+          </w:tcPr>
+          <w:p>
+            <w:r>
+              <w:rPr>
+                <w:sz w:val="14"/>
+              </w:rPr>
+              <w:t>Sara NIANG</w:t>
+            </w:r>
+          </w:p>
+        </w:tc>
+      </w:tr>
+    </w:tbl>
+    <w:p/>
+    <w:tbl>
+      <w:tblPr>
+        <w:tblStyle w:val="TableGrid"/>
+        <w:tblW w:type="auto" w:w="0"/>
+        <w:tblLook w:firstColumn="1" w:firstRow="1" w:lastColumn="0" w:lastRow="0" w:noHBand="0" w:noVBand="1" w:val="04A0"/>
+      </w:tblPr>
+      <w:tblGrid>
+        <w:gridCol w:w="3324"/>
+        <w:gridCol w:w="3324"/>
+        <w:gridCol w:w="3324"/>
+      </w:tblGrid>
+      <w:tr>
+        <w:tc>
+          <w:tcPr>
+            <w:tcW w:type="dxa" w:w="3324"/>
+            <w:shd w:fill="70AD47"/>
+          </w:tcPr>
+          <w:p>
+            <w:r>
+              <w:rPr>
+                <w:b/>
+                <w:color w:val="FFFFFF"/>
+                <w:sz w:val="18"/>
+              </w:rPr>
+              <w:t>Chef de Menage</w:t>
+            </w:r>
+          </w:p>
+        </w:tc>
+        <w:tc>
+          <w:tcPr>
+            <w:tcW w:type="dxa" w:w="3324"/>
+            <w:shd w:fill="70AD47"/>
+          </w:tcPr>
+          <w:p>
+            <w:r>
+              <w:rPr>
+                <w:b/>
+                <w:color w:val="FFFFFF"/>
+                <w:sz w:val="18"/>
+              </w:rPr>
+              <w:t>Quartier/Village (s00q05)</w:t>
+            </w:r>
+          </w:p>
+        </w:tc>
+        <w:tc>
+          <w:tcPr>
+            <w:tcW w:type="dxa" w:w="3324"/>
+            <w:shd w:fill="70AD47"/>
+          </w:tcPr>
+          <w:p>
+            <w:r>
+              <w:rPr>
+                <w:b/>
+                <w:color w:val="FFFFFF"/>
+                <w:sz w:val="18"/>
+              </w:rPr>
+              <w:t>Localisation GPS</w:t>
+            </w:r>
+          </w:p>
+        </w:tc>
+      </w:tr>
+      <w:tr>
+        <w:tc>
+          <w:tcPr>
+            <w:tcW w:type="dxa" w:w="3324"/>
+          </w:tcPr>
+          <w:p>
+            <w:r>
+              <w:rPr>
+                <w:sz w:val="18"/>
+              </w:rPr>
+              <w:t>OMAR KA</w:t>
+            </w:r>
+          </w:p>
+        </w:tc>
+        <w:tc>
+          <w:tcPr>
+            <w:tcW w:type="dxa" w:w="3324"/>
+          </w:tcPr>
+          <w:p>
+            <w:r>
+              <w:rPr>
+                <w:sz w:val="18"/>
+              </w:rPr>
+              <w:t>N/A</w:t>
+            </w:r>
+          </w:p>
+        </w:tc>
+        <w:tc>
+          <w:tcPr>
+            <w:tcW w:type="dxa" w:w="3324"/>
+          </w:tcPr>
+          <w:p>
+            <w:r/>
+            <w:hyperlink r:id="rId13">
+              <w:r>
+                <w:rPr>
+                  <w:color w:val="0563C1"/>
+                  <w:u w:val="single"/>
+                </w:rPr>
+                <w:t>en face</w:t>
+              </w:r>
+            </w:hyperlink>
+          </w:p>
+        </w:tc>
+      </w:tr>
+    </w:tbl>
+    <w:p/>
+    <w:p>
+      <w:r>
+        <w:rPr>
+          <w:b/>
+          <w:color w:val="4672C4"/>
+          <w:sz w:val="22"/>
+        </w:rPr>
+        <w:t>&gt;&gt; Section0 - Identification et renseignements de controle</w:t>
+      </w:r>
+    </w:p>
+    <w:p>
+      <w:pPr>
+        <w:ind w:left="283"/>
+      </w:pPr>
+      <w:r>
+        <w:rPr>
+          <w:sz w:val="20"/>
+        </w:rPr>
+        <w:t>- Il est obligatoire de prendre les coordonnées Gps avant d'administrer le questionnaire. Prière de prendre les coordonnées GPS.</w:t>
+      </w:r>
+    </w:p>
+    <w:p>
+      <w:r>
+        <w:rPr>
+          <w:b/>
+          <w:color w:val="4672C4"/>
+          <w:sz w:val="22"/>
+        </w:rPr>
+        <w:t>&gt;&gt; Section1 - Caracteristiques des membres</w:t>
+      </w:r>
+    </w:p>
+    <w:p>
+      <w:pPr>
+        <w:ind w:left="283"/>
+      </w:pPr>
+      <w:r>
+        <w:rPr>
+          <w:sz w:val="20"/>
+        </w:rPr>
+        <w:t>- Attention ! Le montant (6000 Fcfa) dépensé ou reçu en cadeau pour les recharges internet ou de forfaits de données mobiles(hors appels vocaux), aucours des 30 derniers jours de  OMAR KA est relativement élevé par rapport aux autres montants depansés observés dans cette zone. Prière de corriger ou de confirmer avec le QG.</w:t>
+      </w:r>
+    </w:p>
+    <w:p>
+      <w:r>
+        <w:rPr>
+          <w:b/>
+          <w:color w:val="4672C4"/>
+          <w:sz w:val="22"/>
+        </w:rPr>
+        <w:t>&gt;&gt; Section2 - Education</w:t>
+      </w:r>
+    </w:p>
+    <w:p>
+      <w:pPr>
+        <w:ind w:left="283"/>
+      </w:pPr>
+      <w:r>
+        <w:rPr>
+          <w:sz w:val="20"/>
+        </w:rPr>
+        <w:t xml:space="preserve">- Peu probable! ADAMA KA  n'arrive pas  à comprendre un petit texte lu dans une langue locale (s02q03). Veuillez corriger ou donner des explications au QG. Peu probable! ADAMA KA  ne sait ni lire, ni écrire, ni comprendre dans aucune des langues  (s02q01,s02q02,s02q03). Veuillez corriger ou donner des explications au QG. </w:t>
+        <w:br/>
+        <w:t xml:space="preserve">- Peu probable! AWA KA  n'arrive pas  à comprendre un petit texte lu dans une langue locale (s02q03). Veuillez corriger ou donner des explications au QG. </w:t>
+        <w:br/>
+        <w:t xml:space="preserve">- Peu probable! DALLY KA  n'arrive pas  à comprendre un petit texte lu dans une langue locale (s02q03). Veuillez corriger ou donner des explications au QG. Peu probable! DALLY KA  ne sait ni lire, ni écrire, ni comprendre dans aucune des langues  (s02q01,s02q02,s02q03). Veuillez corriger ou donner des explications au QG. Peu plausible DALLY KA fréquente au minimum le fondamental 1 mais ne sait ni lire ni comprendre la langue française, prière de corriger ou de confirmer avec le QG merci. </w:t>
+        <w:br/>
+        <w:t xml:space="preserve">- Peu probable! GORA KA  n'arrive pas  à comprendre un petit texte lu dans une langue locale (s02q03). Veuillez corriger ou donner des explications au QG. </w:t>
+        <w:br/>
+        <w:t xml:space="preserve">- Peu probable! MAGATTA KA  n'arrive pas  à comprendre un petit texte lu dans une langue locale (s02q03). Veuillez corriger ou donner des explications au QG. Peu probable! MAGATTA KA  ne sait ni lire, ni écrire, ni comprendre dans aucune des langues  (s02q01,s02q02,s02q03). Veuillez corriger ou donner des explications au QG. </w:t>
+        <w:br/>
+        <w:t xml:space="preserve">- Peu probable! MARIE KA  n'arrive pas  à comprendre un petit texte lu dans une langue locale (s02q03). Veuillez corriger ou donner des explications au QG. </w:t>
+        <w:br/>
+        <w:t xml:space="preserve">- Peu probable! OMAR KA  n'arrive pas  à comprendre un petit texte lu dans une langue locale (s02q03). Veuillez corriger ou donner des explications au QG. </w:t>
+        <w:br/>
+        <w:t xml:space="preserve">- Peu probable! OULEYE KA  n'arrive pas  à comprendre un petit texte lu dans une langue locale (s02q03). Veuillez corriger ou donner des explications au QG. Peu probable! OULEYE KA  ne sait ni lire, ni écrire, ni comprendre dans aucune des langues  (s02q01,s02q02,s02q03). Veuillez corriger ou donner des explications au QG. </w:t>
+        <w:br/>
+        <w:t xml:space="preserve">- Peu probable! SALLA DIENE  n'arrive pas  à comprendre un petit texte lu dans une langue locale (s02q03). Veuillez corriger ou donner des explications au QG. </w:t>
+        <w:br/>
+        <w:t>- Peu probable! THIERNO KA  n'arrive pas  à comprendre un petit texte lu dans une langue locale (s02q03). Veuillez corriger ou donner des explications au QG.</w:t>
+      </w:r>
+    </w:p>
+    <w:p>
+      <w:r>
+        <w:rPr>
+          <w:b/>
+          <w:color w:val="4672C4"/>
+          <w:sz w:val="22"/>
+        </w:rPr>
+        <w:t>&gt;&gt; Section3 - Sante</w:t>
+      </w:r>
+    </w:p>
+    <w:p>
+      <w:pPr>
+        <w:ind w:left="283"/>
+      </w:pPr>
+      <w:r>
+        <w:rPr>
+          <w:sz w:val="20"/>
+        </w:rPr>
+        <w:t>- Le montant(300000 FCFA) des frais d'examens médicaux et des soins de OMAR KA semble trop faible ou élevé, veuillez revoir ce montant. Le montant(250000 FCFA) des frais des médicaments achetés dans les officines privées de OMAR KA semble trop faible ou élevé, veuillez revoir ce montant. Le principal assuré ou qui paye la cotisation à la mutuelle de santé pour OMAR KA est j'ai pas payé et semble exister dans les modalités, prière de prendre attache avec le QG pour plus d'explication afin de la classer bien.</w:t>
+      </w:r>
+    </w:p>
+    <w:p>
+      <w:r>
+        <w:rPr>
+          <w:b/>
+          <w:color w:val="4672C4"/>
+          <w:sz w:val="22"/>
+        </w:rPr>
+        <w:t>&gt;&gt; Section4a - Emploi</w:t>
+      </w:r>
+    </w:p>
+    <w:p>
+      <w:pPr>
+        <w:ind w:left="283"/>
+      </w:pPr>
+      <w:r>
+        <w:rPr>
+          <w:sz w:val="20"/>
+        </w:rPr>
+        <w:t xml:space="preserve">- Avertissement! Généralement les jeunes hommes (10 à 25ans) font des travaux ménager soit apprendre les enfants à reviser leurs léçons ou d'autres cours, GORA KA n'a consacré aucune heure pour les travaux cités en s04q01, s04q02, s04q03, s04q04, s04q05, s04q06, s04q07 et s04q08.Prière de regarder pour corriger ou confirmer avec le QG. </w:t>
+        <w:br/>
+        <w:t xml:space="preserve">- Avertissement! Généralement les jeunes hommes (10 à 25ans) font des travaux ménager soit apprendre les enfants à reviser leurs léçons ou d'autres cours, THIERNO KA n'a consacré aucune heure pour les travaux cités en s04q01, s04q02, s04q03, s04q04, s04q05, s04q06, s04q07 et s04q08.Prière de regarder pour corriger ou confirmer avec le QG. </w:t>
+        <w:br/>
+        <w:t>- Avertissement! MARIE KA n'a consacré aucune heure pour aucun des travaux du ménage, prière de regarder les réponses prises dans les questions (s04q01 s04q02 s04q03 s04q04 s04q05 s04q06 s04q07 s04q08).</w:t>
+      </w:r>
+    </w:p>
+    <w:p>
+      <w:r>
+        <w:rPr>
+          <w:b/>
+          <w:color w:val="4672C4"/>
+          <w:sz w:val="22"/>
+        </w:rPr>
+        <w:t>&gt;&gt; Section4b - Emploi - Activite principale</w:t>
+      </w:r>
+    </w:p>
+    <w:p>
+      <w:pPr>
+        <w:ind w:left="283"/>
+      </w:pPr>
+      <w:r>
+        <w:rPr>
+          <w:sz w:val="20"/>
+        </w:rPr>
+        <w:t xml:space="preserve">- Attention! le nombre d'heure que OMAR KA a travaillé par jour semble être inferieur à 4, veuillez s'il vous plait confirmer cette information avec le QG. </w:t>
+        <w:br/>
+        <w:t>- Attention! le nombre d'heure que SALLA DIENE a travaillé par jour semble être inferieur à 4, veuillez s'il vous plait confirmer cette information avec le QG.</w:t>
+      </w:r>
+    </w:p>
+    <w:p>
+      <w:r>
+        <w:rPr>
+          <w:b/>
+          <w:color w:val="4672C4"/>
+          <w:sz w:val="22"/>
+        </w:rPr>
+        <w:t>&gt;&gt; Section4c - Emploi - Activite secondaire</w:t>
+      </w:r>
+    </w:p>
+    <w:p>
+      <w:pPr>
+        <w:ind w:left="283"/>
+      </w:pPr>
+      <w:r>
+        <w:rPr>
+          <w:sz w:val="20"/>
+        </w:rPr>
+        <w:t>- Attention ! Le nombre de jours que OMAR KA a travaillés par mois semble être inférieur à 15. Veuillez, s'il vous plaît, confirmer cette information. Attention! le nombre d'heure que OMAR KA a travaillé par jour semble faible, veuillez s'il vous plait confirmer cette information avec le QG.</w:t>
       </w:r>
     </w:p>
     <w:p>
@@ -4211,11 +5290,7 @@
         <w:rPr>
           <w:sz w:val="20"/>
         </w:rPr>
-        <w:t xml:space="preserve">- Il est impératif de renseigner la question : #Est-ce que DIAYNABA KA possède un compte dans les établissements financiers suivants ou une carte prépayée ?# même si la personne ne dispose pas de compte, veuillez les renseigner s'il vous plaît. </w:t>
-        <w:br/>
-        <w:t xml:space="preserve">- Il est impératif de renseigner la question : #Est-ce que IBRAHIMA KA possède un compte dans les établissements financiers suivants ou une carte prépayée ?# même si la personne ne dispose pas de compte, veuillez les renseigner s'il vous plaît. </w:t>
-        <w:br/>
-        <w:t>- Il est impératif de renseigner la question : #Est-ce que MARIETOU KA possède un compte dans les établissements financiers suivants ou une carte prépayée ?# même si la personne ne dispose pas de compte, veuillez les renseigner s'il vous plaît.</w:t>
+        <w:t>- Avertissement!!! OMAR KA a demandé un crédit auprès d'une institution financière au cours des 12 derniers mois, qui a obtenu un crédit auprès d'une de ces institutions au cours des 12 derniers mois dit n'avoir pas beneficer de crédit immobilier. Veuillez vous rassurez réellement que la personne n'a pas affecté de crédit immobilier.</w:t>
       </w:r>
     </w:p>
     <w:p>
@@ -4225,7 +5300,7 @@
           <w:color w:val="4672C4"/>
           <w:sz w:val="22"/>
         </w:rPr>
-        <w:t>&gt;&gt; Section7a1 - Repas pris a l'exterieur du menage</w:t>
+        <w:t>&gt;&gt; Section7b - Consommation alimentaire - 7 jours</w:t>
       </w:r>
     </w:p>
     <w:p>
@@ -4236,99 +5311,7 @@
         <w:rPr>
           <w:sz w:val="20"/>
         </w:rPr>
-        <w:t>- Attention ! La section sur le repas pris à l'extérieur du ménage n'est pas renseignée à 100 %. Prière de vérifier l'ensemble des questions relatives à cette section et de les renseigner en totalité.</w:t>
-      </w:r>
-    </w:p>
-    <w:p>
-      <w:r>
-        <w:rPr>
-          <w:b/>
-          <w:color w:val="4672C4"/>
-          <w:sz w:val="22"/>
-        </w:rPr>
-        <w:t>&gt;&gt; Section7a2 - Repas pris a l'exterieur du menage</w:t>
-      </w:r>
-    </w:p>
-    <w:p>
-      <w:pPr>
-        <w:ind w:left="283"/>
-      </w:pPr>
-      <w:r>
-        <w:rPr>
-          <w:sz w:val="20"/>
-        </w:rPr>
-        <w:t xml:space="preserve">- La section sur le repas pris à l'extérieur du ménage du membre DIARY KA n'est pas renseignée à 100 %. Prière de vérifier l'ensemble des questions relatives à ce membre et de les renseigner en totalité. </w:t>
-        <w:br/>
-        <w:t xml:space="preserve">- La section sur le repas pris à l'extérieur du ménage du membre DIAYNABA KA n'est pas renseignée à 100 %. Prière de vérifier l'ensemble des questions relatives à ce membre et de les renseigner en totalité. </w:t>
-        <w:br/>
-        <w:t xml:space="preserve">- La section sur le repas pris à l'extérieur du ménage du membre IBRAHIMA KA n'est pas renseignée à 100 %. Prière de vérifier l'ensemble des questions relatives à ce membre et de les renseigner en totalité. </w:t>
-        <w:br/>
-        <w:t xml:space="preserve">- La section sur le repas pris à l'extérieur du ménage du membre MAMADOU KA n'est pas renseignée à 100 %. Prière de vérifier l'ensemble des questions relatives à ce membre et de les renseigner en totalité. </w:t>
-        <w:br/>
-        <w:t>- La section sur le repas pris à l'extérieur du ménage du membre MARIETOU KA n'est pas renseignée à 100 %. Prière de vérifier l'ensemble des questions relatives à ce membre et de les renseigner en totalité.</w:t>
-      </w:r>
-    </w:p>
-    <w:p>
-      <w:r>
-        <w:rPr>
-          <w:b/>
-          <w:color w:val="4672C4"/>
-          <w:sz w:val="22"/>
-        </w:rPr>
-        <w:t>&gt;&gt; Section8 - Sécurite alimentaire</w:t>
-      </w:r>
-    </w:p>
-    <w:p>
-      <w:pPr>
-        <w:ind w:left="283"/>
-      </w:pPr>
-      <w:r>
-        <w:rPr>
-          <w:sz w:val="20"/>
-        </w:rPr>
-        <w:t>- Toutes les questions de la section 8 ne sont pas renseignées, prière de renseigner.</w:t>
-      </w:r>
-    </w:p>
-    <w:p>
-      <w:r>
-        <w:rPr>
-          <w:b/>
-          <w:color w:val="4672C4"/>
-          <w:sz w:val="22"/>
-        </w:rPr>
-        <w:t>&gt;&gt; Section9a - Depenses de fetes et ceremonies</w:t>
-      </w:r>
-    </w:p>
-    <w:p>
-      <w:pPr>
-        <w:ind w:left="283"/>
-      </w:pPr>
-      <w:r>
-        <w:rPr>
-          <w:sz w:val="20"/>
-        </w:rPr>
-        <w:t>- Il est improbable d'avoir un ménage qui n'a pas effectué aucune dépense au moins lors d'une de ces fêtes, prière de revoir cette partie pour ce ménage.</w:t>
-      </w:r>
-    </w:p>
-    <w:p>
-      <w:r>
-        <w:rPr>
-          <w:b/>
-          <w:color w:val="4672C4"/>
-          <w:sz w:val="22"/>
-        </w:rPr>
-        <w:t>&gt;&gt; Section9b - Depenses non-alimentaires - 7 jours</w:t>
-      </w:r>
-    </w:p>
-    <w:p>
-      <w:pPr>
-        <w:ind w:left="283"/>
-      </w:pPr>
-      <w:r>
-        <w:rPr>
-          <w:sz w:val="20"/>
-        </w:rPr>
-        <w:t>- Il est difficile d'avoir un ménage qui n'a effectué aucune des dépenses mentionnées au cours de 7 derniers jours, prière de revoir la section 9B pour ce ménage.</w:t>
+        <w:t>- Attention ! Le prix unitaire d'achat (150 Fcfa) de Lait en poudre en Sachets (Petit) est relativement élevé par rapport aux autres prix observés dans cette zone. Prière de corriger ou de confirmer avec le QG. Attention ! Le prix unitaire d'achat (33.33333 Fcfa) de Aubergine   en Pièce (Moyen) est relativement faible par rapport aux autres prix observés dans cette zone. Prière de corriger ou de confirmer avec le QG. Attention ! Le prix unitaire d'achat (50 Fcfa) de Manioc en tubercules en Morceau (Portion) (Moyen) est relativement faible par rapport aux autres prix observés dans cette zone. Prière de corriger ou de confirmer avec le QG. Avertissement!! La quantité (3.5 litre) du produit Huile de soja  consommée  par le ménage semble très élevé, prière de corriger ou confirmer avec le QG. Avertissement!!! Le ménage a consommé 10 Sachets Petit de Sucre en poudre , cette quantité semble anormale pour une consommation des 7 derniers jours.Prière de corriger ou de confirmer avec le QG. Avertissement!!! Le ménage a consommé 12 Boite (Autre que la boite/pot de tomate) Petit de Thé en sachet, cette quantité semble anormale pour une consommation des 7 derniers jours.Les ménages consomment géneralement en sachet ou en paquet, prière de corriger ou de confirmer avec le QG. Avertissement!!! Le ménage a consommé 12 Pièce Petit de Poisson frais type 9, cette quantité semble anormale pour une consommation des 7 derniers jours.Prière de corriger ou de confirmer avec le QG. Incohérence!! Dans ce ménage, chaque individus consomme par jour 45.125 Kg  de cereale; Prière de revoir les quantités prises de ces produits.</w:t>
       </w:r>
     </w:p>
     <w:p>
@@ -4349,70 +5332,7 @@
         <w:rPr>
           <w:sz w:val="20"/>
         </w:rPr>
-        <w:t>- Il est moins probable q'un ménage n'ait effectué de dépense sur les produits/services cités au cours de 30 derniers jours, Veuillez revoir la section 9C pour ce ménage.</w:t>
-      </w:r>
-    </w:p>
-    <w:p>
-      <w:r>
-        <w:rPr>
-          <w:b/>
-          <w:color w:val="4672C4"/>
-          <w:sz w:val="22"/>
-        </w:rPr>
-        <w:t>&gt;&gt; Section9d - Depenses non-alimentaires - 3 mois</w:t>
-      </w:r>
-    </w:p>
-    <w:p>
-      <w:pPr>
-        <w:ind w:left="283"/>
-      </w:pPr>
-      <w:r>
-        <w:rPr>
-          <w:sz w:val="20"/>
-        </w:rPr>
-        <w:t>- Difficile pour un ménage de ne pas avoir effectué de dépenses au cours de 3 derniers mois sur les produits/services cités (Section 9D), prière de revoir la section pour ce ménage.</w:t>
-      </w:r>
-    </w:p>
-    <w:p>
-      <w:r>
-        <w:rPr>
-          <w:b/>
-          <w:color w:val="4672C4"/>
-          <w:sz w:val="22"/>
-        </w:rPr>
-        <w:t>&gt;&gt; Section9e - Depenses non-alimentaires - 6 mois</w:t>
-      </w:r>
-    </w:p>
-    <w:p>
-      <w:pPr>
-        <w:ind w:left="283"/>
-      </w:pPr>
-      <w:r>
-        <w:rPr>
-          <w:sz w:val="20"/>
-        </w:rPr>
-        <w:t>- Moins possible d'avoir un ménage qui n'a effectué aucune des dépenses au cours de 6 derniers mois, prière de revoir la section pour ce ménage</w:t>
-      </w:r>
-    </w:p>
-    <w:p>
-      <w:r>
-        <w:rPr>
-          <w:b/>
-          <w:color w:val="4672C4"/>
-          <w:sz w:val="22"/>
-        </w:rPr>
-        <w:t>&gt;&gt; Section9f - Depenses non-alimentaires - 12 mois</w:t>
-      </w:r>
-    </w:p>
-    <w:p>
-      <w:pPr>
-        <w:ind w:left="283"/>
-      </w:pPr>
-      <w:r>
-        <w:rPr>
-          <w:sz w:val="20"/>
-        </w:rPr>
-        <w:t>- Moins possible d'avoir un ménage qui n'a effectué aucune des dépenses au cours de 12 derniers mois, veuillez revoir la section pour ce ménage.</w:t>
+        <w:t>- La dernière fois que vous avez acheté Bois de chauffe ramassé/coupé (estimer la valeur) est forêt et semble exister dans les modalités, prière de prendre attache avec le QG pour plus d'explication afin de la classer bien.</w:t>
       </w:r>
     </w:p>
     <w:p>
@@ -4433,7 +5353,7 @@
         <w:rPr>
           <w:sz w:val="20"/>
         </w:rPr>
-        <w:t>- La section 10a du ménage de IBRAHIMA KA n'est pas totalement renseigné ou n'a pas commencé, prière de renseigner toutes les questions de la section 10 avant d'entamer la section 10b</w:t>
+        <w:t>- Avertissement!!! Le ménage de OMAR KA a comme taille 10 personnes dont ils vivent à THIES Rural et aucune d'entre ne possède une entreprise non agricole, prière de revoir cette partie de la section 10 de ce menage.</w:t>
       </w:r>
     </w:p>
     <w:p>
@@ -4454,7 +5374,7 @@
         <w:rPr>
           <w:sz w:val="20"/>
         </w:rPr>
-        <w:t>- Le type de logement du ménage doit être renseigné, prière de renseigner</w:t>
+        <w:t>- Le montant (FCFA) du loyer mensuel payé pour un logement comme le votre dans ce village/quartier est trop élevé, Veuillez s'il vous plaît corriger cette information.</w:t>
       </w:r>
     </w:p>
     <w:p>
@@ -4475,7 +5395,7 @@
         <w:rPr>
           <w:sz w:val="20"/>
         </w:rPr>
-        <w:t>- La section 12 n'a pas été renseigner ou ce ménage ne possede aucun biens, prière de la renseigner ou de revoir la section 12 de ce ménage.</w:t>
+        <w:t>- Avertissement!!! Le prix d'achat (15000) de l'article  Bonbonne de gaz est inférieur aux prix de revente (25000)  avec l'âge du bien atteignant 3 ans. Prière de vérifier ou confirmer avec l'enquêté et mettre les bonnes valeurs après verification, s'il le faut. Attention ! Bonbonne de gaz a été revendu à 25000 Fcfa qui est relativement élevé par rapport aux autres prix de revente observés dans cette zone. Prière de corriger ou de confirmer avec le QG.</w:t>
       </w:r>
     </w:p>
     <w:p>
@@ -4506,7 +5426,7 @@
           <w:color w:val="4672C4"/>
           <w:sz w:val="22"/>
         </w:rPr>
-        <w:t>&gt;&gt; Section15 - Filets sociaux</w:t>
+        <w:t>&gt;&gt; Section16a - Champs et parcelles</w:t>
       </w:r>
     </w:p>
     <w:p>
@@ -4517,7 +5437,7 @@
         <w:rPr>
           <w:sz w:val="20"/>
         </w:rPr>
-        <w:t>- Avertissement!! Aucun membre dans ce ménage n'a entendu parler d'aucun programme de la section 15, prière de confirmer ce cas avec le QG.</w:t>
+        <w:t>- Avertissement!! La parcelle a comme nom (PA 1) qui ne semble pas être un bon nom ou contient des lettres, prière de mettre le vrai nom de la parcelle. La quantité de fumure appliquée dans la parcelle PA 1 est de 100 Sac moyen qui semble élevé ou ne sait pas, prière de fournir d'effort pour estimer la quantité afin de corriger. Le salaire total payé de toutes catégories confondues par le ménage OMAR KA pour la main-d'oeuvre non-familiale sur la parcelle PA 1 au cours de la campagne pour la période de préparation du sol (labour) et des semis est de 180000 qui semble élevé ou faible. Merci de corriger. Le salaire d'un homme de 15ans et plus ayant travaillé sur la parcelle PA 1 par jours au moment de la période de préparation du sol (labour) et des semis est de 20000 FCFA qui semble faible ou  élevé, prière de corriger. La superficie de la parcelle PA 1 selon les mesures GPS est de .a hectare qui semble élevé ou faible, prière de corriger.</w:t>
       </w:r>
     </w:p>
     <w:p>
@@ -4527,7 +5447,7 @@
           <w:color w:val="4672C4"/>
           <w:sz w:val="22"/>
         </w:rPr>
-        <w:t>&gt;&gt; Section16a - Champs et parcelles</w:t>
+        <w:t>&gt;&gt; Section16b - Couts des intrants agricoles</w:t>
       </w:r>
     </w:p>
     <w:p>
@@ -4538,7 +5458,7 @@
         <w:rPr>
           <w:sz w:val="20"/>
         </w:rPr>
-        <w:t>- La section 16 du ménage de IBRAHIMA KA n'est pas renseigné, prière de renseigner.</w:t>
+        <w:t>- Quantité totale de [INTRANT] utilisée trop élevé, veuillez vérifier. Quantité totale de [INTRANT] achetées trop élevée, veuillez vérifier.</w:t>
       </w:r>
     </w:p>
     <w:p>
@@ -4548,7 +5468,7 @@
           <w:color w:val="4672C4"/>
           <w:sz w:val="22"/>
         </w:rPr>
-        <w:t>&gt;&gt; Section18b - Chasse</w:t>
+        <w:t>&gt;&gt; Section17 - Elevage</w:t>
       </w:r>
     </w:p>
     <w:p>
@@ -4559,7 +5479,28 @@
         <w:rPr>
           <w:sz w:val="20"/>
         </w:rPr>
-        <w:t>- Prière de renseigner la section 18 (La chasse).</w:t>
+        <w:t>- Attention ! Le ménage a acheté 15 Bovins à 2250000 donc un prix unitaire d'achat (150000 Fcfa) qui  est relativement faible par rapport aux autres prix observés dans cette zone. Prière de corriger ou de confirmer avec le QG.</w:t>
+      </w:r>
+    </w:p>
+    <w:p>
+      <w:r>
+        <w:rPr>
+          <w:b/>
+          <w:color w:val="4672C4"/>
+          <w:sz w:val="22"/>
+        </w:rPr>
+        <w:t>&gt;&gt; Section19 - Equipements agricoles</w:t>
+      </w:r>
+    </w:p>
+    <w:p>
+      <w:pPr>
+        <w:ind w:left="283"/>
+      </w:pPr>
+      <w:r>
+        <w:rPr>
+          <w:sz w:val="20"/>
+        </w:rPr>
+        <w:t>- Attention ! Pulvériseur a été revendu à 60000 Fcfa qui est relativement élevé par rapport aux autres prix de revente observés dans cette zone. Prière de corriger ou de confirmer avec le QG.</w:t>
       </w:r>
     </w:p>
     <w:p>
@@ -4863,7 +5804,7 @@
           </w:tcPr>
           <w:p>
             <w:r/>
-            <w:hyperlink r:id="rId15">
+            <w:hyperlink r:id="rId16">
               <w:r>
                 <w:rPr>
                   <w:color w:val="0563C1"/>
@@ -4926,57 +5867,15 @@
         <w:rPr>
           <w:sz w:val="20"/>
         </w:rPr>
-        <w:t xml:space="preserve">- Peu probable! MAGUETTE KA  n'arrive pas  à comprendre un petit texte lu dans une langue locale (s02q03). Veuillez corriger ou donner des explications au QG. Peu probable! MAGUETTE KA  ne sait ni lire, ni écrire, ni comprendre dans aucune des langues  (s02q01,s02q02,s02q03). Veuillez corriger ou donner des explications au QG. </w:t>
+        <w:t xml:space="preserve">- Peu probable! MAGUETTE KA  n'arrive pas  à comprendre un petit texte lu dans une langue locale (s02q03). Veuillez corriger ou donner des explications au QG. Peu probable! MAGUETTE KA  ne sait ni lire, ni écrire, ni comprendre dans aucune des langues  (s02q01,s02q02,s02q03). Veuillez corriger ou donner des explications au QG. La raison principale que MAGUETTE KA n'a pas fait des études dans une école formelle est PRÉFÉRENCE POUR L’ÉCOLE FRANCO ARABE et semble exister dans les modalités, prière de prendre attache avec le QG pour plus d'explication afin de la classer bien. </w:t>
         <w:br/>
         <w:t xml:space="preserve">- Peu probable! MAIMOUNA KA  n'arrive pas  à comprendre un petit texte lu dans une langue locale (s02q03). Veuillez corriger ou donner des explications au QG. Peu probable! MAIMOUNA KA  ne sait ni lire, ni écrire, ni comprendre dans aucune des langues  (s02q01,s02q02,s02q03). Veuillez corriger ou donner des explications au QG. </w:t>
         <w:br/>
-        <w:t xml:space="preserve">- Peu probable! MAODA KA  n'arrive pas  à comprendre un petit texte lu dans une langue locale (s02q03). Veuillez corriger ou donner des explications au QG. </w:t>
+        <w:t xml:space="preserve">- Peu probable! MAIMOUNA KA (FILLE)  n'arrive pas  à comprendre un petit texte lu dans une langue locale (s02q03). Veuillez corriger ou donner des explications au QG. Peu probable! MAIMOUNA KA (FILLE)  ne sait ni lire, ni écrire, ni comprendre dans aucune des langues  (s02q01,s02q02,s02q03). Veuillez corriger ou donner des explications au QG. La raison principale que MAIMOUNA KA (FILLE) n'a pas fait des études dans une école formelle est PRÉFÉRENCE POUR L’ÉCOLE FRANCO ARABE et semble exister dans les modalités, prière de prendre attache avec le QG pour plus d'explication afin de la classer bien. </w:t>
+        <w:br/>
+        <w:t xml:space="preserve">- Peu probable! MAODA KA  n'arrive pas  à comprendre un petit texte lu dans une langue locale (s02q03). Veuillez corriger ou donner des explications au QG. La raison principale que MAODA KA n'a pas fait des études dans une école formelle est PRÉFÉRENCE POUR L’ÉCOLE FRANCO ARABE et semble exister dans les modalités, prière de prendre attache avec le QG pour plus d'explication afin de la classer bien. </w:t>
         <w:br/>
         <w:t>- Peu probable! MARAME MBAYE KA  n'arrive pas  à comprendre un petit texte lu dans une langue locale (s02q03). Veuillez corriger ou donner des explications au QG. Peu probable! MARAME MBAYE KA  ne sait ni lire, ni écrire, ni comprendre dans aucune des langues  (s02q01,s02q02,s02q03). Veuillez corriger ou donner des explications au QG.</w:t>
-      </w:r>
-    </w:p>
-    <w:p>
-      <w:r>
-        <w:rPr>
-          <w:b/>
-          <w:color w:val="4672C4"/>
-          <w:sz w:val="22"/>
-        </w:rPr>
-        <w:t>&gt;&gt; Section4a - Emploi</w:t>
-      </w:r>
-    </w:p>
-    <w:p>
-      <w:pPr>
-        <w:ind w:left="283"/>
-      </w:pPr>
-      <w:r>
-        <w:rPr>
-          <w:sz w:val="20"/>
-        </w:rPr>
-        <w:t>- Avertissement MAIMOUNA KA (FILLE) est Etudiant/Elève de la 4.21 mais MAIMOUNA KA (FILLE) n'a pas frequenté l'école en 2024-2025, prière de corriger ou confirmer cette information avec le QG.</w:t>
-      </w:r>
-    </w:p>
-    <w:p>
-      <w:r>
-        <w:rPr>
-          <w:b/>
-          <w:color w:val="4672C4"/>
-          <w:sz w:val="22"/>
-        </w:rPr>
-        <w:t>&gt;&gt; Section4b - Emploi - Activite principale</w:t>
-      </w:r>
-    </w:p>
-    <w:p>
-      <w:pPr>
-        <w:ind w:left="283"/>
-      </w:pPr>
-      <w:r>
-        <w:rPr>
-          <w:sz w:val="20"/>
-        </w:rPr>
-        <w:t xml:space="preserve">- AvertissementMAIMOUNA KA  travaille mais les questions relatives à son emploi principal ne sont pas renseignées à 100%, prière de les renseigner. Vous avez sélectionné l'option 'Ne sait pas' pour la catégorie socioprofessionnelle de MAIMOUNA KA ou vous ne l'avez pas renseigné. prière de corriger. </w:t>
-        <w:br/>
-        <w:t>-  AvertissementMAODA KA  travaille mais les questions relatives à son emploi principal ne sont pas renseignées à 100%, prière de les renseigner. Vous avez sélectionné l'option 'Ne sait pas' pour la catégorie socioprofessionnelle de MAODA KA ou vous ne l'avez pas renseigné. prière de corriger.</w:t>
       </w:r>
     </w:p>
     <w:p>
@@ -4997,10 +5896,6 @@
         <w:rPr>
           <w:sz w:val="20"/>
         </w:rPr>
-        <w:t xml:space="preserve">- La section sur le repas pris à l'extérieur du ménage du membre MAGUETTE KA n'est pas renseignée à 100 %. Prière de vérifier l'ensemble des questions relatives à ce membre et de les renseigner en totalité. </w:t>
-        <w:br/>
-        <w:t xml:space="preserve">- La section sur le repas pris à l'extérieur du ménage du membre MARAME MBAYE KA n'est pas renseignée à 100 %. Prière de vérifier l'ensemble des questions relatives à ce membre et de les renseigner en totalité. </w:t>
-        <w:br/>
         <w:t>- Le montant total declaré de MAODA KA concernant les repas pris à l'extérieur du ménage au cours des 7 jours semble élevé. Prière de vérifier et de corriger ou de confirmer ces informations avec le QG.</w:t>
       </w:r>
     </w:p>
@@ -5022,28 +5917,7 @@
         <w:rPr>
           <w:sz w:val="20"/>
         </w:rPr>
-        <w:t>- Le ménage a consommé  mais les informations sur la quantité, l'unité ou la taille ne sont pas renseignées.Prière de renseigner. Le ménage a consommé Ail mais les informations sur la quantité, l'unité ou la taille ne sont pas renseignées.Prière de renseigner. Le ménage a consommé Arôme (Maggi, Jumbo, etc.) mais les informations sur la quantité, l'unité ou la taille ne sont pas renseignées.Prière de renseigner. Le ménage a consommé Aubergine   mais les informations sur la quantité, l'unité ou la taille ne sont pas renseignées.Prière de renseigner. Le ménage a consommé Aubergine sauvage  mais les informations sur la quantité, l'unité ou la taille ne sont pas renseignées.Prière de renseigner. Le ménage a consommé Banane douce mais les informations sur la quantité, l'unité ou la taille ne sont pas renseignées.Prière de renseigner. Le ménage a consommé Beurre mais les informations sur la quantité, l'unité ou la taille ne sont pas renseignées.Prière de renseigner. Le ménage a consommé Café moulu mais les informations sur la quantité, l'unité ou la taille ne sont pas renseignées.Prière de renseigner. Le ménage a consommé Capitaine frais mais les informations sur la quantité, l'unité ou la taille ne sont pas renseignées.Prière de renseigner. Le ménage a consommé Carotte mais les informations sur la quantité, l'unité ou la taille ne sont pas renseignées.Prière de renseigner. Le ménage a consommé Carpe séchée mais les informations sur la quantité, l'unité ou la taille ne sont pas renseignées.Prière de renseigner. Le ménage a consommé Choux mais les informations sur la quantité, l'unité ou la taille ne sont pas renseignées.Prière de renseigner. Le ménage a consommé Concentré de tomate mais les informations sur la quantité, l'unité ou la taille ne sont pas renseignées.Prière de renseigner. Le ménage a consommé Concombre mais les informations sur la quantité, l'unité ou la taille ne sont pas renseignées.Prière de renseigner. Le ménage a consommé Courge mais les informations sur la quantité, l'unité ou la taille ne sont pas renseignées.Prière de renseigner. Le ménage a consommé Courgette mais les informations sur la quantité, l'unité ou la taille ne sont pas renseignées.Prière de renseigner. Le ménage a consommé Cube alimentaire (Maggi, Jumbo, ) mais les informations sur la quantité, l'unité ou la taille ne sont pas renseignées.Prière de renseigner. Le ménage a consommé Feuilles de  Haricot mais les informations sur la quantité, l'unité ou la taille ne sont pas renseignées.Prière de renseigner. Le ménage a consommé Gombo frais mais les informations sur la quantité, l'unité ou la taille ne sont pas renseignées.Prière de renseigner. Le ménage a consommé Huile d'arachide raffinée mais les informations sur la quantité, l'unité ou la taille ne sont pas renseignées.Prière de renseigner. Le ménage a consommé Huile de palme raffinée mais les informations sur la quantité, l'unité ou la taille ne sont pas renseignées.Prière de renseigner. Le ménage a consommé Lait caillé mais les informations sur la quantité, l'unité ou la taille ne sont pas renseignées.Prière de renseigner. Le ménage a consommé Lait en poudre mais les informations sur la quantité, l'unité ou la taille ne sont pas renseignées.Prière de renseigner. Le ménage a consommé Manioc en tubercules mais les informations sur la quantité, l'unité ou la taille ne sont pas renseignées.Prière de renseigner. Le ménage a consommé Niébé/Haricots secs mais les informations sur la quantité, l'unité ou la taille ne sont pas renseignées.Prière de renseigner. Le ménage a consommé Oignon frais mais les informations sur la quantité, l'unité ou la taille ne sont pas renseignées.Prière de renseigner. Le ménage a consommé Orange  mais les informations sur la quantité, l'unité ou la taille ne sont pas renseignées.Prière de renseigner. Le ménage a consommé Pastèque mais les informations sur la quantité, l'unité ou la taille ne sont pas renseignées.Prière de renseigner. Le ménage a consommé Patate douce mais les informations sur la quantité, l'unité ou la taille ne sont pas renseignées.Prière de renseigner. Le ménage a consommé Piment frais mais les informations sur la quantité, l'unité ou la taille ne sont pas renseignées.Prière de renseigner. Le ménage a consommé Poireau mais les informations sur la quantité, l'unité ou la taille ne sont pas renseignées.Prière de renseigner. Le ménage a consommé Poisson de mer séché (yayeboye) mais les informations sur la quantité, l'unité ou la taille ne sont pas renseignées.Prière de renseigner. Le ménage a consommé Poisson frais type 8 mais les informations sur la quantité, l'unité ou la taille ne sont pas renseignées.Prière de renseigner. Le ménage a consommé Poisson frais type 9 mais les informations sur la quantité, l'unité ou la taille ne sont pas renseignées.Prière de renseigner. Le ménage a consommé Poivre mais les informations sur la quantité, l'unité ou la taille ne sont pas renseignées.Prière de renseigner. Le ménage a consommé Poivron frais mais les informations sur la quantité, l'unité ou la taille ne sont pas renseignées.Prière de renseigner. Le ménage a consommé Pomme de terre mais les informations sur la quantité, l'unité ou la taille ne sont pas renseignées.Prière de renseigner. Le ménage a consommé Pâte d'arachide mais les informations sur la quantité, l'unité ou la taille ne sont pas renseignées.Prière de renseigner. Le ménage a consommé Riz local Gambiaka mais les informations sur la quantité, l'unité ou la taille ne sont pas renseignées.Prière de renseigner. Le ménage a consommé Sel mais les informations sur la quantité, l'unité ou la taille ne sont pas renseignées.Prière de renseigner. Difficile de consommer le Sel en   prière de verifier. Le ménage a consommé Silure séché mais les informations sur la quantité, l'unité ou la taille ne sont pas renseignées.Prière de renseigner. Le ménage a consommé Soumbala (moutarde africaine) mais les informations sur la quantité, l'unité ou la taille ne sont pas renseignées.Prière de renseigner. Le ménage a consommé Sucre en poudre  mais les informations sur la quantité, l'unité ou la taille ne sont pas renseignées.Prière de renseigner. Le ménage a consommé Thé en sachet mais les informations sur la quantité, l'unité ou la taille ne sont pas renseignées.Prière de renseigner. Avertissement!!! Le ménage a consommé .a   de Thé en sachet, cette quantité semble anormale pour une consommation des 7 derniers jours.Les ménages consomment géneralement en sachet ou en paquet, prière de corriger ou de confirmer avec le QG. Le ménage a consommé Tomate fraîche mais les informations sur la quantité, l'unité ou la taille ne sont pas renseignées.Prière de renseigner. Le ménage a consommé Vinaigre de vin mais les informations sur la quantité, l'unité ou la taille ne sont pas renseignées.Prière de renseigner. Le ménage a consommé Œufs frais mais les informations sur la quantité, l'unité ou la taille ne sont pas renseignées.Prière de renseigner.</w:t>
-      </w:r>
-    </w:p>
-    <w:p>
-      <w:r>
-        <w:rPr>
-          <w:b/>
-          <w:color w:val="4672C4"/>
-          <w:sz w:val="22"/>
-        </w:rPr>
-        <w:t>&gt;&gt; Section9d - Depenses non-alimentaires - 3 mois</w:t>
-      </w:r>
-    </w:p>
-    <w:p>
-      <w:pPr>
-        <w:ind w:left="283"/>
-      </w:pPr>
-      <w:r>
-        <w:rPr>
-          <w:sz w:val="20"/>
-        </w:rPr>
-        <w:t>- Peu plausible! le montant de la dépense pour Autres services récréatifs: services de photographe (développement, tirage), photo d'identité, etc semble trop faible. Veuillez, s'il vous plaît, confirmer cette information avec le QG ou la corriger.</w:t>
+        <w:t>- Attention ! Le prix unitaire d'achat (150 Fcfa) de Manioc en tubercules en Morceau (Portion) (Moyen) est relativement élevé par rapport aux autres prix observés dans cette zone. Prière de corriger ou de confirmer avec le QG. Attention ! Le prix unitaire d'achat (25 Fcfa) de Cube alimentaire (Maggi, Jumbo, ) en Cube (Petit) est relativement faible par rapport aux autres prix observés dans cette zone. Prière de corriger ou de confirmer avec le QG. Attention ! Le prix unitaire d'achat (800 Fcfa) de Oignon frais en Kg (taille unique) est relativement élevé par rapport aux autres prix observés dans cette zone. Prière de corriger ou de confirmer avec le QG. Attention ! Le prix unitaire d'achat (90 Fcfa) de Concombre en Pièce (Moyen) est relativement faible par rapport aux autres prix observés dans cette zone. Prière de corriger ou de confirmer avec le QG. Avertissement!! La quantité (3.5 litre) du produit Huile d'arachide raffinée consommée  par le ménage semble très élevé, prière de corriger ou confirmer avec le QG. Avertissement!!! Le ménage a consommé 7 Boite (Autre que la boite/pot de tomate) Petit de Thé en sachet, cette quantité semble anormale pour une consommation des 7 derniers jours.Les ménages consomment géneralement en sachet ou en paquet, prière de corriger ou de confirmer avec le QG. Incohérence!! Dans ce ménage, chaque individus consomme par jour 67.68143 Kg  de cereale; Prière de revoir les quantités prises de ces produits.</w:t>
       </w:r>
     </w:p>
     <w:p>
@@ -5106,7 +5980,28 @@
         <w:rPr>
           <w:sz w:val="20"/>
         </w:rPr>
-        <w:t>- La quantité de fumure appliquée dans la parcelle PA POMME DE TERRE est de 2000 Kg qui semble élevé ou ne sait pas, prière de fournir d'effort pour estimer la quantité afin de corriger. La superficie de la parcelle PA POMME DE TERRE selon les mesures GPS est de .a hectare qui semble élevé ou faible, prière de corriger. Le document légal (titre, acte, certificat etc. ) qui affirme votre possession de la parcelle PA POMME DE TERRE est  et semble exister dans les modalités, prière de prendre attache avec le QG pour plus d'explication afin de la classer bien.</w:t>
+        <w:t>- La quantité de fumure appliquée dans la parcelle PA POMME DE TERRE est de 2000 Kg qui semble élevé ou ne sait pas, prière de fournir d'effort pour estimer la quantité afin de corriger. La superficie de la parcelle PA POMME DE TERRE selon les mesures GPS est de 1 hectare et celle donnée par l'exploitant est de 1 qui sont identique, comment cela pourrait-il se faire prière de corriger. Le document légal (titre, acte, certificat etc. ) qui affirme votre possession de la parcelle PA POMME DE TERRE est  et semble exister dans les modalités, prière de prendre attache avec le QG pour plus d'explication afin de la classer bien.</w:t>
+      </w:r>
+    </w:p>
+    <w:p>
+      <w:r>
+        <w:rPr>
+          <w:b/>
+          <w:color w:val="4672C4"/>
+          <w:sz w:val="22"/>
+        </w:rPr>
+        <w:t>&gt;&gt; Section16c - Cultures</w:t>
+      </w:r>
+    </w:p>
+    <w:p>
+      <w:pPr>
+        <w:ind w:left="283"/>
+      </w:pPr>
+      <w:r>
+        <w:rPr>
+          <w:sz w:val="20"/>
+        </w:rPr>
+        <w:t>- Le pourcentage qui reste à recolter pour ces cultures est de 100% c'est-à-dire que la recolte n'a pas commencé pour ces cultures, prière de regarder les questions (s16Cq11 s16Cq12) ou corriger.</w:t>
       </w:r>
     </w:p>
     <w:p>
@@ -5410,7 +6305,7 @@
           </w:tcPr>
           <w:p>
             <w:r/>
-            <w:hyperlink r:id="rId16">
+            <w:hyperlink r:id="rId17">
               <w:r>
                 <w:rPr>
                   <w:color w:val="0563C1"/>
@@ -5496,7 +6391,7 @@
         <w:rPr>
           <w:sz w:val="20"/>
         </w:rPr>
-        <w:t xml:space="preserve">- Incohérence ! le montant payé de FATOUMATA BARRY pour les frais de scolarité est très faible. veuillez, s'il vous plait, confirmer ces informations avec le QG ou apporter les corrections nécessaires. Dans les milieux ruraux les frais d'uniformes de FATOUMATA BARRY sont peut-être obligatoire et sont payés aussi dans les écoles privés, prière de verifier pour corriger ou confirmer avec le QG. Attention ! Le frais de scolarité (23500 Fcfa) de FATOUMATA BARRY en 1ére année de Primaire est relativement élevé par rapport aux autres frais de scolarités observés dans cette zone. Prière de corriger ou de confirmer avec le QG. </w:t>
+        <w:t xml:space="preserve">- Peu probable! ADAMA BARRY  n'arrive pas  à comprendre un petit texte lu dans une langue locale (s02q03). Veuillez corriger ou donner des explications au QG. Peu probable! ADAMA BARRY  ne sait ni lire, ni écrire, ni comprendre dans aucune des langues  (s02q01,s02q02,s02q03). Veuillez corriger ou donner des explications au QG. </w:t>
         <w:br/>
         <w:t xml:space="preserve">- Peu probable! AMADOU BARRY  n'arrive pas  à comprendre un petit texte lu dans une langue locale (s02q03). Veuillez corriger ou donner des explications au QG. Peu probable! AMADOU BARRY  ne sait ni lire, ni écrire, ni comprendre dans aucune des langues  (s02q01,s02q02,s02q03). Veuillez corriger ou donner des explications au QG. Peu plausible AMADOU BARRY fréquente au minimum le fondamental 1 mais ne sait ni lire ni comprendre la langue française, prière de corriger ou de confirmer avec le QG merci. </w:t>
         <w:br/>
@@ -5504,13 +6399,19 @@
         <w:br/>
         <w:t xml:space="preserve">- Peu probable! DJIBRIL BARRY  n'arrive pas  à comprendre un petit texte lu dans une langue locale (s02q03). Veuillez corriger ou donner des explications au QG. </w:t>
         <w:br/>
+        <w:t xml:space="preserve">- Peu probable! FATOUMATA BARRY  n'arrive pas  à comprendre un petit texte lu dans une langue locale (s02q03). Veuillez corriger ou donner des explications au QG. Peu probable! FATOUMATA BARRY  ne sait ni lire, ni écrire, ni comprendre dans aucune des langues  (s02q01,s02q02,s02q03). Veuillez corriger ou donner des explications au QG. Peu plausible FATOUMATA BARRY fréquente au minimum le fondamental 1 mais ne sait ni lire ni comprendre la langue française, prière de corriger ou de confirmer avec le QG merci.  Incohérence ! le montant payé de FATOUMATA BARRY pour les frais de scolarité est très faible. veuillez, s'il vous plait, confirmer ces informations avec le QG ou apporter les corrections nécessaires. Dans les milieux ruraux les frais d'uniformes de FATOUMATA BARRY sont peut-être obligatoire et sont payés aussi dans les écoles privés, prière de verifier pour corriger ou confirmer avec le QG. Attention ! Le frais de scolarité (23500 Fcfa) de FATOUMATA BARRY en 1ére année de Primaire est relativement élevé par rapport aux autres frais de scolarités observés dans cette zone. Prière de corriger ou de confirmer avec le QG. </w:t>
+        <w:br/>
+        <w:t xml:space="preserve">- Peu probable! FATOUMATA DIALLO  n'arrive pas  à comprendre un petit texte lu dans une langue locale (s02q03). Veuillez corriger ou donner des explications au QG. Peu probable! FATOUMATA DIALLO  ne sait ni lire, ni écrire, ni comprendre dans aucune des langues  (s02q01,s02q02,s02q03). Veuillez corriger ou donner des explications au QG. </w:t>
+        <w:br/>
+        <w:t xml:space="preserve">- Peu probable! IBRAHIMA BARRY  n'arrive pas  à comprendre un petit texte lu dans une langue locale (s02q03). Veuillez corriger ou donner des explications au QG. Peu probable! IBRAHIMA BARRY  ne sait ni lire, ni écrire, ni comprendre dans aucune des langues  (s02q01,s02q02,s02q03). Veuillez corriger ou donner des explications au QG. </w:t>
+        <w:br/>
         <w:t xml:space="preserve">- Peu probable! KAMISSA BARRY  n'arrive pas  à comprendre un petit texte lu dans une langue locale (s02q03). Veuillez corriger ou donner des explications au QG. Peu probable! KAMISSA BARRY  ne sait ni lire, ni écrire, ni comprendre dans aucune des langues  (s02q01,s02q02,s02q03). Veuillez corriger ou donner des explications au QG. Peu plausible KAMISSA BARRY fréquente au minimum le fondamental 1 mais ne sait ni lire ni comprendre la langue française, prière de corriger ou de confirmer avec le QG merci.  Incohérence ! le montant payé de KAMISSA BARRY pour les frais de scolarité est très faible. veuillez, s'il vous plait, confirmer ces informations avec le QG ou apporter les corrections nécessaires. Dans les milieux ruraux les frais d'uniformes de KAMISSA BARRY sont peut-être obligatoire et sont payés aussi dans les écoles privés, prière de verifier pour corriger ou confirmer avec le QG. Attention ! Le frais de scolarité (23500 Fcfa) de KAMISSA BARRY en 2ème année de Primaire est relativement élevé par rapport aux autres frais de scolarités observés dans cette zone. Prière de corriger ou de confirmer avec le QG. </w:t>
         <w:br/>
-        <w:t xml:space="preserve">- Peu probable! MAMADOU BARRY  n'arrive pas  à comprendre un petit texte lu dans une langue locale (s02q03). Veuillez corriger ou donner des explications au QG. </w:t>
+        <w:t xml:space="preserve">- Peu probable! MAMADOU BARRY  n'arrive pas  à comprendre un petit texte lu dans une langue locale (s02q03). Veuillez corriger ou donner des explications au QG. Peu probable! MAMADOU BARRY  ne sait ni lire, ni écrire, ni comprendre dans aucune des langues  (s02q01,s02q02,s02q03). Veuillez corriger ou donner des explications au QG. </w:t>
         <w:br/>
         <w:t xml:space="preserve">- Peu probable! MOUHAMADOU BASSIROU BARRY  n'arrive pas  à comprendre un petit texte lu dans une langue locale (s02q03). Veuillez corriger ou donner des explications au QG. Peu probable! MOUHAMADOU BASSIROU BARRY  ne sait ni lire, ni écrire, ni comprendre dans aucune des langues  (s02q01,s02q02,s02q03). Veuillez corriger ou donner des explications au QG. </w:t>
         <w:br/>
-        <w:t xml:space="preserve">- Peu probable! MOUSSA BARRY  n'arrive pas  à comprendre un petit texte lu dans une langue locale (s02q03). Veuillez corriger ou donner des explications au QG. </w:t>
+        <w:t xml:space="preserve">- Peu probable! MOUSSA BARRY  n'arrive pas  à comprendre un petit texte lu dans une langue locale (s02q03). Veuillez corriger ou donner des explications au QG. Peu probable! MOUSSA BARRY  ne sait ni lire, ni écrire, ni comprendre dans aucune des langues  (s02q01,s02q02,s02q03). Veuillez corriger ou donner des explications au QG. </w:t>
         <w:br/>
         <w:t>- Peu probable! YOUSSOUF BARRY  n'arrive pas  à comprendre un petit texte lu dans une langue locale (s02q03). Veuillez corriger ou donner des explications au QG.  Incohérence ! le montant payé de YOUSSOUF BARRY pour les frais de scolarité est très faible. veuillez, s'il vous plait, confirmer ces informations avec le QG ou apporter les corrections nécessaires. Dans les milieux ruraux les frais d'uniformes de YOUSSOUF BARRY sont peut-être obligatoire et sont payés aussi dans les écoles privés, prière de verifier pour corriger ou confirmer avec le QG. Attention ! Le frais de scolarité (23500 Fcfa) de YOUSSOUF BARRY en 5ème année de Primaire est relativement élevé par rapport aux autres frais de scolarités observés dans cette zone. Prière de corriger ou de confirmer avec le QG.</w:t>
       </w:r>
@@ -5554,7 +6455,7 @@
         <w:rPr>
           <w:sz w:val="20"/>
         </w:rPr>
-        <w:t>- Le ménage a consommé Aubergine   mais les informations sur la quantité, l'unité ou la taille ne sont pas renseignées.Prière de renseigner. Le ménage a consommé Aubergine sauvage  mais les informations sur la quantité, l'unité ou la taille ne sont pas renseignées.Prière de renseigner. Le ménage a consommé Autre légumes frais n.d.a. mais les informations sur la quantité, l'unité ou la taille ne sont pas renseignées.Prière de renseigner. Le ménage a consommé Capitaine frais mais les informations sur la quantité, l'unité ou la taille ne sont pas renseignées.Prière de renseigner. Le ménage a consommé Carotte mais les informations sur la quantité, l'unité ou la taille ne sont pas renseignées.Prière de renseigner. Le ménage a consommé Carpe frais mais les informations sur la quantité, l'unité ou la taille ne sont pas renseignées.Prière de renseigner. Le ménage a consommé Choux mais les informations sur la quantité, l'unité ou la taille ne sont pas renseignées.Prière de renseigner. Le ménage a consommé Concentré de tomate mais les informations sur la quantité, l'unité ou la taille ne sont pas renseignées.Prière de renseigner. Le ménage a consommé Gombo frais mais les informations sur la quantité, l'unité ou la taille ne sont pas renseignées.Prière de renseigner. Le ménage a consommé Huile d'arachide raffinée mais les informations sur la quantité, l'unité ou la taille ne sont pas renseignées.Prière de renseigner. Le ménage a consommé Lait en poudre mais les informations sur la quantité, l'unité ou la taille ne sont pas renseignées.Prière de renseigner. Le ménage a consommé Lait frais de vache mais les informations sur la quantité, l'unité ou la taille ne sont pas renseignées.Prière de renseigner. Le ménage a consommé Oignon frais mais les informations sur la quantité, l'unité ou la taille ne sont pas renseignées.Prière de renseigner. Le ménage a consommé Pain moderne (Baguette) mais les informations sur la quantité, l'unité ou la taille ne sont pas renseignées.Prière de renseigner. Le ménage a consommé Pastèque mais les informations sur la quantité, l'unité ou la taille ne sont pas renseignées.Prière de renseigner. Le ménage a consommé Poivron frais mais les informations sur la quantité, l'unité ou la taille ne sont pas renseignées.Prière de renseigner. Le ménage a consommé Riz local Gambiaka mais les informations sur la quantité, l'unité ou la taille ne sont pas renseignées.Prière de renseigner. Le ménage a consommé Tamarin noir mais les informations sur la quantité, l'unité ou la taille ne sont pas renseignées.Prière de renseigner. Le ménage a consommé Tomate fraîche mais les informations sur la quantité, l'unité ou la taille ne sont pas renseignées.Prière de renseigner. Le ménage a consommé Vermicelles mais les informations sur la quantité, l'unité ou la taille ne sont pas renseignées.Prière de renseigner.</w:t>
+        <w:t>- Attention ! Le prix unitaire d'achat (112.5 Fcfa) de Pain moderne (Baguette) en miche (Moyen) est relativement faible par rapport aux autres prix observés dans cette zone. Prière de corriger ou de confirmer avec le QG. Attention ! Le prix unitaire d'achat (37.5 Fcfa) de Cube alimentaire (Maggi, Jumbo, ) en Cube (Moyen) est relativement élevé par rapport aux autres prix observés dans cette zone. Prière de corriger ou de confirmer avec le QG. Avertissement!!! Le ménage a consommé 14 Pièce Moyen de Carpe frais, cette quantité semble anormale pour une consommation des 7 derniers jours.Prière de corriger ou de confirmer avec le QG. Avertissement!!! Le ménage a consommé 7 Boite (Autre que la boite/pot de tomate) Moyen de Thé en sachet, cette quantité semble anormale pour une consommation des 7 derniers jours.Les ménages consomment géneralement en sachet ou en paquet, prière de corriger ou de confirmer avec le QG. Incohérence!! Dans ce ménage, chaque individus consomme par jour 31.07738 Kg  de cereale; Prière de revoir les quantités prises de ces produits.</w:t>
       </w:r>
     </w:p>
     <w:p>
@@ -5669,27 +6570,6 @@
           <w:color w:val="4672C4"/>
           <w:sz w:val="22"/>
         </w:rPr>
-        <w:t>&gt;&gt; Section12 - Actifs du menage</w:t>
-      </w:r>
-    </w:p>
-    <w:p>
-      <w:pPr>
-        <w:ind w:left="283"/>
-      </w:pPr>
-      <w:r>
-        <w:rPr>
-          <w:sz w:val="20"/>
-        </w:rPr>
-        <w:t>- Attention ! Bonbonne de gaz a été revendu à 6000 Fcfa qui est relativement faible par rapport aux autres prix de revente observés dans cette zone. Prière de corriger ou de confirmer avec le QG.</w:t>
-      </w:r>
-    </w:p>
-    <w:p>
-      <w:r>
-        <w:rPr>
-          <w:b/>
-          <w:color w:val="4672C4"/>
-          <w:sz w:val="22"/>
-        </w:rPr>
         <w:t>&gt;&gt; Section13a - Transferts recus</w:t>
       </w:r>
     </w:p>
@@ -5787,28 +6667,9 @@
         <w:rPr>
           <w:sz w:val="20"/>
         </w:rPr>
-        <w:t>- La pourcentage de la superficie qui reste à recolter ne doit pas être égale à 0 et superieur à 100, Veuillez corriger cette partie (s16Cq12).</w:t>
-      </w:r>
-    </w:p>
-    <w:p>
-      <w:r>
-        <w:rPr>
-          <w:b/>
-          <w:color w:val="4672C4"/>
-          <w:sz w:val="22"/>
-        </w:rPr>
-        <w:t>&gt;&gt; Section19 - Equipements agricoles</w:t>
-      </w:r>
-    </w:p>
-    <w:p>
-      <w:pPr>
-        <w:ind w:left="283"/>
-      </w:pPr>
-      <w:r>
-        <w:rPr>
-          <w:sz w:val="20"/>
-        </w:rPr>
-        <w:t>- Attention ! Charrettes a été achété à 6500 Fcfa est relativement faible par rapport aux autres prix d'achat observés dans cette zone. Prière de corriger ou de confirmer avec le QG.</w:t>
+        <w:t xml:space="preserve">- Le pourcentage qui reste à recolter pour ces cultures est de 100% c'est-à-dire que la recolte n'a pas commencé pour ces cultures, prière de regarder les questions (s16Cq11 s16Cq12) ou corriger. </w:t>
+        <w:br/>
+        <w:t>- Le pourcentage qui reste à recolter pour ces cultures est de 100% c'est-à-dire que la recolte n'a pas commencé pour ces cultures, prière de regarder les questions (s16Cq11 s16Cq12) ou corriger.</w:t>
       </w:r>
     </w:p>
     <w:p>
@@ -6112,7 +6973,7 @@
           </w:tcPr>
           <w:p>
             <w:r/>
-            <w:hyperlink r:id="rId17">
+            <w:hyperlink r:id="rId18">
               <w:r>
                 <w:rPr>
                   <w:color w:val="0563C1"/>
@@ -6148,13 +7009,13 @@
         <w:br/>
         <w:t xml:space="preserve">- Les informations sur l'acte de naissance (ni Jours, ni mois et ni années) de  BOUYEL KA  manquent, s'il vous plait pouvez-vous fournir d'effort pour avoir ces informations. </w:t>
         <w:br/>
-        <w:t xml:space="preserve">- Les informations sur l'acte de naissance (ni Jours, ni mois et ni années) de  DIEYNABA KA  manquent, s'il vous plait pouvez-vous fournir d'effort pour avoir ces informations. Attention ! Le montant (5000 Fcfa) dépensé ou reçu en cadeau pour les recharges internet ou de forfaits de données mobiles(hors appels vocaux), aucours des 30 derniers jours de  DIEYNABA KA est relativement élevé par rapport aux autres montants depansés observés dans cette zone. Prière de corriger ou de confirmer avec le QG. </w:t>
+        <w:t xml:space="preserve">- Les informations sur l'acte de naissance (ni Jours, ni mois et ni années) de  DIEYNABA KA  manquent, s'il vous plait pouvez-vous fournir d'effort pour avoir ces informations. </w:t>
         <w:br/>
-        <w:t xml:space="preserve">- Les informations sur l'acte de naissance (ni Jours, ni mois et ni années) de  FALLOU KA  manquent, s'il vous plait pouvez-vous fournir d'effort pour avoir ces informations. Attention ! Le montant (5000 Fcfa) dépensé ou reçu en cadeau pour les recharges internet ou de forfaits de données mobiles(hors appels vocaux), aucours des 30 derniers jours de  FALLOU KA est relativement élevé par rapport aux autres montants depansés observés dans cette zone. Prière de corriger ou de confirmer avec le QG. </w:t>
+        <w:t xml:space="preserve">- Les informations sur l'acte de naissance (ni Jours, ni mois et ni années) de  FALLOU KA  manquent, s'il vous plait pouvez-vous fournir d'effort pour avoir ces informations. </w:t>
         <w:br/>
         <w:t xml:space="preserve">- Les informations sur l'acte de naissance (ni Jours, ni mois et ni années) de  MAMAN KA  manquent, s'il vous plait pouvez-vous fournir d'effort pour avoir ces informations. </w:t>
         <w:br/>
-        <w:t xml:space="preserve">- Les informations sur l'acte de naissance (ni Jours, ni mois et ni années) de  MOUSSA KA  manquent, s'il vous plait pouvez-vous fournir d'effort pour avoir ces informations. Attention ! Le montant (5000 Fcfa) dépensé ou reçu en cadeau pour les recharges internet ou de forfaits de données mobiles(hors appels vocaux), aucours des 30 derniers jours de  MOUSSA KA est relativement élevé par rapport aux autres montants depansés observés dans cette zone. Prière de corriger ou de confirmer avec le QG. </w:t>
+        <w:t xml:space="preserve">- Les informations sur l'acte de naissance (ni Jours, ni mois et ni années) de  MOUSSA KA  manquent, s'il vous plait pouvez-vous fournir d'effort pour avoir ces informations. </w:t>
         <w:br/>
         <w:t>- Les informations sur l'acte de naissance (ni Jours, ni mois et ni années) de  RABY KA  manquent, s'il vous plait pouvez-vous fournir d'effort pour avoir ces informations.</w:t>
       </w:r>
@@ -6233,7 +7094,7 @@
         <w:rPr>
           <w:sz w:val="20"/>
         </w:rPr>
-        <w:t>- AvertissementDIEYNABA KA  travaille mais les questions relatives à son emploi principal ne sont pas renseignées à 100%, prière de les renseigner. Vous avez sélectionné l'option 'Ne sait pas' pour la catégorie socioprofessionnelle de DIEYNABA KA ou vous ne l'avez pas renseigné. prière de corriger.</w:t>
+        <w:t>- Attention! le nombre d'heure que DIEYNABA KA a travaillé par jour semble être inferieur à 4, veuillez s'il vous plait confirmer cette information avec le QG.</w:t>
       </w:r>
     </w:p>
     <w:p>
@@ -6254,7 +7115,7 @@
         <w:rPr>
           <w:sz w:val="20"/>
         </w:rPr>
-        <w:t>- Le revenu de ALE KA est de 0, il ne doit pas être égal à 0. Prière de fournir d'effort pour estimer le revenu de ALE KA.</w:t>
+        <w:t>- Attention! le nombre d'heure que ALE KA a travaillé par jour semble faible, veuillez s'il vous plait confirmer cette information avec le QG. Le revenu de ALE KA est de 0, il ne doit pas être égal à 0. Prière de fournir d'effort pour estimer le revenu de ALE KA.</w:t>
       </w:r>
     </w:p>
     <w:p>
@@ -6264,7 +7125,7 @@
           <w:color w:val="4672C4"/>
           <w:sz w:val="22"/>
         </w:rPr>
-        <w:t>&gt;&gt; Section7a1 - Repas pris a l'exterieur du menage</w:t>
+        <w:t>&gt;&gt; Section7b - Consommation alimentaire - 7 jours</w:t>
       </w:r>
     </w:p>
     <w:p>
@@ -6275,7 +7136,7 @@
         <w:rPr>
           <w:sz w:val="20"/>
         </w:rPr>
-        <w:t>- Attention ! La section sur le repas pris à l'extérieur du ménage n'est pas renseignée à 100 %. Prière de vérifier l'ensemble des questions relatives à cette section et de les renseigner en totalité.</w:t>
+        <w:t>- Attention ! Le prix unitaire d'achat (100 Fcfa) de Aubergine sauvage  en Pièce (Petit) est relativement élevé par rapport aux autres prix observés dans cette zone. Prière de corriger ou de confirmer avec le QG. Attention ! Le prix unitaire d'achat (1200 Fcfa) de Oignon frais en Kg (taille unique) est relativement élevé par rapport aux autres prix observés dans cette zone. Prière de corriger ou de confirmer avec le QG. Attention ! Le prix unitaire d'achat (150 Fcfa) de Aubergine   en Pièce (Moyen) est relativement élevé par rapport aux autres prix observés dans cette zone. Prière de corriger ou de confirmer avec le QG. Attention ! Le prix unitaire d'achat (2000 Fcfa) de Viande de bœuf: filet, faux-filet en Kg (taille unique) est relativement faible par rapport aux autres prix observés dans cette zone. Prière de corriger ou de confirmer avec le QG. Attention ! Le prix unitaire d'achat (25 Fcfa) de Niébé/Haricots secs en Sachets (Petit) est relativement faible par rapport aux autres prix observés dans cette zone. Prière de corriger ou de confirmer avec le QG. Attention ! Le prix unitaire d'achat (500 Fcfa) de Sucre en poudre  en Kg (taille unique) est relativement faible par rapport aux autres prix observés dans cette zone. Prière de corriger ou de confirmer avec le QG. Attention ! Soupçons de quantité anormale! Le ménage de ALE KA avec une taille de 7 personnes a consommé 12 Sachets en Petit de Soumbala (moutarde africaine) qui est relativement élevé comme consommation par rapport à la condition de vie des autres ménages de même taille dans cette zone. Prière de corriger ou de confirmer avec le QG. Avertissement!! La quantité (7 litre) du produit Huile d'arachide raffinée consommée  par le ménage semble très élevé, prière de corriger ou confirmer avec le QG. Incohérence!! Dans ce ménage, chaque individus consomme par jour 15.56939 Kg  de cereale; Prière de revoir les quantités prises de ces produits.</w:t>
       </w:r>
     </w:p>
     <w:p>
@@ -6285,7 +7146,7 @@
           <w:color w:val="4672C4"/>
           <w:sz w:val="22"/>
         </w:rPr>
-        <w:t>&gt;&gt; Section7a2 - Repas pris a l'exterieur du menage</w:t>
+        <w:t>&gt;&gt; Section9c - Depenses non-alimentaires - 30 jours</w:t>
       </w:r>
     </w:p>
     <w:p>
@@ -6296,19 +7157,7 @@
         <w:rPr>
           <w:sz w:val="20"/>
         </w:rPr>
-        <w:t xml:space="preserve">- La section sur le repas pris à l'extérieur du ménage du membre ALE KA n'est pas renseignée à 100 %. Prière de vérifier l'ensemble des questions relatives à ce membre et de les renseigner en totalité. </w:t>
-        <w:br/>
-        <w:t xml:space="preserve">- La section sur le repas pris à l'extérieur du ménage du membre BOUYEL KA n'est pas renseignée à 100 %. Prière de vérifier l'ensemble des questions relatives à ce membre et de les renseigner en totalité. </w:t>
-        <w:br/>
-        <w:t xml:space="preserve">- La section sur le repas pris à l'extérieur du ménage du membre DIEYNABA KA n'est pas renseignée à 100 %. Prière de vérifier l'ensemble des questions relatives à ce membre et de les renseigner en totalité. </w:t>
-        <w:br/>
-        <w:t xml:space="preserve">- La section sur le repas pris à l'extérieur du ménage du membre FALLOU KA n'est pas renseignée à 100 %. Prière de vérifier l'ensemble des questions relatives à ce membre et de les renseigner en totalité. </w:t>
-        <w:br/>
-        <w:t xml:space="preserve">- La section sur le repas pris à l'extérieur du ménage du membre MAMAN KA n'est pas renseignée à 100 %. Prière de vérifier l'ensemble des questions relatives à ce membre et de les renseigner en totalité. </w:t>
-        <w:br/>
-        <w:t xml:space="preserve">- La section sur le repas pris à l'extérieur du ménage du membre MOUSSA KA n'est pas renseignée à 100 %. Prière de vérifier l'ensemble des questions relatives à ce membre et de les renseigner en totalité. </w:t>
-        <w:br/>
-        <w:t>- La section sur le repas pris à l'extérieur du ménage du membre RABY KA n'est pas renseignée à 100 %. Prière de vérifier l'ensemble des questions relatives à ce membre et de les renseigner en totalité.</w:t>
+        <w:t>- La dernière fois que vous avez acheté Bois de chauffe ramassé/coupé (estimer la valeur) est FORÊT et semble exister dans les modalités, prière de prendre attache avec le QG pour plus d'explication afin de la classer bien.</w:t>
       </w:r>
     </w:p>
     <w:p>
@@ -6318,7 +7167,7 @@
           <w:color w:val="4672C4"/>
           <w:sz w:val="22"/>
         </w:rPr>
-        <w:t>&gt;&gt; Section9e - Depenses non-alimentaires - 6 mois</w:t>
+        <w:t>&gt;&gt; Section9f - Depenses non-alimentaires - 12 mois</w:t>
       </w:r>
     </w:p>
     <w:p>
@@ -6329,34 +7178,9 @@
         <w:rPr>
           <w:sz w:val="20"/>
         </w:rPr>
-        <w:t xml:space="preserve">- Peu plausible! le montant de la dépense pour Chaussures enfants semble élevé. Veuillez, s'il vous plaît, confirmer cette information avec le QG ou la corriger. </w:t>
+        <w:t xml:space="preserve">- || </w:t>
         <w:br/>
-        <w:t xml:space="preserve">- Peu plausible! le montant de la dépense pour Parfums semble élevé. Veuillez, s'il vous plaît, confirmer cette information avec le QG ou la corriger. </w:t>
-        <w:br/>
-        <w:t xml:space="preserve">- Peu plausible! le montant de la dépense pour Transport inter-localité par voitures semble élevé. Veuillez, s'il vous plaît, confirmer cette information avec le QG ou la corriger. </w:t>
-        <w:br/>
-        <w:t>- Peu plausible! le montant de la dépense pour Vêtements enfants (0-14 ans): layette pour bébé, chemise, pantalon garçon, robe fillette, slip enfant, blouses, etc. (Pas inclure les uniformes scolaires) semble élevé. Veuillez, s'il vous plaît, confirmer cette information avec le QG ou la corriger.</w:t>
-      </w:r>
-    </w:p>
-    <w:p>
-      <w:r>
-        <w:rPr>
-          <w:b/>
-          <w:color w:val="4672C4"/>
-          <w:sz w:val="22"/>
-        </w:rPr>
-        <w:t>&gt;&gt; Section10b - caracteristiques entreprise non agricole</w:t>
-      </w:r>
-    </w:p>
-    <w:p>
-      <w:pPr>
-        <w:ind w:left="283"/>
-      </w:pPr>
-      <w:r>
-        <w:rPr>
-          <w:sz w:val="20"/>
-        </w:rPr>
-        <w:t>- Le montant obtenus sur les services rendus par l'entreprise VENTE DE LÉGUMES au cours des 30 derniers jours ou durant le dernier mois où l'entreprise a fonctionné n'a pas été renseigné, prière de mettre de 0 si l'entreprise n'a pas rendu de service. Prière de renseigner les montants dans les champs (s10q46 s10q47 s10q48 s10q49 s10q50 s10q51 s10q52 s10q53 s10q54 s10q55 s10q56 s10q57), mettre 0 si l'entreprise VENTE DE LÉGUMES n'a pas effectué des dépenses ou faire des reventes des marchandises ou des produits ou rendre de service.Cette entreprise VENTE DE LÉGUMES dit avoir obtenu une valeur sur les marchandises vendu en etat, les marchandises vendu après transformation et les services rendus. Prière de corriger. Cette entreprise VENTE DE LÉGUMES dit avoir obtenu une valeur sur les marchandises vendu en etat et les marchandises vendu après transformation. L'entreprise VENTE DE LÉGUMES est généralement une entreprise commerciale ou de service dont elle ne depense pas en achat de matières premières.Elle ne transforme pas de produit donc ne peut pas obtenir un montant sur la vente des produits transformés (10.48 ou 10.49). Prière de mettre 0 pour ces questions si elles ne font pas de transformation. La main d'oeuvre familiale pour ALE KA ayant travaillé dans cette entreprise VENTE DE LÉGUMES aucours des 12 derniers mois n'est pas renseigner. Prière de reneigner toutes les informations qui lui concerne. La main d'oeuvre sariale de ALE KA ayant travaillé dans cette entreprise VENTE DE LÉGUMES aucours des 30 derniers jours n'est pas renseigner. Prière de reneigner toutes les informations qui lui concerne.</w:t>
+        <w:t>- Peu plausible! le montant de la dépense pour Achat de plaques ou panneaux solaires  semble trop faible ou élevé. Veuillez, s'il vous plaît, confirmer cette information avec le QG ou la corriger.</w:t>
       </w:r>
     </w:p>
     <w:p>
@@ -6398,31 +7222,11 @@
         <w:rPr>
           <w:sz w:val="20"/>
         </w:rPr>
-        <w:t xml:space="preserve">- Avertissement!! La question s12q04 n'a pas été renseigner pour l'article: Antenne parabolique / décodeur, prière de renseigner. </w:t>
+        <w:t xml:space="preserve">- Attention ! Armoires et autres meubles a été achété à 550000 Fcfa est relativement élevé par rapport aux autres prix d'achat observés dans cette zone. Prière de corriger ou de confirmer avec le QG. </w:t>
         <w:br/>
-        <w:t xml:space="preserve">- Avertissement!! La question s12q04 n'a pas été renseigner pour l'article: Appareil TV, prière de renseigner. </w:t>
+        <w:t xml:space="preserve">- Attention ! Congélateur a été achété à 500000 Fcfa est relativement élevé par rapport aux autres prix d'achat observés dans cette zone. Prière de corriger ou de confirmer avec le QG. Attention ! Congélateur a été revendu à 350000 Fcfa qui est relativement élevé par rapport aux autres prix de revente observés dans cette zone. Prière de corriger ou de confirmer avec le QG. </w:t>
         <w:br/>
-        <w:t xml:space="preserve">- Avertissement!! La question s12q04 n'a pas été renseigner pour l'article: Armoires et autres meubles, prière de renseigner. </w:t>
-        <w:br/>
-        <w:t xml:space="preserve">- Avertissement!! La question s12q04 n'a pas été renseigner pour l'article: Bonbonne de gaz, prière de renseigner. </w:t>
-        <w:br/>
-        <w:t xml:space="preserve">- Avertissement!! La question s12q04 n'a pas été renseigner pour l'article: Congélateur, prière de renseigner. </w:t>
-        <w:br/>
-        <w:t xml:space="preserve">- Avertissement!! La question s12q04 n'a pas été renseigner pour l'article: Fer à repasser à charbon, prière de renseigner. </w:t>
-        <w:br/>
-        <w:t xml:space="preserve">- Avertissement!! La question s12q04 n'a pas été renseigner pour l'article: Fer à repasser électrique, prière de renseigner. </w:t>
-        <w:br/>
-        <w:t xml:space="preserve">- Avertissement!! La question s12q04 n'a pas été renseigner pour l'article: Groupe électrogène, prière de renseigner. </w:t>
-        <w:br/>
-        <w:t xml:space="preserve">- Avertissement!! La question s12q04 n'a pas été renseigner pour l'article: Lit, prière de renseigner. </w:t>
-        <w:br/>
-        <w:t xml:space="preserve">- Avertissement!! La question s12q04 n'a pas été renseigner pour l'article: Matelas simple, prière de renseigner. </w:t>
-        <w:br/>
-        <w:t xml:space="preserve">- Avertissement!! La question s12q04 n'a pas été renseigner pour l'article: Réfrigérateur, prière de renseigner. </w:t>
-        <w:br/>
-        <w:t xml:space="preserve">- Avertissement!! La question s12q04 n'a pas été renseigner pour l'article: Téléphone portable, prière de renseigner. </w:t>
-        <w:br/>
-        <w:t>- Avertissement!! La question s12q04 n'a pas été renseigner pour l'article: Ventilateur sur pied, prière de renseigner.</w:t>
+        <w:t>- Attention ! Réfrigérateur a été revendu à 250000 Fcfa qui est relativement élevé par rapport aux autres prix de revente observés dans cette zone. Prière de corriger ou de confirmer avec le QG.</w:t>
       </w:r>
     </w:p>
     <w:p>
@@ -6469,43 +7273,6 @@
         <w:t xml:space="preserve">- Le pourcentage qui reste à recolter pour ces cultures est de 100% c'est-à-dire que la recolte n'a pas commencé pour ces cultures, prière de regarder les questions (s16Cq11 s16Cq12) ou corriger. </w:t>
         <w:br/>
         <w:t>- Le pourcentage qui reste à recolter pour ces cultures est de 100% c'est-à-dire que la recolte n'a pas commencé pour ces cultures, prière de regarder les questions (s16Cq11 s16Cq12) ou corriger.</w:t>
-      </w:r>
-    </w:p>
-    <w:p>
-      <w:r>
-        <w:rPr>
-          <w:b/>
-          <w:color w:val="4672C4"/>
-          <w:sz w:val="22"/>
-        </w:rPr>
-        <w:t>&gt;&gt; Section19 - Equipements agricoles</w:t>
-      </w:r>
-    </w:p>
-    <w:p>
-      <w:pPr>
-        <w:ind w:left="283"/>
-      </w:pPr>
-      <w:r>
-        <w:rPr>
-          <w:sz w:val="20"/>
-        </w:rPr>
-        <w:t xml:space="preserve">- Prière de renseigner toutes les questions de la section 19, prière de prendre Non (s19q03) au cas ou le ménage ne possède cet article au lieu de laisser le champs non renseigner. </w:t>
-        <w:br/>
-        <w:t xml:space="preserve">- Prière de renseigner toutes les questions de la section 19, prière de prendre Non (s19q03) au cas ou le ménage ne possède cet article au lieu de laisser le champs non renseigner. </w:t>
-        <w:br/>
-        <w:t xml:space="preserve">- Prière de renseigner toutes les questions de la section 19, prière de prendre Non (s19q03) au cas ou le ménage ne possède cet article au lieu de laisser le champs non renseigner. </w:t>
-        <w:br/>
-        <w:t xml:space="preserve">- Prière de renseigner toutes les questions de la section 19, prière de prendre Non (s19q03) au cas ou le ménage ne possède cet article au lieu de laisser le champs non renseigner. </w:t>
-        <w:br/>
-        <w:t xml:space="preserve">- Prière de renseigner toutes les questions de la section 19, prière de prendre Non (s19q03) au cas ou le ménage ne possède cet article au lieu de laisser le champs non renseigner. </w:t>
-        <w:br/>
-        <w:t xml:space="preserve">- Prière de renseigner toutes les questions de la section 19, prière de prendre Non (s19q03) au cas ou le ménage ne possède cet article au lieu de laisser le champs non renseigner. </w:t>
-        <w:br/>
-        <w:t xml:space="preserve">- Prière de renseigner toutes les questions de la section 19, prière de prendre Non (s19q03) au cas ou le ménage ne possède cet article au lieu de laisser le champs non renseigner. </w:t>
-        <w:br/>
-        <w:t xml:space="preserve">- Prière de renseigner toutes les questions de la section 19, prière de prendre Non (s19q03) au cas ou le ménage ne possède cet article au lieu de laisser le champs non renseigner. </w:t>
-        <w:br/>
-        <w:t>- Prière de renseigner toutes les questions de la section 19, prière de prendre Non (s19q03) au cas ou le ménage ne possède cet article au lieu de laisser le champs non renseigner.</w:t>
       </w:r>
     </w:p>
     <w:p>
@@ -6809,7 +7576,7 @@
           </w:tcPr>
           <w:p>
             <w:r/>
-            <w:hyperlink r:id="rId18">
+            <w:hyperlink r:id="rId19">
               <w:r>
                 <w:rPr>
                   <w:color w:val="0563C1"/>
@@ -6841,7 +7608,7 @@
         <w:rPr>
           <w:sz w:val="20"/>
         </w:rPr>
-        <w:t>- Prière de renseigner toutes les informations du ménage dans la section 0 avant d'entamer les autres informations. Le questionnaire semble ne pas être complètement fini mais le questionnaire est en statut complet, prière de compléter le questionnaire.</w:t>
+        <w:t>- Le questionnaire semble ne pas être complètement fini mais le questionnaire est en statut complet, prière de compléter le questionnaire.</w:t>
       </w:r>
     </w:p>
     <w:p>
@@ -6876,7 +7643,7 @@
           <w:color w:val="4672C4"/>
           <w:sz w:val="22"/>
         </w:rPr>
-        <w:t>&gt;&gt; Section3 - Sante</w:t>
+        <w:t>&gt;&gt; Section2 - Education</w:t>
       </w:r>
     </w:p>
     <w:p>
@@ -6887,19 +7654,23 @@
         <w:rPr>
           <w:sz w:val="20"/>
         </w:rPr>
-        <w:t xml:space="preserve">- || </w:t>
+        <w:t xml:space="preserve">- Peu probable! ALIOU BA  n'arrive pas  à comprendre un petit texte lu dans une langue locale (s02q03). Veuillez corriger ou donner des explications au QG. Peu probable! ALIOU BA  ne sait ni lire, ni écrire, ni comprendre dans aucune des langues  (s02q01,s02q02,s02q03). Veuillez corriger ou donner des explications au QG. </w:t>
         <w:br/>
-        <w:t xml:space="preserve">- </w:t>
+        <w:t xml:space="preserve">- Peu probable! AMETH BA  n'arrive pas  à comprendre un petit texte lu dans une langue locale (s02q03). Veuillez corriger ou donner des explications au QG. Le montant des autres depenses pour l'année scolaire de AMETH BA est faible ou élevé. veuillez, s'il vous plait, confirmer ces informations avec le QG ou apporter les corrections nécessaires. </w:t>
         <w:br/>
-        <w:t xml:space="preserve">- </w:t>
+        <w:t xml:space="preserve">- Peu probable! AMY BA  n'arrive pas  à comprendre un petit texte lu dans une langue locale (s02q03). Veuillez corriger ou donner des explications au QG. Peu probable! AMY BA  ne sait ni lire, ni écrire, ni comprendre dans aucune des langues  (s02q01,s02q02,s02q03). Veuillez corriger ou donner des explications au QG. Peu plausible AMY BA fréquente au minimum le fondamental 1 mais ne sait ni lire ni comprendre la langue française, prière de corriger ou de confirmer avec le QG merci. Le montant des autres depenses pour l'année scolaire de AMY BA est faible ou élevé. veuillez, s'il vous plait, confirmer ces informations avec le QG ou apporter les corrections nécessaires. </w:t>
         <w:br/>
-        <w:t xml:space="preserve">- </w:t>
+        <w:t xml:space="preserve">- Peu probable! BINETA BA  n'arrive pas  à comprendre un petit texte lu dans une langue locale (s02q03). Veuillez corriger ou donner des explications au QG. Peu probable! BINETA BA  ne sait ni lire, ni écrire, ni comprendre dans aucune des langues  (s02q01,s02q02,s02q03). Veuillez corriger ou donner des explications au QG. </w:t>
         <w:br/>
-        <w:t xml:space="preserve">- </w:t>
+        <w:t xml:space="preserve">- Peu probable! DAOUDA BA  n'arrive pas  à comprendre un petit texte lu dans une langue locale (s02q03). Veuillez corriger ou donner des explications au QG. Peu probable! DAOUDA BA  ne sait ni lire, ni écrire, ni comprendre dans aucune des langues  (s02q01,s02q02,s02q03). Veuillez corriger ou donner des explications au QG. </w:t>
         <w:br/>
-        <w:t xml:space="preserve">- </w:t>
+        <w:t xml:space="preserve">- Peu probable! DEMBA BA  n'arrive pas  à comprendre un petit texte lu dans une langue locale (s02q03). Veuillez corriger ou donner des explications au QG. Peu probable! DEMBA BA  ne sait ni lire, ni écrire, ni comprendre dans aucune des langues  (s02q01,s02q02,s02q03). Veuillez corriger ou donner des explications au QG. </w:t>
         <w:br/>
-        <w:t>- La section n'est pas renseignée pour BINETA BA, prière de la renseigner.</w:t>
+        <w:t xml:space="preserve">- Peu probable! IDY  BA  n'arrive pas  à comprendre un petit texte lu dans une langue locale (s02q03). Veuillez corriger ou donner des explications au QG. La raison principale que IDY  BA n'a pas fait des études dans une école formelle est daara coranique et semble exister dans les modalités, prière de prendre attache avec le QG pour plus d'explication afin de la classer bien. </w:t>
+        <w:br/>
+        <w:t xml:space="preserve">- Peu probable! MANSOUR BA  n'arrive pas  à comprendre un petit texte lu dans une langue locale (s02q03). Veuillez corriger ou donner des explications au QG. Dans les milieux ruraux les frais d'uniformes de MANSOUR BA sont peut-être obligatoire et sont payés aussi dans les écoles privés, prière de verifier pour corriger ou confirmer avec le QG. </w:t>
+        <w:br/>
+        <w:t>- Peu probable! OMAR BA  n'arrive pas  à comprendre un petit texte lu dans une langue locale (s02q03). Veuillez corriger ou donner des explications au QG.</w:t>
       </w:r>
     </w:p>
     <w:p>
@@ -6920,7 +7691,13 @@
         <w:rPr>
           <w:sz w:val="20"/>
         </w:rPr>
-        <w:t>- AvertissementDEMBA BA  travaille mais les questions relatives à son emploi principal ne sont pas renseignées à 100%, prière de les renseigner. Vous avez sélectionné l'option 'Ne sait pas' pour la catégorie socioprofessionnelle de DEMBA BA ou vous ne l'avez pas renseigné. prière de corriger.</w:t>
+        <w:t xml:space="preserve">- OMAR BA est un agriculteur dans un milieu rural donc il travaille principalement  pour son propre compte ou contribue à une entreprise familiale, prière de regarder la question s04q46.  Incohérence! OMAR BA  evolue dans l'agriculture mais est  considéré comme salarié ou stagiaire/apprenti non renuméré, prière de revoir la question s04q46 et corriger. Avertissement!!! OMAR BA enquêté dans l'emploi principale n'a pas declaré son salaire prière de fournir plus d'effort pour lui demander son salire, vous pouvez utiliser des stratégies pour faire une estimation ou demander des conseils au QG. Avertissement!!! OMAR BA enquêté dans l'emploi principale n'a pas declaré son revenu prière de fournir plus d'effort pour lui demander son revenu, vous pouvez utiliser des stratégies pour faire une estimation ou demander des conseils au QG. </w:t>
+        <w:br/>
+        <w:t xml:space="preserve">- Attention ! Le nombre de jours que MANSOUR BA a travaillés par mois semble être inférieur à 15. Veuillez, s'il vous plaît, confirmer cette information.  Incohérence! MANSOUR BA  evolue dans l'agriculture mais est  considéré comme salarié ou stagiaire/apprenti non renuméré, prière de revoir la question s04q46 et corriger. </w:t>
+        <w:br/>
+        <w:t xml:space="preserve">- Avertissement!!! ALIOU BA enquêté dans l'emploi principale n'a pas declaré son salaire prière de fournir plus d'effort pour lui demander son salire, vous pouvez utiliser des stratégies pour faire une estimation ou demander des conseils au QG. Avertissement!!! ALIOU BA enquêté dans l'emploi principale n'a pas declaré son revenu prière de fournir plus d'effort pour lui demander son revenu, vous pouvez utiliser des stratégies pour faire une estimation ou demander des conseils au QG. </w:t>
+        <w:br/>
+        <w:t>- Prière de changer la branche d'activité de DEMBA BA, les agriculteurs dont leurs cultures est principalement destiné à la consommation du ménage sont des (Agriculteurs, subsistances) et ceux qui le font avec l'élevage sont des (Agriculteurs et eleveurs, subsistances)</w:t>
       </w:r>
     </w:p>
     <w:p>
@@ -6930,7 +7707,7 @@
           <w:color w:val="4672C4"/>
           <w:sz w:val="22"/>
         </w:rPr>
-        <w:t>&gt;&gt; Section7a1 - Repas pris a l'exterieur du menage</w:t>
+        <w:t>&gt;&gt; Section4c - Emploi - Activite secondaire</w:t>
       </w:r>
     </w:p>
     <w:p>
@@ -6941,7 +7718,7 @@
         <w:rPr>
           <w:sz w:val="20"/>
         </w:rPr>
-        <w:t>- Attention ! La section sur le repas pris à l'extérieur du ménage n'est pas renseignée à 100 %. Prière de vérifier l'ensemble des questions relatives à cette section et de les renseigner en totalité.</w:t>
+        <w:t>- Attention! le nombre d'heure que DEMBA BA a travaillé par jour semble faible, veuillez s'il vous plait confirmer cette information avec le QG. Avertissement!!! DEMBA BA enquêté dans l'emploi principale n'a pas declaré son revenu prière de fournir plus d'effort pour lui demander son revenu, vous pouvez utiliser des stratégies pour faire une estimation ou demander des conseils au QG.</w:t>
       </w:r>
     </w:p>
     <w:p>
@@ -6951,7 +7728,7 @@
           <w:color w:val="4672C4"/>
           <w:sz w:val="22"/>
         </w:rPr>
-        <w:t>&gt;&gt; Section7a2 - Repas pris a l'exterieur du menage</w:t>
+        <w:t>&gt;&gt; Section7b - Consommation alimentaire - 7 jours</w:t>
       </w:r>
     </w:p>
     <w:p>
@@ -6962,23 +7739,7 @@
         <w:rPr>
           <w:sz w:val="20"/>
         </w:rPr>
-        <w:t xml:space="preserve">- La section sur le repas pris à l'extérieur du ménage du membre ALIOU BA n'est pas renseignée à 100 %. Prière de vérifier l'ensemble des questions relatives à ce membre et de les renseigner en totalité. </w:t>
-        <w:br/>
-        <w:t xml:space="preserve">- La section sur le repas pris à l'extérieur du ménage du membre AMETH BA n'est pas renseignée à 100 %. Prière de vérifier l'ensemble des questions relatives à ce membre et de les renseigner en totalité. </w:t>
-        <w:br/>
-        <w:t xml:space="preserve">- La section sur le repas pris à l'extérieur du ménage du membre AMY BA n'est pas renseignée à 100 %. Prière de vérifier l'ensemble des questions relatives à ce membre et de les renseigner en totalité. </w:t>
-        <w:br/>
-        <w:t xml:space="preserve">- La section sur le repas pris à l'extérieur du ménage du membre BINETA BA n'est pas renseignée à 100 %. Prière de vérifier l'ensemble des questions relatives à ce membre et de les renseigner en totalité. </w:t>
-        <w:br/>
-        <w:t xml:space="preserve">- La section sur le repas pris à l'extérieur du ménage du membre DAOUDA BA n'est pas renseignée à 100 %. Prière de vérifier l'ensemble des questions relatives à ce membre et de les renseigner en totalité. </w:t>
-        <w:br/>
-        <w:t xml:space="preserve">- La section sur le repas pris à l'extérieur du ménage du membre DEMBA BA n'est pas renseignée à 100 %. Prière de vérifier l'ensemble des questions relatives à ce membre et de les renseigner en totalité. </w:t>
-        <w:br/>
-        <w:t xml:space="preserve">- La section sur le repas pris à l'extérieur du ménage du membre IDY  BA n'est pas renseignée à 100 %. Prière de vérifier l'ensemble des questions relatives à ce membre et de les renseigner en totalité. </w:t>
-        <w:br/>
-        <w:t xml:space="preserve">- La section sur le repas pris à l'extérieur du ménage du membre MANSOUR BA n'est pas renseignée à 100 %. Prière de vérifier l'ensemble des questions relatives à ce membre et de les renseigner en totalité. </w:t>
-        <w:br/>
-        <w:t>- La section sur le repas pris à l'extérieur du ménage du membre OMAR BA n'est pas renseignée à 100 %. Prière de vérifier l'ensemble des questions relatives à ce membre et de les renseigner en totalité.</w:t>
+        <w:t>- Attention ! Le prix unitaire d'achat (150 Fcfa) de Manioc en tubercules en Pièce (Moyen) est relativement élevé par rapport aux autres prix observés dans cette zone. Prière de corriger ou de confirmer avec le QG. Attention ! Soupçons de quantité anormale! Le ménage de DEMBA BA avec une taille de 9 personnes a consommé 14 Pièce en Moyen de Choux qui est relativement élevé comme consommation par rapport à la condition de vie des autres ménages de même taille dans cette zone. Prière de corriger ou de confirmer avec le QG. Attention ! Soupçons de quantité anormale! Le ménage de DEMBA BA avec une taille de 9 personnes a consommé 7 Kg en taille unique de Sucre en poudre  qui est relativement élevé comme consommation par rapport à la condition de vie des autres ménages de même taille dans cette zone. Prière de corriger ou de confirmer avec le QG. Attention ! Soupçons de quantité anormale! Le ménage de DEMBA BA avec une taille de 9 personnes a consommé 9 Sachets en Petit de Piment séché qui est relativement élevé comme consommation par rapport à la condition de vie des autres ménages de même taille dans cette zone. Prière de corriger ou de confirmer avec le QG. Avertissement!! La quantité (3.5 litre) du produit Huile d'arachide raffinée consommée  par le ménage semble très élevé, prière de corriger ou confirmer avec le QG. Avertissement!!! Le ménage a consommé 7 Paquet Petit de Thé en sachet, cette quantité semble anormale pour une consommation des 7 derniers jours.Prière de corriger ou de confirmer avec le QG. Avertissement!! le prix unitaire (100 Fcfa) de Thé en sachet (unité: Paquet) de taille Petit est très faible ou élevé. Prière de corriger ou de confirmer avec le QG. Avertissement!!! Le ménage a consommé 9 Pièce Moyen de Capitaine frais, cette quantité semble anormale pour une consommation des 7 derniers jours.Prière de corriger ou de confirmer avec le QG. Avertissement!!! Le ménage a consommé 9 Pièce Petit de Carpe séchée, cette quantité semble anormale pour une consommation des 7 derniers jours.Prière de corriger ou de confirmer avec le QG. Incohérence!! Dans ce ménage, chaque individus consomme par jour 42.3473 Kg  de cereale; Prière de revoir les quantités prises de ces produits. Incohérence!! Dans ce ménage, chaque individus consomme par jour 42.3473 Kg  de cereale; Prière de revoir les quantités prises de ces produits.</w:t>
       </w:r>
     </w:p>
     <w:p>
@@ -7030,6 +7791,29 @@
           <w:color w:val="4672C4"/>
           <w:sz w:val="22"/>
         </w:rPr>
+        <w:t>&gt;&gt; Section13a - Transferts recus</w:t>
+      </w:r>
+    </w:p>
+    <w:p>
+      <w:pPr>
+        <w:ind w:left="283"/>
+      </w:pPr>
+      <w:r>
+        <w:rPr>
+          <w:sz w:val="20"/>
+        </w:rPr>
+        <w:t xml:space="preserve">- L'enquêteur prière de fournir d'effort pour avoir le niveau d'étude et l'âge de celui qui a envoyé/donné de l'argent dans la section 13a (Transfert reçu). L'âge de celui qui a envoyé/donné de l'argent dans la section 13a (Transfert reçu) semble  élévé, prière de corriger ou confirmer ave le QG. </w:t>
+        <w:br/>
+        <w:t>- L'enquêteur prière de fournir d'effort pour avoir le niveau d'étude et l'âge de celui qui a envoyé/donné de l'argent dans la section 13a (Transfert reçu). L'âge de celui qui a envoyé/donné de l'argent dans la section 13a (Transfert reçu) semble  élévé, prière de corriger ou confirmer ave le QG.</w:t>
+      </w:r>
+    </w:p>
+    <w:p>
+      <w:r>
+        <w:rPr>
+          <w:b/>
+          <w:color w:val="4672C4"/>
+          <w:sz w:val="22"/>
+        </w:rPr>
         <w:t>&gt;&gt; Section14 - Chocs</w:t>
       </w:r>
     </w:p>
@@ -7062,7 +7846,32 @@
         <w:rPr>
           <w:sz w:val="20"/>
         </w:rPr>
-        <w:t>- La quantité de fumure appliquée dans la parcelle CHOUX est de 98  qui semble élevé ou ne sait pas, prière de fournir d'effort pour estimer la quantité afin de corriger. La quantité d'utilisation de NPK dans la parcelle CHOUX est de 1500 Kilogramme et semble élevé, prière de corriger. Le nombre d'homme de 15 ans et plus (.a) non membre du ménage de DEMBA BA ayant travaillé dans la parcelle CHOUX pour la période d'entretien du sol semble élevé, prière de corriger. Le nombre de femme de 15 ans et plus (.a) non membre du ménage de DEMBA BA ayant travaillé dans la parcelle CHOUX pour la période d'entretien du sol semble élevé, prière de corriger. Le nombre de Garçon moins de 15 ans (.a) non membre du ménage de DEMBA BA ayant travaillé dans la parcelle CHOUX pour la période d'entretien du sol semble élevé, prière de corriger. Le nombre de filles moins de 15 ans (.a) non membre du ménage de DEMBA BA ayant travaillé dans la parcelle CHOUX pour la période d'entretien du sol semble élevé, prière de corriger. Le nombre de personnes toutes catégories confondues des main-d'oeuvre non-familiale sur la parcelle CHOUX au cours de la campagne pour la période d'entretien du sol (sarclage, etc.) est de 0 personnes qui semble faible ou élevé. Merci de corriger. Le nombre de jours total de la main-d'oeuvre non-familiale sur cette parcelle CHOUX au cours de la campagne pour la période d'entretien du sol (sarclage, etc.) est de 0 jours qui semble faible ou élevé. Merci de corriger. Le salaire total payé de toutes catégories confondues par le ménage DEMBA BA pour la main-d'oeuvre non-familiale sur la parcelle CHOUX au cours de la campagne pour la période d'entretien du sol (sarclage, etc.) est de 0 qui semble élevé ou faible. Merci de corriger. La superficie de la parcelle CHOUX selon les mesures GPS est de 150 hectare qui semble élevé ou faible, prière de corriger. Le document légal (titre, acte, certificat etc. ) qui affirme votre possession de la parcelle CHOUX est  et semble exister dans les modalités, prière de prendre attache avec le QG pour plus d'explication afin de la classer bien.</w:t>
+        <w:t>- La quantité de fumure appliquée dans la parcelle CHOUX est de 98  qui semble élevé ou ne sait pas, prière de fournir d'effort pour estimer la quantité afin de corriger. La quantité d'utilisation de NPK dans la parcelle CHOUX est de 1500 Kilogramme et semble élevé, prière de corriger. Le nombre de jours total de la main-d'oeuvre non-familiale sur cette parcelle CHOUX au cours de la campagne pour la période d'entretien du sol (sarclage, etc.) est de 60 jours qui semble faible ou élevé. Merci de corriger. Le salaire total payé de toutes catégories confondues par le ménage DEMBA BA pour la main-d'oeuvre non-familiale sur la parcelle CHOUX au cours de la campagne pour la période d'entretien du sol (sarclage, etc.) est de 300000 qui semble élevé ou faible. Merci de corriger. Le salaire total payé de toutes catégories confondues par le ménage DEMBA BA pour la main-d'oeuvre non-familiale sur la parcelle CHOUX au cours de la campagne pour la période des récoltes est de 300000 qui semble élevé ou faible. Merci de corriger. Le salaire d'un homme de 15ans et plus ayant travaillé sur la parcelle CHOUX par jours au moment de la période des récoltes est de 42857.14 FCFA qui semble faible ou  élevé, prière de corriger. Le document légal (titre, acte, certificat etc. ) qui affirme votre possession de la parcelle CHOUX est  et semble exister dans les modalités, prière de prendre attache avec le QG pour plus d'explication afin de la classer bien. La raison principale de la non mesure de la parcelle CHOUX est route impraticable pour acceder au champ et semble exister dans les modalités, prière de prendre attache avec le QG pour plus d'explication afin de la classer bien.</w:t>
+      </w:r>
+    </w:p>
+    <w:p>
+      <w:r>
+        <w:rPr>
+          <w:b/>
+          <w:color w:val="4672C4"/>
+          <w:sz w:val="22"/>
+        </w:rPr>
+        <w:t>&gt;&gt; Section19 - Equipements agricoles</w:t>
+      </w:r>
+    </w:p>
+    <w:p>
+      <w:pPr>
+        <w:ind w:left="283"/>
+      </w:pPr>
+      <w:r>
+        <w:rPr>
+          <w:sz w:val="20"/>
+        </w:rPr>
+        <w:t xml:space="preserve">- Attention ! Machette a été achété à 7000 Fcfa est relativement élevé par rapport aux autres prix d'achat observés dans cette zone. Prière de corriger ou de confirmer avec le QG. Attention ! Machette a été revendu à 7000 Fcfa qui est relativement élevé par rapport aux autres prix de revente observés dans cette zone. Prière de corriger ou de confirmer avec le QG. </w:t>
+        <w:br/>
+        <w:t xml:space="preserve">- Attention ! Râteau a été achété à 5000 Fcfa est relativement élevé par rapport aux autres prix d'achat observés dans cette zone. Prière de corriger ou de confirmer avec le QG. Attention ! Râteau a été revendu à 5000 Fcfa qui est relativement élevé par rapport aux autres prix de revente observés dans cette zone. Prière de corriger ou de confirmer avec le QG. </w:t>
+        <w:br/>
+        <w:t>- Avertissement!! L'âge (22 ans)  de Charrettes dans ce ménage semble être élevé, prière de corriger ou confirmer avec le QG. Attention ! Charrettes a été achété à 150000 Fcfa est relativement élevé par rapport aux autres prix d'achat observés dans cette zone. Prière de corriger ou de confirmer avec le QG.</w:t>
       </w:r>
     </w:p>
     <w:p>
